--- a/ADG/08장/8장_실습문제.docx
+++ b/ADG/08장/8장_실습문제.docx
@@ -51,34 +51,34 @@
           <w:rFonts w:ascii="맑은 고딕" w:hAnsi="맑은 고딕" w:eastAsia="맑은 고딕"/>
           <w:sz w:val="21"/>
         </w:rPr>
-        <w:t>① STANDBY_FILE_MANAGEMENT</w:t>
-      </w:r>
-    </w:p>
-    <w:p>
-      <w:r>
-        <w:rPr>
-          <w:rFonts w:ascii="맑은 고딕" w:hAnsi="맑은 고딕" w:eastAsia="맑은 고딕"/>
-          <w:sz w:val="21"/>
-        </w:rPr>
-        <w:t>② DB_FILE_NAME_CONVERT</w:t>
-      </w:r>
-    </w:p>
-    <w:p>
-      <w:r>
-        <w:rPr>
-          <w:rFonts w:ascii="맑은 고딕" w:hAnsi="맑은 고딕" w:eastAsia="맑은 고딕"/>
-          <w:sz w:val="21"/>
-        </w:rPr>
-        <w:t>③ LOG_ARCHIVE_CONFIG</w:t>
-      </w:r>
-    </w:p>
-    <w:p>
-      <w:r>
-        <w:rPr>
-          <w:rFonts w:ascii="맑은 고딕" w:hAnsi="맑은 고딕" w:eastAsia="맑은 고딕"/>
-          <w:sz w:val="21"/>
-        </w:rPr>
-        <w:t>④ FAL_SERVER</w:t>
+        <w:t>① LOG_ARCHIVE_CONFIG</w:t>
+      </w:r>
+    </w:p>
+    <w:p>
+      <w:r>
+        <w:rPr>
+          <w:rFonts w:ascii="맑은 고딕" w:hAnsi="맑은 고딕" w:eastAsia="맑은 고딕"/>
+          <w:sz w:val="21"/>
+        </w:rPr>
+        <w:t>② STANDBY_FILE_MANAGEMENT</w:t>
+      </w:r>
+    </w:p>
+    <w:p>
+      <w:r>
+        <w:rPr>
+          <w:rFonts w:ascii="맑은 고딕" w:hAnsi="맑은 고딕" w:eastAsia="맑은 고딕"/>
+          <w:sz w:val="21"/>
+        </w:rPr>
+        <w:t>③ FAL_SERVER</w:t>
+      </w:r>
+    </w:p>
+    <w:p>
+      <w:r>
+        <w:rPr>
+          <w:rFonts w:ascii="맑은 고딕" w:hAnsi="맑은 고딕" w:eastAsia="맑은 고딕"/>
+          <w:sz w:val="21"/>
+        </w:rPr>
+        <w:t>④ DB_FILE_NAME_CONVERT</w:t>
       </w:r>
     </w:p>
     <w:p>
@@ -105,34 +105,34 @@
           <w:rFonts w:ascii="맑은 고딕" w:hAnsi="맑은 고딕" w:eastAsia="맑은 고딕"/>
           <w:sz w:val="21"/>
         </w:rPr>
-        <w:t>① AUTO 또는 MANUAL</w:t>
-      </w:r>
-    </w:p>
-    <w:p>
-      <w:r>
-        <w:rPr>
-          <w:rFonts w:ascii="맑은 고딕" w:hAnsi="맑은 고딕" w:eastAsia="맑은 고딕"/>
-          <w:sz w:val="21"/>
-        </w:rPr>
-        <w:t>② ON 또는 OFF</w:t>
-      </w:r>
-    </w:p>
-    <w:p>
-      <w:r>
-        <w:rPr>
-          <w:rFonts w:ascii="맑은 고딕" w:hAnsi="맑은 고딕" w:eastAsia="맑은 고딕"/>
-          <w:sz w:val="21"/>
-        </w:rPr>
-        <w:t>③ TRUE 또는 FALSE</w:t>
-      </w:r>
-    </w:p>
-    <w:p>
-      <w:r>
-        <w:rPr>
-          <w:rFonts w:ascii="맑은 고딕" w:hAnsi="맑은 고딕" w:eastAsia="맑은 고딕"/>
-          <w:sz w:val="21"/>
-        </w:rPr>
-        <w:t>④ YES 또는 NO</w:t>
+        <w:t>① TRUE 또는 FALSE</w:t>
+      </w:r>
+    </w:p>
+    <w:p>
+      <w:r>
+        <w:rPr>
+          <w:rFonts w:ascii="맑은 고딕" w:hAnsi="맑은 고딕" w:eastAsia="맑은 고딕"/>
+          <w:sz w:val="21"/>
+        </w:rPr>
+        <w:t>② YES 또는 NO</w:t>
+      </w:r>
+    </w:p>
+    <w:p>
+      <w:r>
+        <w:rPr>
+          <w:rFonts w:ascii="맑은 고딕" w:hAnsi="맑은 고딕" w:eastAsia="맑은 고딕"/>
+          <w:sz w:val="21"/>
+        </w:rPr>
+        <w:t>③ ON 또는 OFF</w:t>
+      </w:r>
+    </w:p>
+    <w:p>
+      <w:r>
+        <w:rPr>
+          <w:rFonts w:ascii="맑은 고딕" w:hAnsi="맑은 고딕" w:eastAsia="맑은 고딕"/>
+          <w:sz w:val="21"/>
+        </w:rPr>
+        <w:t>④ AUTO 또는 MANUAL</w:t>
       </w:r>
     </w:p>
     <w:p>
@@ -159,25 +159,25 @@
           <w:rFonts w:ascii="맑은 고딕" w:hAnsi="맑은 고딕" w:eastAsia="맑은 고딕"/>
           <w:sz w:val="21"/>
         </w:rPr>
-        <w:t>① Standby 쪽 값</w:t>
-      </w:r>
-    </w:p>
-    <w:p>
-      <w:r>
-        <w:rPr>
-          <w:rFonts w:ascii="맑은 고딕" w:hAnsi="맑은 고딕" w:eastAsia="맑은 고딕"/>
-          <w:sz w:val="21"/>
-        </w:rPr>
-        <w:t>② Primary 쪽 값</w:t>
-      </w:r>
-    </w:p>
-    <w:p>
-      <w:r>
-        <w:rPr>
-          <w:rFonts w:ascii="맑은 고딕" w:hAnsi="맑은 고딕" w:eastAsia="맑은 고딕"/>
-          <w:sz w:val="21"/>
-        </w:rPr>
-        <w:t>③ 둘 중 큰 값</w:t>
+        <w:t>① Primary 쪽 값</w:t>
+      </w:r>
+    </w:p>
+    <w:p>
+      <w:r>
+        <w:rPr>
+          <w:rFonts w:ascii="맑은 고딕" w:hAnsi="맑은 고딕" w:eastAsia="맑은 고딕"/>
+          <w:sz w:val="21"/>
+        </w:rPr>
+        <w:t>② 둘 중 큰 값</w:t>
+      </w:r>
+    </w:p>
+    <w:p>
+      <w:r>
+        <w:rPr>
+          <w:rFonts w:ascii="맑은 고딕" w:hAnsi="맑은 고딕" w:eastAsia="맑은 고딕"/>
+          <w:sz w:val="21"/>
+        </w:rPr>
+        <w:t>③ Standby 쪽 값</w:t>
       </w:r>
     </w:p>
     <w:p>
@@ -222,16 +222,16 @@
           <w:rFonts w:ascii="맑은 고딕" w:hAnsi="맑은 고딕" w:eastAsia="맑은 고딕"/>
           <w:sz w:val="21"/>
         </w:rPr>
-        <w:t>② 정상 생성된다</w:t>
-      </w:r>
-    </w:p>
-    <w:p>
-      <w:r>
-        <w:rPr>
-          <w:rFonts w:ascii="맑은 고딕" w:hAnsi="맑은 고딕" w:eastAsia="맑은 고딕"/>
-          <w:sz w:val="21"/>
-        </w:rPr>
-        <w:t>③ ORA-1274</w:t>
+        <w:t>② ORA-1274</w:t>
+      </w:r>
+    </w:p>
+    <w:p>
+      <w:r>
+        <w:rPr>
+          <w:rFonts w:ascii="맑은 고딕" w:hAnsi="맑은 고딕" w:eastAsia="맑은 고딕"/>
+          <w:sz w:val="21"/>
+        </w:rPr>
+        <w:t>③ 정상 생성된다</w:t>
       </w:r>
     </w:p>
     <w:p>
@@ -267,16 +267,718 @@
           <w:rFonts w:ascii="맑은 고딕" w:hAnsi="맑은 고딕" w:eastAsia="맑은 고딕"/>
           <w:sz w:val="21"/>
         </w:rPr>
-        <w:t>① 자동으로 같은 파일을 만든다</w:t>
-      </w:r>
-    </w:p>
-    <w:p>
-      <w:r>
-        <w:rPr>
-          <w:rFonts w:ascii="맑은 고딕" w:hAnsi="맑은 고딕" w:eastAsia="맑은 고딕"/>
-          <w:sz w:val="21"/>
-        </w:rPr>
-        <w:t>② 아무 일도 하지 않는다</w:t>
+        <w:t>① 적용이 멈춘다</w:t>
+      </w:r>
+    </w:p>
+    <w:p>
+      <w:r>
+        <w:rPr>
+          <w:rFonts w:ascii="맑은 고딕" w:hAnsi="맑은 고딕" w:eastAsia="맑은 고딕"/>
+          <w:sz w:val="21"/>
+        </w:rPr>
+        <w:t>② 오류를 낸다</w:t>
+      </w:r>
+    </w:p>
+    <w:p>
+      <w:r>
+        <w:rPr>
+          <w:rFonts w:ascii="맑은 고딕" w:hAnsi="맑은 고딕" w:eastAsia="맑은 고딕"/>
+          <w:sz w:val="21"/>
+        </w:rPr>
+        <w:t>③ 아무 일도 하지 않는다</w:t>
+      </w:r>
+    </w:p>
+    <w:p>
+      <w:r>
+        <w:rPr>
+          <w:rFonts w:ascii="맑은 고딕" w:hAnsi="맑은 고딕" w:eastAsia="맑은 고딕"/>
+          <w:sz w:val="21"/>
+        </w:rPr>
+        <w:t>④ 자동으로 같은 파일을 만든다</w:t>
+      </w:r>
+    </w:p>
+    <w:p>
+      <w:r>
+        <w:rPr>
+          <w:rFonts w:ascii="맑은 고딕" w:hAnsi="맑은 고딕" w:eastAsia="맑은 고딕"/>
+          <w:sz w:val="21"/>
+        </w:rPr>
+        <w:t>하-06 · 객관식</w:t>
+      </w:r>
+    </w:p>
+    <w:p>
+      <w:r>
+        <w:rPr>
+          <w:rFonts w:ascii="맑은 고딕" w:hAnsi="맑은 고딕" w:eastAsia="맑은 고딕"/>
+          <w:sz w:val="21"/>
+        </w:rPr>
+        <w:t>[하-06] 실습 환경에서 Primary 파일이 `dg_ts1_01.dbf`일 때 Standby 파일 이름은?</w:t>
+      </w:r>
+    </w:p>
+    <w:p>
+      <w:r>
+        <w:rPr>
+          <w:rFonts w:ascii="맑은 고딕" w:hAnsi="맑은 고딕" w:eastAsia="맑은 고딕"/>
+          <w:sz w:val="21"/>
+        </w:rPr>
+        <w:t>① o1_mf_dg_ts1_o8z7v7lh_.dbf</w:t>
+      </w:r>
+    </w:p>
+    <w:p>
+      <w:r>
+        <w:rPr>
+          <w:rFonts w:ascii="맑은 고딕" w:hAnsi="맑은 고딕" w:eastAsia="맑은 고딕"/>
+          <w:sz w:val="21"/>
+        </w:rPr>
+        <w:t>② UNNAMED00014</w:t>
+      </w:r>
+    </w:p>
+    <w:p>
+      <w:r>
+        <w:rPr>
+          <w:rFonts w:ascii="맑은 고딕" w:hAnsi="맑은 고딕" w:eastAsia="맑은 고딕"/>
+          <w:sz w:val="21"/>
+        </w:rPr>
+        <w:t>③ dg_ts1_01.dbf</w:t>
+      </w:r>
+    </w:p>
+    <w:p>
+      <w:r>
+        <w:rPr>
+          <w:rFonts w:ascii="맑은 고딕" w:hAnsi="맑은 고딕" w:eastAsia="맑은 고딕"/>
+          <w:sz w:val="21"/>
+        </w:rPr>
+        <w:t>④ o1_mf_system_o8z7v7lh_.dbf</w:t>
+      </w:r>
+    </w:p>
+    <w:p>
+      <w:r>
+        <w:rPr>
+          <w:rFonts w:ascii="맑은 고딕" w:hAnsi="맑은 고딕" w:eastAsia="맑은 고딕"/>
+          <w:sz w:val="21"/>
+        </w:rPr>
+        <w:t>하-07 · 객관식</w:t>
+      </w:r>
+    </w:p>
+    <w:p>
+      <w:r>
+        <w:rPr>
+          <w:rFonts w:ascii="맑은 고딕" w:hAnsi="맑은 고딕" w:eastAsia="맑은 고딕"/>
+          <w:sz w:val="21"/>
+        </w:rPr>
+        <w:t>[하-07] 이름이 다른 이유는?</w:t>
+      </w:r>
+    </w:p>
+    <w:p>
+      <w:r>
+        <w:rPr>
+          <w:rFonts w:ascii="맑은 고딕" w:hAnsi="맑은 고딕" w:eastAsia="맑은 고딕"/>
+          <w:sz w:val="21"/>
+        </w:rPr>
+        <w:t>① Primary는 비OMF이고 Standby는 OMF이기 때문</w:t>
+      </w:r>
+    </w:p>
+    <w:p>
+      <w:r>
+        <w:rPr>
+          <w:rFonts w:ascii="맑은 고딕" w:hAnsi="맑은 고딕" w:eastAsia="맑은 고딕"/>
+          <w:sz w:val="21"/>
+        </w:rPr>
+        <w:t>② 오라클 버그</w:t>
+      </w:r>
+    </w:p>
+    <w:p>
+      <w:r>
+        <w:rPr>
+          <w:rFonts w:ascii="맑은 고딕" w:hAnsi="맑은 고딕" w:eastAsia="맑은 고딕"/>
+          <w:sz w:val="21"/>
+        </w:rPr>
+        <w:t>③ 파일 번호가 다르기 때문</w:t>
+      </w:r>
+    </w:p>
+    <w:p>
+      <w:r>
+        <w:rPr>
+          <w:rFonts w:ascii="맑은 고딕" w:hAnsi="맑은 고딕" w:eastAsia="맑은 고딕"/>
+          <w:sz w:val="21"/>
+        </w:rPr>
+        <w:t>④ 이름이 겹치면 안 되기 때문</w:t>
+      </w:r>
+    </w:p>
+    <w:p>
+      <w:r>
+        <w:rPr>
+          <w:rFonts w:ascii="맑은 고딕" w:hAnsi="맑은 고딕" w:eastAsia="맑은 고딕"/>
+          <w:sz w:val="21"/>
+        </w:rPr>
+        <w:t>하-08 · 객관식</w:t>
+      </w:r>
+    </w:p>
+    <w:p>
+      <w:r>
+        <w:rPr>
+          <w:rFonts w:ascii="맑은 고딕" w:hAnsi="맑은 고딕" w:eastAsia="맑은 고딕"/>
+          <w:sz w:val="21"/>
+        </w:rPr>
+        <w:t>[하-08] Data Guard가 양쪽 파일을 짝지을 때 쓰는 것은?</w:t>
+      </w:r>
+    </w:p>
+    <w:p>
+      <w:r>
+        <w:rPr>
+          <w:rFonts w:ascii="맑은 고딕" w:hAnsi="맑은 고딕" w:eastAsia="맑은 고딕"/>
+          <w:sz w:val="21"/>
+        </w:rPr>
+        <w:t>① 생성 시각</w:t>
+      </w:r>
+    </w:p>
+    <w:p>
+      <w:r>
+        <w:rPr>
+          <w:rFonts w:ascii="맑은 고딕" w:hAnsi="맑은 고딕" w:eastAsia="맑은 고딕"/>
+          <w:sz w:val="21"/>
+        </w:rPr>
+        <w:t>② 파일 크기</w:t>
+      </w:r>
+    </w:p>
+    <w:p>
+      <w:r>
+        <w:rPr>
+          <w:rFonts w:ascii="맑은 고딕" w:hAnsi="맑은 고딕" w:eastAsia="맑은 고딕"/>
+          <w:sz w:val="21"/>
+        </w:rPr>
+        <w:t>③ 파일 번호</w:t>
+      </w:r>
+    </w:p>
+    <w:p>
+      <w:r>
+        <w:rPr>
+          <w:rFonts w:ascii="맑은 고딕" w:hAnsi="맑은 고딕" w:eastAsia="맑은 고딕"/>
+          <w:sz w:val="21"/>
+        </w:rPr>
+        <w:t>④ 파일 이름</w:t>
+      </w:r>
+    </w:p>
+    <w:p>
+      <w:r>
+        <w:rPr>
+          <w:rFonts w:ascii="맑은 고딕" w:hAnsi="맑은 고딕" w:eastAsia="맑은 고딕"/>
+          <w:sz w:val="21"/>
+        </w:rPr>
+        <w:t>하-09 · 객관식</w:t>
+      </w:r>
+    </w:p>
+    <w:p>
+      <w:r>
+        <w:rPr>
+          <w:rFonts w:ascii="맑은 고딕" w:hAnsi="맑은 고딕" w:eastAsia="맑은 고딕"/>
+          <w:sz w:val="21"/>
+        </w:rPr>
+        <w:t>[하-09] 데이터 파일 크기 변경(resize)은 Standby에 반영되는가?</w:t>
+      </w:r>
+    </w:p>
+    <w:p>
+      <w:r>
+        <w:rPr>
+          <w:rFonts w:ascii="맑은 고딕" w:hAnsi="맑은 고딕" w:eastAsia="맑은 고딕"/>
+          <w:sz w:val="21"/>
+        </w:rPr>
+        <w:t>① MANUAL일 때만 반영된다</w:t>
+      </w:r>
+    </w:p>
+    <w:p>
+      <w:r>
+        <w:rPr>
+          <w:rFonts w:ascii="맑은 고딕" w:hAnsi="맑은 고딕" w:eastAsia="맑은 고딕"/>
+          <w:sz w:val="21"/>
+        </w:rPr>
+        <w:t>② 반영되지 않는다</w:t>
+      </w:r>
+    </w:p>
+    <w:p>
+      <w:r>
+        <w:rPr>
+          <w:rFonts w:ascii="맑은 고딕" w:hAnsi="맑은 고딕" w:eastAsia="맑은 고딕"/>
+          <w:sz w:val="21"/>
+        </w:rPr>
+        <w:t>③ 재기동해야 반영된다</w:t>
+      </w:r>
+    </w:p>
+    <w:p>
+      <w:r>
+        <w:rPr>
+          <w:rFonts w:ascii="맑은 고딕" w:hAnsi="맑은 고딕" w:eastAsia="맑은 고딕"/>
+          <w:sz w:val="21"/>
+        </w:rPr>
+        <w:t>④ 반영된다</w:t>
+      </w:r>
+    </w:p>
+    <w:p>
+      <w:r>
+        <w:rPr>
+          <w:rFonts w:ascii="맑은 고딕" w:hAnsi="맑은 고딕" w:eastAsia="맑은 고딕"/>
+          <w:sz w:val="21"/>
+        </w:rPr>
+        <w:t>하-10 · 객관식</w:t>
+      </w:r>
+    </w:p>
+    <w:p>
+      <w:r>
+        <w:rPr>
+          <w:rFonts w:ascii="맑은 고딕" w:hAnsi="맑은 고딕" w:eastAsia="맑은 고딕"/>
+          <w:sz w:val="21"/>
+        </w:rPr>
+        <w:t>[하-10] MANUAL 상태에서 Primary에 테이블스페이스를 만들면 Standby에 생기는 파일 이름은?</w:t>
+      </w:r>
+    </w:p>
+    <w:p>
+      <w:r>
+        <w:rPr>
+          <w:rFonts w:ascii="맑은 고딕" w:hAnsi="맑은 고딕" w:eastAsia="맑은 고딕"/>
+          <w:sz w:val="21"/>
+        </w:rPr>
+        <w:t>① o1_mf_unnamed_...dbf</w:t>
+      </w:r>
+    </w:p>
+    <w:p>
+      <w:r>
+        <w:rPr>
+          <w:rFonts w:ascii="맑은 고딕" w:hAnsi="맑은 고딕" w:eastAsia="맑은 고딕"/>
+          <w:sz w:val="21"/>
+        </w:rPr>
+        <w:t>② MISSING00016</w:t>
+      </w:r>
+    </w:p>
+    <w:p>
+      <w:r>
+        <w:rPr>
+          <w:rFonts w:ascii="맑은 고딕" w:hAnsi="맑은 고딕" w:eastAsia="맑은 고딕"/>
+          <w:sz w:val="21"/>
+        </w:rPr>
+        <w:t>③ UNNAMED00016</w:t>
+      </w:r>
+    </w:p>
+    <w:p>
+      <w:r>
+        <w:rPr>
+          <w:rFonts w:ascii="맑은 고딕" w:hAnsi="맑은 고딕" w:eastAsia="맑은 고딕"/>
+          <w:sz w:val="21"/>
+        </w:rPr>
+        <w:t>④ 아무것도 생기지 않는다</w:t>
+      </w:r>
+    </w:p>
+    <w:p>
+      <w:r>
+        <w:rPr>
+          <w:rFonts w:ascii="맑은 고딕" w:hAnsi="맑은 고딕" w:eastAsia="맑은 고딕"/>
+          <w:sz w:val="21"/>
+        </w:rPr>
+        <w:t>하-11 · 객관식</w:t>
+      </w:r>
+    </w:p>
+    <w:p>
+      <w:r>
+        <w:rPr>
+          <w:rFonts w:ascii="맑은 고딕" w:hAnsi="맑은 고딕" w:eastAsia="맑은 고딕"/>
+          <w:sz w:val="21"/>
+        </w:rPr>
+        <w:t>[하-11] 그 파일이 만들어지는 경로는?</w:t>
+      </w:r>
+    </w:p>
+    <w:p>
+      <w:r>
+        <w:rPr>
+          <w:rFonts w:ascii="맑은 고딕" w:hAnsi="맑은 고딕" w:eastAsia="맑은 고딕"/>
+          <w:sz w:val="21"/>
+        </w:rPr>
+        <w:t>① DB_CREATE_FILE_DEST 아래</w:t>
+      </w:r>
+    </w:p>
+    <w:p>
+      <w:r>
+        <w:rPr>
+          <w:rFonts w:ascii="맑은 고딕" w:hAnsi="맑은 고딕" w:eastAsia="맑은 고딕"/>
+          <w:sz w:val="21"/>
+        </w:rPr>
+        <w:t>② FRA 아래</w:t>
+      </w:r>
+    </w:p>
+    <w:p>
+      <w:r>
+        <w:rPr>
+          <w:rFonts w:ascii="맑은 고딕" w:hAnsi="맑은 고딕" w:eastAsia="맑은 고딕"/>
+          <w:sz w:val="21"/>
+        </w:rPr>
+        <w:t>③ $ORACLE_HOME/dbs</w:t>
+      </w:r>
+    </w:p>
+    <w:p>
+      <w:r>
+        <w:rPr>
+          <w:rFonts w:ascii="맑은 고딕" w:hAnsi="맑은 고딕" w:eastAsia="맑은 고딕"/>
+          <w:sz w:val="21"/>
+        </w:rPr>
+        <w:t>④ /tmp</w:t>
+      </w:r>
+    </w:p>
+    <w:p>
+      <w:r>
+        <w:rPr>
+          <w:rFonts w:ascii="맑은 고딕" w:hAnsi="맑은 고딕" w:eastAsia="맑은 고딕"/>
+          <w:sz w:val="21"/>
+        </w:rPr>
+        <w:t>하-12 · 객관식</w:t>
+      </w:r>
+    </w:p>
+    <w:p>
+      <w:r>
+        <w:rPr>
+          <w:rFonts w:ascii="맑은 고딕" w:hAnsi="맑은 고딕" w:eastAsia="맑은 고딕"/>
+          <w:sz w:val="21"/>
+        </w:rPr>
+        <w:t>[하-12] 그때 MRP를 죽이는 오류 번호는?</w:t>
+      </w:r>
+    </w:p>
+    <w:p>
+      <w:r>
+        <w:rPr>
+          <w:rFonts w:ascii="맑은 고딕" w:hAnsi="맑은 고딕" w:eastAsia="맑은 고딕"/>
+          <w:sz w:val="21"/>
+        </w:rPr>
+        <w:t>① ORA-16000</w:t>
+      </w:r>
+    </w:p>
+    <w:p>
+      <w:r>
+        <w:rPr>
+          <w:rFonts w:ascii="맑은 고딕" w:hAnsi="맑은 고딕" w:eastAsia="맑은 고딕"/>
+          <w:sz w:val="21"/>
+        </w:rPr>
+        <w:t>② ORA-1111</w:t>
+      </w:r>
+    </w:p>
+    <w:p>
+      <w:r>
+        <w:rPr>
+          <w:rFonts w:ascii="맑은 고딕" w:hAnsi="맑은 고딕" w:eastAsia="맑은 고딕"/>
+          <w:sz w:val="21"/>
+        </w:rPr>
+        <w:t>③ ORA-19505</w:t>
+      </w:r>
+    </w:p>
+    <w:p>
+      <w:r>
+        <w:rPr>
+          <w:rFonts w:ascii="맑은 고딕" w:hAnsi="맑은 고딕" w:eastAsia="맑은 고딕"/>
+          <w:sz w:val="21"/>
+        </w:rPr>
+        <w:t>④ ORA-1274</w:t>
+      </w:r>
+    </w:p>
+    <w:p>
+      <w:r>
+        <w:rPr>
+          <w:rFonts w:ascii="맑은 고딕" w:hAnsi="맑은 고딕" w:eastAsia="맑은 고딕"/>
+          <w:sz w:val="21"/>
+        </w:rPr>
+        <w:t>하-13 · 객관식</w:t>
+      </w:r>
+    </w:p>
+    <w:p>
+      <w:r>
+        <w:rPr>
+          <w:rFonts w:ascii="맑은 고딕" w:hAnsi="맑은 고딕" w:eastAsia="맑은 고딕"/>
+          <w:sz w:val="21"/>
+        </w:rPr>
+        <w:t>[하-13] AUTO로 되돌리고 MRP를 다시 켜면 나오는 오류는?</w:t>
+      </w:r>
+    </w:p>
+    <w:p>
+      <w:r>
+        <w:rPr>
+          <w:rFonts w:ascii="맑은 고딕" w:hAnsi="맑은 고딕" w:eastAsia="맑은 고딕"/>
+          <w:sz w:val="21"/>
+        </w:rPr>
+        <w:t>① ORA-1111</w:t>
+      </w:r>
+    </w:p>
+    <w:p>
+      <w:r>
+        <w:rPr>
+          <w:rFonts w:ascii="맑은 고딕" w:hAnsi="맑은 고딕" w:eastAsia="맑은 고딕"/>
+          <w:sz w:val="21"/>
+        </w:rPr>
+        <w:t>② ORA-1274</w:t>
+      </w:r>
+    </w:p>
+    <w:p>
+      <w:r>
+        <w:rPr>
+          <w:rFonts w:ascii="맑은 고딕" w:hAnsi="맑은 고딕" w:eastAsia="맑은 고딕"/>
+          <w:sz w:val="21"/>
+        </w:rPr>
+        <w:t>③ ORA-16136</w:t>
+      </w:r>
+    </w:p>
+    <w:p>
+      <w:r>
+        <w:rPr>
+          <w:rFonts w:ascii="맑은 고딕" w:hAnsi="맑은 고딕" w:eastAsia="맑은 고딕"/>
+          <w:sz w:val="21"/>
+        </w:rPr>
+        <w:t>④ 정상 동작한다</w:t>
+      </w:r>
+    </w:p>
+    <w:p>
+      <w:r>
+        <w:rPr>
+          <w:rFonts w:ascii="맑은 고딕" w:hAnsi="맑은 고딕" w:eastAsia="맑은 고딕"/>
+          <w:sz w:val="21"/>
+        </w:rPr>
+        <w:t>하-14 · 객관식</w:t>
+      </w:r>
+    </w:p>
+    <w:p>
+      <w:r>
+        <w:rPr>
+          <w:rFonts w:ascii="맑은 고딕" w:hAnsi="맑은 고딕" w:eastAsia="맑은 고딕"/>
+          <w:sz w:val="21"/>
+        </w:rPr>
+        <w:t>[하-14] UNNAMED 파일을 복구하는 명령은?</w:t>
+      </w:r>
+    </w:p>
+    <w:p>
+      <w:r>
+        <w:rPr>
+          <w:rFonts w:ascii="맑은 고딕" w:hAnsi="맑은 고딕" w:eastAsia="맑은 고딕"/>
+          <w:sz w:val="21"/>
+        </w:rPr>
+        <w:t>① RMAN RESTORE DATAFILE</w:t>
+      </w:r>
+    </w:p>
+    <w:p>
+      <w:r>
+        <w:rPr>
+          <w:rFonts w:ascii="맑은 고딕" w:hAnsi="맑은 고딕" w:eastAsia="맑은 고딕"/>
+          <w:sz w:val="21"/>
+        </w:rPr>
+        <w:t>② ALTER DATABASE CREATE DATAFILE ... AS NEW</w:t>
+      </w:r>
+    </w:p>
+    <w:p>
+      <w:r>
+        <w:rPr>
+          <w:rFonts w:ascii="맑은 고딕" w:hAnsi="맑은 고딕" w:eastAsia="맑은 고딕"/>
+          <w:sz w:val="21"/>
+        </w:rPr>
+        <w:t>③ ALTER SYSTEM CREATE FILE</w:t>
+      </w:r>
+    </w:p>
+    <w:p>
+      <w:r>
+        <w:rPr>
+          <w:rFonts w:ascii="맑은 고딕" w:hAnsi="맑은 고딕" w:eastAsia="맑은 고딕"/>
+          <w:sz w:val="21"/>
+        </w:rPr>
+        <w:t>④ ALTER DATABASE RECOVER DATAFILE</w:t>
+      </w:r>
+    </w:p>
+    <w:p>
+      <w:r>
+        <w:rPr>
+          <w:rFonts w:ascii="맑은 고딕" w:hAnsi="맑은 고딕" w:eastAsia="맑은 고딕"/>
+          <w:sz w:val="21"/>
+        </w:rPr>
+        <w:t>하-15 · 객관식</w:t>
+      </w:r>
+    </w:p>
+    <w:p>
+      <w:r>
+        <w:rPr>
+          <w:rFonts w:ascii="맑은 고딕" w:hAnsi="맑은 고딕" w:eastAsia="맑은 고딕"/>
+          <w:sz w:val="21"/>
+        </w:rPr>
+        <w:t>[하-15] 복구 작업 중 STANDBY_FILE_MANAGEMENT를 어떻게 두는가?</w:t>
+      </w:r>
+    </w:p>
+    <w:p>
+      <w:r>
+        <w:rPr>
+          <w:rFonts w:ascii="맑은 고딕" w:hAnsi="맑은 고딕" w:eastAsia="맑은 고딕"/>
+          <w:sz w:val="21"/>
+        </w:rPr>
+        <w:t>① 무관하다</w:t>
+      </w:r>
+    </w:p>
+    <w:p>
+      <w:r>
+        <w:rPr>
+          <w:rFonts w:ascii="맑은 고딕" w:hAnsi="맑은 고딕" w:eastAsia="맑은 고딕"/>
+          <w:sz w:val="21"/>
+        </w:rPr>
+        <w:t>② 계속 AUTO</w:t>
+      </w:r>
+    </w:p>
+    <w:p>
+      <w:r>
+        <w:rPr>
+          <w:rFonts w:ascii="맑은 고딕" w:hAnsi="맑은 고딕" w:eastAsia="맑은 고딕"/>
+          <w:sz w:val="21"/>
+        </w:rPr>
+        <w:t>③ 작업 동안만 MANUAL, 끝나면 AUTO</w:t>
+      </w:r>
+    </w:p>
+    <w:p>
+      <w:r>
+        <w:rPr>
+          <w:rFonts w:ascii="맑은 고딕" w:hAnsi="맑은 고딕" w:eastAsia="맑은 고딕"/>
+          <w:sz w:val="21"/>
+        </w:rPr>
+        <w:t>④ 계속 MANUAL</w:t>
+      </w:r>
+    </w:p>
+    <w:p>
+      <w:r>
+        <w:rPr>
+          <w:rFonts w:ascii="맑은 고딕" w:hAnsi="맑은 고딕" w:eastAsia="맑은 고딕"/>
+          <w:sz w:val="21"/>
+        </w:rPr>
+        <w:t>하-16 · 객관식</w:t>
+      </w:r>
+    </w:p>
+    <w:p>
+      <w:r>
+        <w:rPr>
+          <w:rFonts w:ascii="맑은 고딕" w:hAnsi="맑은 고딕" w:eastAsia="맑은 고딕"/>
+          <w:sz w:val="21"/>
+        </w:rPr>
+        <w:t>[하-16] PDB를 Primary에 추가하면 Standby의 OPEN_MODE는?</w:t>
+      </w:r>
+    </w:p>
+    <w:p>
+      <w:r>
+        <w:rPr>
+          <w:rFonts w:ascii="맑은 고딕" w:hAnsi="맑은 고딕" w:eastAsia="맑은 고딕"/>
+          <w:sz w:val="21"/>
+        </w:rPr>
+        <w:t>① 나타나지 않는다</w:t>
+      </w:r>
+    </w:p>
+    <w:p>
+      <w:r>
+        <w:rPr>
+          <w:rFonts w:ascii="맑은 고딕" w:hAnsi="맑은 고딕" w:eastAsia="맑은 고딕"/>
+          <w:sz w:val="21"/>
+        </w:rPr>
+        <w:t>② MOUNTED</w:t>
+      </w:r>
+    </w:p>
+    <w:p>
+      <w:r>
+        <w:rPr>
+          <w:rFonts w:ascii="맑은 고딕" w:hAnsi="맑은 고딕" w:eastAsia="맑은 고딕"/>
+          <w:sz w:val="21"/>
+        </w:rPr>
+        <w:t>③ READ WRITE</w:t>
+      </w:r>
+    </w:p>
+    <w:p>
+      <w:r>
+        <w:rPr>
+          <w:rFonts w:ascii="맑은 고딕" w:hAnsi="맑은 고딕" w:eastAsia="맑은 고딕"/>
+          <w:sz w:val="21"/>
+        </w:rPr>
+        <w:t>④ READ ONLY</w:t>
+      </w:r>
+    </w:p>
+    <w:p>
+      <w:r>
+        <w:rPr>
+          <w:rFonts w:ascii="맑은 고딕" w:hAnsi="맑은 고딕" w:eastAsia="맑은 고딕"/>
+          <w:sz w:val="21"/>
+        </w:rPr>
+        <w:t>하-17 · 객관식</w:t>
+      </w:r>
+    </w:p>
+    <w:p>
+      <w:r>
+        <w:rPr>
+          <w:rFonts w:ascii="맑은 고딕" w:hAnsi="맑은 고딕" w:eastAsia="맑은 고딕"/>
+          <w:sz w:val="21"/>
+        </w:rPr>
+        <w:t>[하-17] Standby에서 MOUNTED 상태인 PDB의 데이터 딕셔너리를 조회하면?</w:t>
+      </w:r>
+    </w:p>
+    <w:p>
+      <w:r>
+        <w:rPr>
+          <w:rFonts w:ascii="맑은 고딕" w:hAnsi="맑은 고딕" w:eastAsia="맑은 고딕"/>
+          <w:sz w:val="21"/>
+        </w:rPr>
+        <w:t>① 정상 조회된다</w:t>
+      </w:r>
+    </w:p>
+    <w:p>
+      <w:r>
+        <w:rPr>
+          <w:rFonts w:ascii="맑은 고딕" w:hAnsi="맑은 고딕" w:eastAsia="맑은 고딕"/>
+          <w:sz w:val="21"/>
+        </w:rPr>
+        <w:t>② ORA-16000</w:t>
+      </w:r>
+    </w:p>
+    <w:p>
+      <w:r>
+        <w:rPr>
+          <w:rFonts w:ascii="맑은 고딕" w:hAnsi="맑은 고딕" w:eastAsia="맑은 고딕"/>
+          <w:sz w:val="21"/>
+        </w:rPr>
+        <w:t>③ ORA-01109</w:t>
+      </w:r>
+    </w:p>
+    <w:p>
+      <w:r>
+        <w:rPr>
+          <w:rFonts w:ascii="맑은 고딕" w:hAnsi="맑은 고딕" w:eastAsia="맑은 고딕"/>
+          <w:sz w:val="21"/>
+        </w:rPr>
+        <w:t>④ ORA-01219</w:t>
+      </w:r>
+    </w:p>
+    <w:p>
+      <w:r>
+        <w:rPr>
+          <w:rFonts w:ascii="맑은 고딕" w:hAnsi="맑은 고딕" w:eastAsia="맑은 고딕"/>
+          <w:sz w:val="21"/>
+        </w:rPr>
+        <w:t>하-18 · 객관식</w:t>
+      </w:r>
+    </w:p>
+    <w:p>
+      <w:r>
+        <w:rPr>
+          <w:rFonts w:ascii="맑은 고딕" w:hAnsi="맑은 고딕" w:eastAsia="맑은 고딕"/>
+          <w:sz w:val="21"/>
+        </w:rPr>
+        <w:t>[하-18] Primary에 온라인 리두 로그 그룹을 추가하면 Standby는?</w:t>
+      </w:r>
+    </w:p>
+    <w:p>
+      <w:r>
+        <w:rPr>
+          <w:rFonts w:ascii="맑은 고딕" w:hAnsi="맑은 고딕" w:eastAsia="맑은 고딕"/>
+          <w:sz w:val="21"/>
+        </w:rPr>
+        <w:t>① 반영되지 않는다</w:t>
+      </w:r>
+    </w:p>
+    <w:p>
+      <w:r>
+        <w:rPr>
+          <w:rFonts w:ascii="맑은 고딕" w:hAnsi="맑은 고딕" w:eastAsia="맑은 고딕"/>
+          <w:sz w:val="21"/>
+        </w:rPr>
+        <w:t>② 오류가 발생한다</w:t>
       </w:r>
     </w:p>
     <w:p>
@@ -294,709 +996,7 @@
           <w:rFonts w:ascii="맑은 고딕" w:hAnsi="맑은 고딕" w:eastAsia="맑은 고딕"/>
           <w:sz w:val="21"/>
         </w:rPr>
-        <w:t>④ 오류를 낸다</w:t>
-      </w:r>
-    </w:p>
-    <w:p>
-      <w:r>
-        <w:rPr>
-          <w:rFonts w:ascii="맑은 고딕" w:hAnsi="맑은 고딕" w:eastAsia="맑은 고딕"/>
-          <w:sz w:val="21"/>
-        </w:rPr>
-        <w:t>하-06 · 객관식</w:t>
-      </w:r>
-    </w:p>
-    <w:p>
-      <w:r>
-        <w:rPr>
-          <w:rFonts w:ascii="맑은 고딕" w:hAnsi="맑은 고딕" w:eastAsia="맑은 고딕"/>
-          <w:sz w:val="21"/>
-        </w:rPr>
-        <w:t>[하-06] 실습 환경에서 Primary 파일이 `dg_ts1_01.dbf`일 때 Standby 파일 이름은?</w:t>
-      </w:r>
-    </w:p>
-    <w:p>
-      <w:r>
-        <w:rPr>
-          <w:rFonts w:ascii="맑은 고딕" w:hAnsi="맑은 고딕" w:eastAsia="맑은 고딕"/>
-          <w:sz w:val="21"/>
-        </w:rPr>
-        <w:t>① o1_mf_dg_ts1_o8z7v7lh_.dbf</w:t>
-      </w:r>
-    </w:p>
-    <w:p>
-      <w:r>
-        <w:rPr>
-          <w:rFonts w:ascii="맑은 고딕" w:hAnsi="맑은 고딕" w:eastAsia="맑은 고딕"/>
-          <w:sz w:val="21"/>
-        </w:rPr>
-        <w:t>② dg_ts1_01.dbf</w:t>
-      </w:r>
-    </w:p>
-    <w:p>
-      <w:r>
-        <w:rPr>
-          <w:rFonts w:ascii="맑은 고딕" w:hAnsi="맑은 고딕" w:eastAsia="맑은 고딕"/>
-          <w:sz w:val="21"/>
-        </w:rPr>
-        <w:t>③ UNNAMED00014</w:t>
-      </w:r>
-    </w:p>
-    <w:p>
-      <w:r>
-        <w:rPr>
-          <w:rFonts w:ascii="맑은 고딕" w:hAnsi="맑은 고딕" w:eastAsia="맑은 고딕"/>
-          <w:sz w:val="21"/>
-        </w:rPr>
-        <w:t>④ o1_mf_system_o8z7v7lh_.dbf</w:t>
-      </w:r>
-    </w:p>
-    <w:p>
-      <w:r>
-        <w:rPr>
-          <w:rFonts w:ascii="맑은 고딕" w:hAnsi="맑은 고딕" w:eastAsia="맑은 고딕"/>
-          <w:sz w:val="21"/>
-        </w:rPr>
-        <w:t>하-07 · 객관식</w:t>
-      </w:r>
-    </w:p>
-    <w:p>
-      <w:r>
-        <w:rPr>
-          <w:rFonts w:ascii="맑은 고딕" w:hAnsi="맑은 고딕" w:eastAsia="맑은 고딕"/>
-          <w:sz w:val="21"/>
-        </w:rPr>
-        <w:t>[하-07] 이름이 다른 이유는?</w:t>
-      </w:r>
-    </w:p>
-    <w:p>
-      <w:r>
-        <w:rPr>
-          <w:rFonts w:ascii="맑은 고딕" w:hAnsi="맑은 고딕" w:eastAsia="맑은 고딕"/>
-          <w:sz w:val="21"/>
-        </w:rPr>
-        <w:t>① Primary는 비OMF이고 Standby는 OMF이기 때문</w:t>
-      </w:r>
-    </w:p>
-    <w:p>
-      <w:r>
-        <w:rPr>
-          <w:rFonts w:ascii="맑은 고딕" w:hAnsi="맑은 고딕" w:eastAsia="맑은 고딕"/>
-          <w:sz w:val="21"/>
-        </w:rPr>
-        <w:t>② 이름이 겹치면 안 되기 때문</w:t>
-      </w:r>
-    </w:p>
-    <w:p>
-      <w:r>
-        <w:rPr>
-          <w:rFonts w:ascii="맑은 고딕" w:hAnsi="맑은 고딕" w:eastAsia="맑은 고딕"/>
-          <w:sz w:val="21"/>
-        </w:rPr>
-        <w:t>③ 오라클 버그</w:t>
-      </w:r>
-    </w:p>
-    <w:p>
-      <w:r>
-        <w:rPr>
-          <w:rFonts w:ascii="맑은 고딕" w:hAnsi="맑은 고딕" w:eastAsia="맑은 고딕"/>
-          <w:sz w:val="21"/>
-        </w:rPr>
-        <w:t>④ 파일 번호가 다르기 때문</w:t>
-      </w:r>
-    </w:p>
-    <w:p>
-      <w:r>
-        <w:rPr>
-          <w:rFonts w:ascii="맑은 고딕" w:hAnsi="맑은 고딕" w:eastAsia="맑은 고딕"/>
-          <w:sz w:val="21"/>
-        </w:rPr>
-        <w:t>하-08 · 객관식</w:t>
-      </w:r>
-    </w:p>
-    <w:p>
-      <w:r>
-        <w:rPr>
-          <w:rFonts w:ascii="맑은 고딕" w:hAnsi="맑은 고딕" w:eastAsia="맑은 고딕"/>
-          <w:sz w:val="21"/>
-        </w:rPr>
-        <w:t>[하-08] Data Guard가 양쪽 파일을 짝지을 때 쓰는 것은?</w:t>
-      </w:r>
-    </w:p>
-    <w:p>
-      <w:r>
-        <w:rPr>
-          <w:rFonts w:ascii="맑은 고딕" w:hAnsi="맑은 고딕" w:eastAsia="맑은 고딕"/>
-          <w:sz w:val="21"/>
-        </w:rPr>
-        <w:t>① 파일 번호</w:t>
-      </w:r>
-    </w:p>
-    <w:p>
-      <w:r>
-        <w:rPr>
-          <w:rFonts w:ascii="맑은 고딕" w:hAnsi="맑은 고딕" w:eastAsia="맑은 고딕"/>
-          <w:sz w:val="21"/>
-        </w:rPr>
-        <w:t>② 파일 이름</w:t>
-      </w:r>
-    </w:p>
-    <w:p>
-      <w:r>
-        <w:rPr>
-          <w:rFonts w:ascii="맑은 고딕" w:hAnsi="맑은 고딕" w:eastAsia="맑은 고딕"/>
-          <w:sz w:val="21"/>
-        </w:rPr>
-        <w:t>③ 파일 크기</w:t>
-      </w:r>
-    </w:p>
-    <w:p>
-      <w:r>
-        <w:rPr>
-          <w:rFonts w:ascii="맑은 고딕" w:hAnsi="맑은 고딕" w:eastAsia="맑은 고딕"/>
-          <w:sz w:val="21"/>
-        </w:rPr>
-        <w:t>④ 생성 시각</w:t>
-      </w:r>
-    </w:p>
-    <w:p>
-      <w:r>
-        <w:rPr>
-          <w:rFonts w:ascii="맑은 고딕" w:hAnsi="맑은 고딕" w:eastAsia="맑은 고딕"/>
-          <w:sz w:val="21"/>
-        </w:rPr>
-        <w:t>하-09 · 객관식</w:t>
-      </w:r>
-    </w:p>
-    <w:p>
-      <w:r>
-        <w:rPr>
-          <w:rFonts w:ascii="맑은 고딕" w:hAnsi="맑은 고딕" w:eastAsia="맑은 고딕"/>
-          <w:sz w:val="21"/>
-        </w:rPr>
-        <w:t>[하-09] 데이터 파일 크기 변경(resize)은 Standby에 반영되는가?</w:t>
-      </w:r>
-    </w:p>
-    <w:p>
-      <w:r>
-        <w:rPr>
-          <w:rFonts w:ascii="맑은 고딕" w:hAnsi="맑은 고딕" w:eastAsia="맑은 고딕"/>
-          <w:sz w:val="21"/>
-        </w:rPr>
-        <w:t>① 반영된다</w:t>
-      </w:r>
-    </w:p>
-    <w:p>
-      <w:r>
-        <w:rPr>
-          <w:rFonts w:ascii="맑은 고딕" w:hAnsi="맑은 고딕" w:eastAsia="맑은 고딕"/>
-          <w:sz w:val="21"/>
-        </w:rPr>
-        <w:t>② 반영되지 않는다</w:t>
-      </w:r>
-    </w:p>
-    <w:p>
-      <w:r>
-        <w:rPr>
-          <w:rFonts w:ascii="맑은 고딕" w:hAnsi="맑은 고딕" w:eastAsia="맑은 고딕"/>
-          <w:sz w:val="21"/>
-        </w:rPr>
-        <w:t>③ 재기동해야 반영된다</w:t>
-      </w:r>
-    </w:p>
-    <w:p>
-      <w:r>
-        <w:rPr>
-          <w:rFonts w:ascii="맑은 고딕" w:hAnsi="맑은 고딕" w:eastAsia="맑은 고딕"/>
-          <w:sz w:val="21"/>
-        </w:rPr>
-        <w:t>④ MANUAL일 때만 반영된다</w:t>
-      </w:r>
-    </w:p>
-    <w:p>
-      <w:r>
-        <w:rPr>
-          <w:rFonts w:ascii="맑은 고딕" w:hAnsi="맑은 고딕" w:eastAsia="맑은 고딕"/>
-          <w:sz w:val="21"/>
-        </w:rPr>
-        <w:t>하-10 · 객관식</w:t>
-      </w:r>
-    </w:p>
-    <w:p>
-      <w:r>
-        <w:rPr>
-          <w:rFonts w:ascii="맑은 고딕" w:hAnsi="맑은 고딕" w:eastAsia="맑은 고딕"/>
-          <w:sz w:val="21"/>
-        </w:rPr>
-        <w:t>[하-10] MANUAL 상태에서 Primary에 테이블스페이스를 만들면 Standby에 생기는 파일 이름은?</w:t>
-      </w:r>
-    </w:p>
-    <w:p>
-      <w:r>
-        <w:rPr>
-          <w:rFonts w:ascii="맑은 고딕" w:hAnsi="맑은 고딕" w:eastAsia="맑은 고딕"/>
-          <w:sz w:val="21"/>
-        </w:rPr>
-        <w:t>① UNNAMED00016</w:t>
-      </w:r>
-    </w:p>
-    <w:p>
-      <w:r>
-        <w:rPr>
-          <w:rFonts w:ascii="맑은 고딕" w:hAnsi="맑은 고딕" w:eastAsia="맑은 고딕"/>
-          <w:sz w:val="21"/>
-        </w:rPr>
-        <w:t>② MISSING00016</w:t>
-      </w:r>
-    </w:p>
-    <w:p>
-      <w:r>
-        <w:rPr>
-          <w:rFonts w:ascii="맑은 고딕" w:hAnsi="맑은 고딕" w:eastAsia="맑은 고딕"/>
-          <w:sz w:val="21"/>
-        </w:rPr>
-        <w:t>③ o1_mf_unnamed_...dbf</w:t>
-      </w:r>
-    </w:p>
-    <w:p>
-      <w:r>
-        <w:rPr>
-          <w:rFonts w:ascii="맑은 고딕" w:hAnsi="맑은 고딕" w:eastAsia="맑은 고딕"/>
-          <w:sz w:val="21"/>
-        </w:rPr>
-        <w:t>④ 아무것도 생기지 않는다</w:t>
-      </w:r>
-    </w:p>
-    <w:p>
-      <w:r>
-        <w:rPr>
-          <w:rFonts w:ascii="맑은 고딕" w:hAnsi="맑은 고딕" w:eastAsia="맑은 고딕"/>
-          <w:sz w:val="21"/>
-        </w:rPr>
-        <w:t>하-11 · 객관식</w:t>
-      </w:r>
-    </w:p>
-    <w:p>
-      <w:r>
-        <w:rPr>
-          <w:rFonts w:ascii="맑은 고딕" w:hAnsi="맑은 고딕" w:eastAsia="맑은 고딕"/>
-          <w:sz w:val="21"/>
-        </w:rPr>
-        <w:t>[하-11] 그 파일이 만들어지는 경로는?</w:t>
-      </w:r>
-    </w:p>
-    <w:p>
-      <w:r>
-        <w:rPr>
-          <w:rFonts w:ascii="맑은 고딕" w:hAnsi="맑은 고딕" w:eastAsia="맑은 고딕"/>
-          <w:sz w:val="21"/>
-        </w:rPr>
-        <w:t>① $ORACLE_HOME/dbs</w:t>
-      </w:r>
-    </w:p>
-    <w:p>
-      <w:r>
-        <w:rPr>
-          <w:rFonts w:ascii="맑은 고딕" w:hAnsi="맑은 고딕" w:eastAsia="맑은 고딕"/>
-          <w:sz w:val="21"/>
-        </w:rPr>
-        <w:t>② DB_CREATE_FILE_DEST 아래</w:t>
-      </w:r>
-    </w:p>
-    <w:p>
-      <w:r>
-        <w:rPr>
-          <w:rFonts w:ascii="맑은 고딕" w:hAnsi="맑은 고딕" w:eastAsia="맑은 고딕"/>
-          <w:sz w:val="21"/>
-        </w:rPr>
-        <w:t>③ FRA 아래</w:t>
-      </w:r>
-    </w:p>
-    <w:p>
-      <w:r>
-        <w:rPr>
-          <w:rFonts w:ascii="맑은 고딕" w:hAnsi="맑은 고딕" w:eastAsia="맑은 고딕"/>
-          <w:sz w:val="21"/>
-        </w:rPr>
-        <w:t>④ /tmp</w:t>
-      </w:r>
-    </w:p>
-    <w:p>
-      <w:r>
-        <w:rPr>
-          <w:rFonts w:ascii="맑은 고딕" w:hAnsi="맑은 고딕" w:eastAsia="맑은 고딕"/>
-          <w:sz w:val="21"/>
-        </w:rPr>
-        <w:t>하-12 · 객관식</w:t>
-      </w:r>
-    </w:p>
-    <w:p>
-      <w:r>
-        <w:rPr>
-          <w:rFonts w:ascii="맑은 고딕" w:hAnsi="맑은 고딕" w:eastAsia="맑은 고딕"/>
-          <w:sz w:val="21"/>
-        </w:rPr>
-        <w:t>[하-12] 그때 MRP를 죽이는 오류 번호는?</w:t>
-      </w:r>
-    </w:p>
-    <w:p>
-      <w:r>
-        <w:rPr>
-          <w:rFonts w:ascii="맑은 고딕" w:hAnsi="맑은 고딕" w:eastAsia="맑은 고딕"/>
-          <w:sz w:val="21"/>
-        </w:rPr>
-        <w:t>① ORA-1274</w:t>
-      </w:r>
-    </w:p>
-    <w:p>
-      <w:r>
-        <w:rPr>
-          <w:rFonts w:ascii="맑은 고딕" w:hAnsi="맑은 고딕" w:eastAsia="맑은 고딕"/>
-          <w:sz w:val="21"/>
-        </w:rPr>
-        <w:t>② ORA-1111</w:t>
-      </w:r>
-    </w:p>
-    <w:p>
-      <w:r>
-        <w:rPr>
-          <w:rFonts w:ascii="맑은 고딕" w:hAnsi="맑은 고딕" w:eastAsia="맑은 고딕"/>
-          <w:sz w:val="21"/>
-        </w:rPr>
-        <w:t>③ ORA-16000</w:t>
-      </w:r>
-    </w:p>
-    <w:p>
-      <w:r>
-        <w:rPr>
-          <w:rFonts w:ascii="맑은 고딕" w:hAnsi="맑은 고딕" w:eastAsia="맑은 고딕"/>
-          <w:sz w:val="21"/>
-        </w:rPr>
-        <w:t>④ ORA-19505</w:t>
-      </w:r>
-    </w:p>
-    <w:p>
-      <w:r>
-        <w:rPr>
-          <w:rFonts w:ascii="맑은 고딕" w:hAnsi="맑은 고딕" w:eastAsia="맑은 고딕"/>
-          <w:sz w:val="21"/>
-        </w:rPr>
-        <w:t>하-13 · 객관식</w:t>
-      </w:r>
-    </w:p>
-    <w:p>
-      <w:r>
-        <w:rPr>
-          <w:rFonts w:ascii="맑은 고딕" w:hAnsi="맑은 고딕" w:eastAsia="맑은 고딕"/>
-          <w:sz w:val="21"/>
-        </w:rPr>
-        <w:t>[하-13] AUTO로 되돌리고 MRP를 다시 켜면 나오는 오류는?</w:t>
-      </w:r>
-    </w:p>
-    <w:p>
-      <w:r>
-        <w:rPr>
-          <w:rFonts w:ascii="맑은 고딕" w:hAnsi="맑은 고딕" w:eastAsia="맑은 고딕"/>
-          <w:sz w:val="21"/>
-        </w:rPr>
-        <w:t>① ORA-1111</w:t>
-      </w:r>
-    </w:p>
-    <w:p>
-      <w:r>
-        <w:rPr>
-          <w:rFonts w:ascii="맑은 고딕" w:hAnsi="맑은 고딕" w:eastAsia="맑은 고딕"/>
-          <w:sz w:val="21"/>
-        </w:rPr>
-        <w:t>② ORA-1274</w:t>
-      </w:r>
-    </w:p>
-    <w:p>
-      <w:r>
-        <w:rPr>
-          <w:rFonts w:ascii="맑은 고딕" w:hAnsi="맑은 고딕" w:eastAsia="맑은 고딕"/>
-          <w:sz w:val="21"/>
-        </w:rPr>
-        <w:t>③ 정상 동작한다</w:t>
-      </w:r>
-    </w:p>
-    <w:p>
-      <w:r>
-        <w:rPr>
-          <w:rFonts w:ascii="맑은 고딕" w:hAnsi="맑은 고딕" w:eastAsia="맑은 고딕"/>
-          <w:sz w:val="21"/>
-        </w:rPr>
-        <w:t>④ ORA-16136</w:t>
-      </w:r>
-    </w:p>
-    <w:p>
-      <w:r>
-        <w:rPr>
-          <w:rFonts w:ascii="맑은 고딕" w:hAnsi="맑은 고딕" w:eastAsia="맑은 고딕"/>
-          <w:sz w:val="21"/>
-        </w:rPr>
-        <w:t>하-14 · 객관식</w:t>
-      </w:r>
-    </w:p>
-    <w:p>
-      <w:r>
-        <w:rPr>
-          <w:rFonts w:ascii="맑은 고딕" w:hAnsi="맑은 고딕" w:eastAsia="맑은 고딕"/>
-          <w:sz w:val="21"/>
-        </w:rPr>
-        <w:t>[하-14] UNNAMED 파일을 복구하는 명령은?</w:t>
-      </w:r>
-    </w:p>
-    <w:p>
-      <w:r>
-        <w:rPr>
-          <w:rFonts w:ascii="맑은 고딕" w:hAnsi="맑은 고딕" w:eastAsia="맑은 고딕"/>
-          <w:sz w:val="21"/>
-        </w:rPr>
-        <w:t>① ALTER DATABASE CREATE DATAFILE ... AS NEW</w:t>
-      </w:r>
-    </w:p>
-    <w:p>
-      <w:r>
-        <w:rPr>
-          <w:rFonts w:ascii="맑은 고딕" w:hAnsi="맑은 고딕" w:eastAsia="맑은 고딕"/>
-          <w:sz w:val="21"/>
-        </w:rPr>
-        <w:t>② ALTER DATABASE RECOVER DATAFILE</w:t>
-      </w:r>
-    </w:p>
-    <w:p>
-      <w:r>
-        <w:rPr>
-          <w:rFonts w:ascii="맑은 고딕" w:hAnsi="맑은 고딕" w:eastAsia="맑은 고딕"/>
-          <w:sz w:val="21"/>
-        </w:rPr>
-        <w:t>③ ALTER SYSTEM CREATE FILE</w:t>
-      </w:r>
-    </w:p>
-    <w:p>
-      <w:r>
-        <w:rPr>
-          <w:rFonts w:ascii="맑은 고딕" w:hAnsi="맑은 고딕" w:eastAsia="맑은 고딕"/>
-          <w:sz w:val="21"/>
-        </w:rPr>
-        <w:t>④ RMAN RESTORE DATAFILE</w:t>
-      </w:r>
-    </w:p>
-    <w:p>
-      <w:r>
-        <w:rPr>
-          <w:rFonts w:ascii="맑은 고딕" w:hAnsi="맑은 고딕" w:eastAsia="맑은 고딕"/>
-          <w:sz w:val="21"/>
-        </w:rPr>
-        <w:t>하-15 · 객관식</w:t>
-      </w:r>
-    </w:p>
-    <w:p>
-      <w:r>
-        <w:rPr>
-          <w:rFonts w:ascii="맑은 고딕" w:hAnsi="맑은 고딕" w:eastAsia="맑은 고딕"/>
-          <w:sz w:val="21"/>
-        </w:rPr>
-        <w:t>[하-15] 복구 작업 중 STANDBY_FILE_MANAGEMENT를 어떻게 두는가?</w:t>
-      </w:r>
-    </w:p>
-    <w:p>
-      <w:r>
-        <w:rPr>
-          <w:rFonts w:ascii="맑은 고딕" w:hAnsi="맑은 고딕" w:eastAsia="맑은 고딕"/>
-          <w:sz w:val="21"/>
-        </w:rPr>
-        <w:t>① 작업 동안만 MANUAL, 끝나면 AUTO</w:t>
-      </w:r>
-    </w:p>
-    <w:p>
-      <w:r>
-        <w:rPr>
-          <w:rFonts w:ascii="맑은 고딕" w:hAnsi="맑은 고딕" w:eastAsia="맑은 고딕"/>
-          <w:sz w:val="21"/>
-        </w:rPr>
-        <w:t>② 계속 AUTO</w:t>
-      </w:r>
-    </w:p>
-    <w:p>
-      <w:r>
-        <w:rPr>
-          <w:rFonts w:ascii="맑은 고딕" w:hAnsi="맑은 고딕" w:eastAsia="맑은 고딕"/>
-          <w:sz w:val="21"/>
-        </w:rPr>
-        <w:t>③ 계속 MANUAL</w:t>
-      </w:r>
-    </w:p>
-    <w:p>
-      <w:r>
-        <w:rPr>
-          <w:rFonts w:ascii="맑은 고딕" w:hAnsi="맑은 고딕" w:eastAsia="맑은 고딕"/>
-          <w:sz w:val="21"/>
-        </w:rPr>
-        <w:t>④ 무관하다</w:t>
-      </w:r>
-    </w:p>
-    <w:p>
-      <w:r>
-        <w:rPr>
-          <w:rFonts w:ascii="맑은 고딕" w:hAnsi="맑은 고딕" w:eastAsia="맑은 고딕"/>
-          <w:sz w:val="21"/>
-        </w:rPr>
-        <w:t>하-16 · 객관식</w:t>
-      </w:r>
-    </w:p>
-    <w:p>
-      <w:r>
-        <w:rPr>
-          <w:rFonts w:ascii="맑은 고딕" w:hAnsi="맑은 고딕" w:eastAsia="맑은 고딕"/>
-          <w:sz w:val="21"/>
-        </w:rPr>
-        <w:t>[하-16] PDB를 Primary에 추가하면 Standby의 OPEN_MODE는?</w:t>
-      </w:r>
-    </w:p>
-    <w:p>
-      <w:r>
-        <w:rPr>
-          <w:rFonts w:ascii="맑은 고딕" w:hAnsi="맑은 고딕" w:eastAsia="맑은 고딕"/>
-          <w:sz w:val="21"/>
-        </w:rPr>
-        <w:t>① MOUNTED</w:t>
-      </w:r>
-    </w:p>
-    <w:p>
-      <w:r>
-        <w:rPr>
-          <w:rFonts w:ascii="맑은 고딕" w:hAnsi="맑은 고딕" w:eastAsia="맑은 고딕"/>
-          <w:sz w:val="21"/>
-        </w:rPr>
-        <w:t>② READ ONLY</w:t>
-      </w:r>
-    </w:p>
-    <w:p>
-      <w:r>
-        <w:rPr>
-          <w:rFonts w:ascii="맑은 고딕" w:hAnsi="맑은 고딕" w:eastAsia="맑은 고딕"/>
-          <w:sz w:val="21"/>
-        </w:rPr>
-        <w:t>③ READ WRITE</w:t>
-      </w:r>
-    </w:p>
-    <w:p>
-      <w:r>
-        <w:rPr>
-          <w:rFonts w:ascii="맑은 고딕" w:hAnsi="맑은 고딕" w:eastAsia="맑은 고딕"/>
-          <w:sz w:val="21"/>
-        </w:rPr>
-        <w:t>④ 나타나지 않는다</w:t>
-      </w:r>
-    </w:p>
-    <w:p>
-      <w:r>
-        <w:rPr>
-          <w:rFonts w:ascii="맑은 고딕" w:hAnsi="맑은 고딕" w:eastAsia="맑은 고딕"/>
-          <w:sz w:val="21"/>
-        </w:rPr>
-        <w:t>하-17 · 객관식</w:t>
-      </w:r>
-    </w:p>
-    <w:p>
-      <w:r>
-        <w:rPr>
-          <w:rFonts w:ascii="맑은 고딕" w:hAnsi="맑은 고딕" w:eastAsia="맑은 고딕"/>
-          <w:sz w:val="21"/>
-        </w:rPr>
-        <w:t>[하-17] Standby에서 MOUNTED 상태인 PDB의 데이터 딕셔너리를 조회하면?</w:t>
-      </w:r>
-    </w:p>
-    <w:p>
-      <w:r>
-        <w:rPr>
-          <w:rFonts w:ascii="맑은 고딕" w:hAnsi="맑은 고딕" w:eastAsia="맑은 고딕"/>
-          <w:sz w:val="21"/>
-        </w:rPr>
-        <w:t>① ORA-01219</w:t>
-      </w:r>
-    </w:p>
-    <w:p>
-      <w:r>
-        <w:rPr>
-          <w:rFonts w:ascii="맑은 고딕" w:hAnsi="맑은 고딕" w:eastAsia="맑은 고딕"/>
-          <w:sz w:val="21"/>
-        </w:rPr>
-        <w:t>② ORA-16000</w:t>
-      </w:r>
-    </w:p>
-    <w:p>
-      <w:r>
-        <w:rPr>
-          <w:rFonts w:ascii="맑은 고딕" w:hAnsi="맑은 고딕" w:eastAsia="맑은 고딕"/>
-          <w:sz w:val="21"/>
-        </w:rPr>
-        <w:t>③ ORA-01109</w:t>
-      </w:r>
-    </w:p>
-    <w:p>
-      <w:r>
-        <w:rPr>
-          <w:rFonts w:ascii="맑은 고딕" w:hAnsi="맑은 고딕" w:eastAsia="맑은 고딕"/>
-          <w:sz w:val="21"/>
-        </w:rPr>
-        <w:t>④ 정상 조회된다</w:t>
-      </w:r>
-    </w:p>
-    <w:p>
-      <w:r>
-        <w:rPr>
-          <w:rFonts w:ascii="맑은 고딕" w:hAnsi="맑은 고딕" w:eastAsia="맑은 고딕"/>
-          <w:sz w:val="21"/>
-        </w:rPr>
-        <w:t>하-18 · 객관식</w:t>
-      </w:r>
-    </w:p>
-    <w:p>
-      <w:r>
-        <w:rPr>
-          <w:rFonts w:ascii="맑은 고딕" w:hAnsi="맑은 고딕" w:eastAsia="맑은 고딕"/>
-          <w:sz w:val="21"/>
-        </w:rPr>
-        <w:t>[하-18] Primary에 온라인 리두 로그 그룹을 추가하면 Standby는?</w:t>
-      </w:r>
-    </w:p>
-    <w:p>
-      <w:r>
-        <w:rPr>
-          <w:rFonts w:ascii="맑은 고딕" w:hAnsi="맑은 고딕" w:eastAsia="맑은 고딕"/>
-          <w:sz w:val="21"/>
-        </w:rPr>
-        <w:t>① 반영되지 않는다</w:t>
-      </w:r>
-    </w:p>
-    <w:p>
-      <w:r>
-        <w:rPr>
-          <w:rFonts w:ascii="맑은 고딕" w:hAnsi="맑은 고딕" w:eastAsia="맑은 고딕"/>
-          <w:sz w:val="21"/>
-        </w:rPr>
-        <w:t>② 자동으로 같은 그룹이 생긴다</w:t>
-      </w:r>
-    </w:p>
-    <w:p>
-      <w:r>
-        <w:rPr>
-          <w:rFonts w:ascii="맑은 고딕" w:hAnsi="맑은 고딕" w:eastAsia="맑은 고딕"/>
-          <w:sz w:val="21"/>
-        </w:rPr>
-        <w:t>③ 오류가 발생한다</w:t>
-      </w:r>
-    </w:p>
-    <w:p>
-      <w:r>
-        <w:rPr>
-          <w:rFonts w:ascii="맑은 고딕" w:hAnsi="맑은 고딕" w:eastAsia="맑은 고딕"/>
-          <w:sz w:val="21"/>
-        </w:rPr>
-        <w:t>④ 적용이 멈춘다</w:t>
+        <w:t>④ 자동으로 같은 그룹이 생긴다</w:t>
       </w:r>
     </w:p>
     <w:p>
@@ -1023,34 +1023,34 @@
           <w:rFonts w:ascii="맑은 고딕" w:hAnsi="맑은 고딕" w:eastAsia="맑은 고딕"/>
           <w:sz w:val="21"/>
         </w:rPr>
-        <w:t>① ORA-01623</w:t>
-      </w:r>
-    </w:p>
-    <w:p>
-      <w:r>
-        <w:rPr>
-          <w:rFonts w:ascii="맑은 고딕" w:hAnsi="맑은 고딕" w:eastAsia="맑은 고딕"/>
-          <w:sz w:val="21"/>
-        </w:rPr>
-        <w:t>② ORA-00359</w:t>
-      </w:r>
-    </w:p>
-    <w:p>
-      <w:r>
-        <w:rPr>
-          <w:rFonts w:ascii="맑은 고딕" w:hAnsi="맑은 고딕" w:eastAsia="맑은 고딕"/>
-          <w:sz w:val="21"/>
-        </w:rPr>
-        <w:t>③ ORA-00301</w:t>
-      </w:r>
-    </w:p>
-    <w:p>
-      <w:r>
-        <w:rPr>
-          <w:rFonts w:ascii="맑은 고딕" w:hAnsi="맑은 고딕" w:eastAsia="맑은 고딕"/>
-          <w:sz w:val="21"/>
-        </w:rPr>
-        <w:t>④ 정상 삭제된다</w:t>
+        <w:t>① 정상 삭제된다</w:t>
+      </w:r>
+    </w:p>
+    <w:p>
+      <w:r>
+        <w:rPr>
+          <w:rFonts w:ascii="맑은 고딕" w:hAnsi="맑은 고딕" w:eastAsia="맑은 고딕"/>
+          <w:sz w:val="21"/>
+        </w:rPr>
+        <w:t>② ORA-01623</w:t>
+      </w:r>
+    </w:p>
+    <w:p>
+      <w:r>
+        <w:rPr>
+          <w:rFonts w:ascii="맑은 고딕" w:hAnsi="맑은 고딕" w:eastAsia="맑은 고딕"/>
+          <w:sz w:val="21"/>
+        </w:rPr>
+        <w:t>③ ORA-00359</w:t>
+      </w:r>
+    </w:p>
+    <w:p>
+      <w:r>
+        <w:rPr>
+          <w:rFonts w:ascii="맑은 고딕" w:hAnsi="맑은 고딕" w:eastAsia="맑은 고딕"/>
+          <w:sz w:val="21"/>
+        </w:rPr>
+        <w:t>④ ORA-00301</w:t>
       </w:r>
     </w:p>
     <w:p>
@@ -1077,7 +1077,7 @@
           <w:rFonts w:ascii="맑은 고딕" w:hAnsi="맑은 고딕" w:eastAsia="맑은 고딕"/>
           <w:sz w:val="21"/>
         </w:rPr>
-        <w:t>① V$LOGFILE</w:t>
+        <w:t>① V$DATAGUARD_STATS</w:t>
       </w:r>
     </w:p>
     <w:p>
@@ -1104,7 +1104,7 @@
           <w:rFonts w:ascii="맑은 고딕" w:hAnsi="맑은 고딕" w:eastAsia="맑은 고딕"/>
           <w:sz w:val="21"/>
         </w:rPr>
-        <w:t>④ V$DATAGUARD_STATS</w:t>
+        <w:t>④ V$LOGFILE</w:t>
       </w:r>
     </w:p>
     <w:p>
@@ -1139,34 +1139,34 @@
           <w:rFonts w:ascii="맑은 고딕" w:hAnsi="맑은 고딕" w:eastAsia="맑은 고딕"/>
           <w:sz w:val="21"/>
         </w:rPr>
-        <w:t>① Standby의 파일은 오직 리두를 통해서만 생기기 때문</w:t>
-      </w:r>
-    </w:p>
-    <w:p>
-      <w:r>
-        <w:rPr>
-          <w:rFonts w:ascii="맑은 고딕" w:hAnsi="맑은 고딕" w:eastAsia="맑은 고딕"/>
-          <w:sz w:val="21"/>
-        </w:rPr>
-        <w:t>② 권한이 없기 때문</w:t>
-      </w:r>
-    </w:p>
-    <w:p>
-      <w:r>
-        <w:rPr>
-          <w:rFonts w:ascii="맑은 고딕" w:hAnsi="맑은 고딕" w:eastAsia="맑은 고딕"/>
-          <w:sz w:val="21"/>
-        </w:rPr>
-        <w:t>③ OMF이기 때문</w:t>
-      </w:r>
-    </w:p>
-    <w:p>
-      <w:r>
-        <w:rPr>
-          <w:rFonts w:ascii="맑은 고딕" w:hAnsi="맑은 고딕" w:eastAsia="맑은 고딕"/>
-          <w:sz w:val="21"/>
-        </w:rPr>
-        <w:t>④ 디스크가 부족하기 때문</w:t>
+        <w:t>① OMF이기 때문</w:t>
+      </w:r>
+    </w:p>
+    <w:p>
+      <w:r>
+        <w:rPr>
+          <w:rFonts w:ascii="맑은 고딕" w:hAnsi="맑은 고딕" w:eastAsia="맑은 고딕"/>
+          <w:sz w:val="21"/>
+        </w:rPr>
+        <w:t>② Standby의 파일은 오직 리두를 통해서만 생기기 때문</w:t>
+      </w:r>
+    </w:p>
+    <w:p>
+      <w:r>
+        <w:rPr>
+          <w:rFonts w:ascii="맑은 고딕" w:hAnsi="맑은 고딕" w:eastAsia="맑은 고딕"/>
+          <w:sz w:val="21"/>
+        </w:rPr>
+        <w:t>③ 디스크가 부족하기 때문</w:t>
+      </w:r>
+    </w:p>
+    <w:p>
+      <w:r>
+        <w:rPr>
+          <w:rFonts w:ascii="맑은 고딕" w:hAnsi="맑은 고딕" w:eastAsia="맑은 고딕"/>
+          <w:sz w:val="21"/>
+        </w:rPr>
+        <w:t>④ 권한이 없기 때문</w:t>
       </w:r>
     </w:p>
     <w:p>
@@ -1202,25 +1202,25 @@
           <w:rFonts w:ascii="맑은 고딕" w:hAnsi="맑은 고딕" w:eastAsia="맑은 고딕"/>
           <w:sz w:val="21"/>
         </w:rPr>
-        <w:t>② 13은 예약 번호다</w:t>
-      </w:r>
-    </w:p>
-    <w:p>
-      <w:r>
-        <w:rPr>
-          <w:rFonts w:ascii="맑은 고딕" w:hAnsi="맑은 고딕" w:eastAsia="맑은 고딕"/>
-          <w:sz w:val="21"/>
-        </w:rPr>
-        <w:t>③ 오류다</w:t>
-      </w:r>
-    </w:p>
-    <w:p>
-      <w:r>
-        <w:rPr>
-          <w:rFonts w:ascii="맑은 고딕" w:hAnsi="맑은 고딕" w:eastAsia="맑은 고딕"/>
-          <w:sz w:val="21"/>
-        </w:rPr>
-        <w:t>④ PDB가 2개이기 때문</w:t>
+        <w:t>② PDB가 2개이기 때문</w:t>
+      </w:r>
+    </w:p>
+    <w:p>
+      <w:r>
+        <w:rPr>
+          <w:rFonts w:ascii="맑은 고딕" w:hAnsi="맑은 고딕" w:eastAsia="맑은 고딕"/>
+          <w:sz w:val="21"/>
+        </w:rPr>
+        <w:t>③ 13은 예약 번호다</w:t>
+      </w:r>
+    </w:p>
+    <w:p>
+      <w:r>
+        <w:rPr>
+          <w:rFonts w:ascii="맑은 고딕" w:hAnsi="맑은 고딕" w:eastAsia="맑은 고딕"/>
+          <w:sz w:val="21"/>
+        </w:rPr>
+        <w:t>④ 오류다</w:t>
       </w:r>
     </w:p>
     <w:p>
@@ -1247,34 +1247,34 @@
           <w:rFonts w:ascii="맑은 고딕" w:hAnsi="맑은 고딕" w:eastAsia="맑은 고딕"/>
           <w:sz w:val="21"/>
         </w:rPr>
-        <w:t>① VALID — 아무 신호가 없다</w:t>
-      </w:r>
-    </w:p>
-    <w:p>
-      <w:r>
-        <w:rPr>
-          <w:rFonts w:ascii="맑은 고딕" w:hAnsi="맑은 고딕" w:eastAsia="맑은 고딕"/>
-          <w:sz w:val="21"/>
-        </w:rPr>
-        <w:t>② ERROR</w:t>
-      </w:r>
-    </w:p>
-    <w:p>
-      <w:r>
-        <w:rPr>
-          <w:rFonts w:ascii="맑은 고딕" w:hAnsi="맑은 고딕" w:eastAsia="맑은 고딕"/>
-          <w:sz w:val="21"/>
-        </w:rPr>
-        <w:t>③ BAD PARAM</w:t>
-      </w:r>
-    </w:p>
-    <w:p>
-      <w:r>
-        <w:rPr>
-          <w:rFonts w:ascii="맑은 고딕" w:hAnsi="맑은 고딕" w:eastAsia="맑은 고딕"/>
-          <w:sz w:val="21"/>
-        </w:rPr>
-        <w:t>④ INACTIVE</w:t>
+        <w:t>① BAD PARAM</w:t>
+      </w:r>
+    </w:p>
+    <w:p>
+      <w:r>
+        <w:rPr>
+          <w:rFonts w:ascii="맑은 고딕" w:hAnsi="맑은 고딕" w:eastAsia="맑은 고딕"/>
+          <w:sz w:val="21"/>
+        </w:rPr>
+        <w:t>② INACTIVE</w:t>
+      </w:r>
+    </w:p>
+    <w:p>
+      <w:r>
+        <w:rPr>
+          <w:rFonts w:ascii="맑은 고딕" w:hAnsi="맑은 고딕" w:eastAsia="맑은 고딕"/>
+          <w:sz w:val="21"/>
+        </w:rPr>
+        <w:t>③ ERROR</w:t>
+      </w:r>
+    </w:p>
+    <w:p>
+      <w:r>
+        <w:rPr>
+          <w:rFonts w:ascii="맑은 고딕" w:hAnsi="맑은 고딕" w:eastAsia="맑은 고딕"/>
+          <w:sz w:val="21"/>
+        </w:rPr>
+        <w:t>④ VALID — 아무 신호가 없다</w:t>
       </w:r>
     </w:p>
     <w:p>
@@ -1301,25 +1301,25 @@
           <w:rFonts w:ascii="맑은 고딕" w:hAnsi="맑은 고딕" w:eastAsia="맑은 고딕"/>
           <w:sz w:val="21"/>
         </w:rPr>
-        <w:t>① 전송은 정상이고 적용만 안 되기 때문</w:t>
-      </w:r>
-    </w:p>
-    <w:p>
-      <w:r>
-        <w:rPr>
-          <w:rFonts w:ascii="맑은 고딕" w:hAnsi="맑은 고딕" w:eastAsia="맑은 고딕"/>
-          <w:sz w:val="21"/>
-        </w:rPr>
-        <w:t>② Primary가 감지하지 못하는 버그이기 때문</w:t>
-      </w:r>
-    </w:p>
-    <w:p>
-      <w:r>
-        <w:rPr>
-          <w:rFonts w:ascii="맑은 고딕" w:hAnsi="맑은 고딕" w:eastAsia="맑은 고딕"/>
-          <w:sz w:val="21"/>
-        </w:rPr>
-        <w:t>③ 목적지가 두 개이기 때문</w:t>
+        <w:t>① 목적지가 두 개이기 때문</w:t>
+      </w:r>
+    </w:p>
+    <w:p>
+      <w:r>
+        <w:rPr>
+          <w:rFonts w:ascii="맑은 고딕" w:hAnsi="맑은 고딕" w:eastAsia="맑은 고딕"/>
+          <w:sz w:val="21"/>
+        </w:rPr>
+        <w:t>② 전송은 정상이고 적용만 안 되기 때문</w:t>
+      </w:r>
+    </w:p>
+    <w:p>
+      <w:r>
+        <w:rPr>
+          <w:rFonts w:ascii="맑은 고딕" w:hAnsi="맑은 고딕" w:eastAsia="맑은 고딕"/>
+          <w:sz w:val="21"/>
+        </w:rPr>
+        <w:t>③ Primary가 감지하지 못하는 버그이기 때문</w:t>
       </w:r>
     </w:p>
     <w:p>
@@ -1355,16 +1355,16 @@
           <w:rFonts w:ascii="맑은 고딕" w:hAnsi="맑은 고딕" w:eastAsia="맑은 고딕"/>
           <w:sz w:val="21"/>
         </w:rPr>
-        <w:t>① RECOVER</w:t>
-      </w:r>
-    </w:p>
-    <w:p>
-      <w:r>
-        <w:rPr>
-          <w:rFonts w:ascii="맑은 고딕" w:hAnsi="맑은 고딕" w:eastAsia="맑은 고딕"/>
-          <w:sz w:val="21"/>
-        </w:rPr>
-        <w:t>② OFFLINE</w:t>
+        <w:t>① OFFLINE</w:t>
+      </w:r>
+    </w:p>
+    <w:p>
+      <w:r>
+        <w:rPr>
+          <w:rFonts w:ascii="맑은 고딕" w:hAnsi="맑은 고딕" w:eastAsia="맑은 고딕"/>
+          <w:sz w:val="21"/>
+        </w:rPr>
+        <w:t>② RECOVER</w:t>
       </w:r>
     </w:p>
     <w:p>
@@ -1418,25 +1418,25 @@
           <w:rFonts w:ascii="맑은 고딕" w:hAnsi="맑은 고딕" w:eastAsia="맑은 고딕"/>
           <w:sz w:val="21"/>
         </w:rPr>
-        <w:t>② FILE NOT FOUND</w:t>
-      </w:r>
-    </w:p>
-    <w:p>
-      <w:r>
-        <w:rPr>
-          <w:rFonts w:ascii="맑은 고딕" w:hAnsi="맑은 고딕" w:eastAsia="맑은 고딕"/>
-          <w:sz w:val="21"/>
-        </w:rPr>
-        <w:t>③ UNNAMED</w:t>
-      </w:r>
-    </w:p>
-    <w:p>
-      <w:r>
-        <w:rPr>
-          <w:rFonts w:ascii="맑은 고딕" w:hAnsi="맑은 고딕" w:eastAsia="맑은 고딕"/>
-          <w:sz w:val="21"/>
-        </w:rPr>
-        <w:t>④ 비어 있다</w:t>
+        <w:t>② 비어 있다</w:t>
+      </w:r>
+    </w:p>
+    <w:p>
+      <w:r>
+        <w:rPr>
+          <w:rFonts w:ascii="맑은 고딕" w:hAnsi="맑은 고딕" w:eastAsia="맑은 고딕"/>
+          <w:sz w:val="21"/>
+        </w:rPr>
+        <w:t>③ FILE NOT FOUND</w:t>
+      </w:r>
+    </w:p>
+    <w:p>
+      <w:r>
+        <w:rPr>
+          <w:rFonts w:ascii="맑은 고딕" w:hAnsi="맑은 고딕" w:eastAsia="맑은 고딕"/>
+          <w:sz w:val="21"/>
+        </w:rPr>
+        <w:t>④ UNNAMED</w:t>
       </w:r>
     </w:p>
     <w:p>
@@ -1463,34 +1463,34 @@
           <w:rFonts w:ascii="맑은 고딕" w:hAnsi="맑은 고딕" w:eastAsia="맑은 고딕"/>
           <w:sz w:val="21"/>
         </w:rPr>
-        <w:t>① no rows selected — 이 뷰만 믿으면 문제를 놓친다</w:t>
-      </w:r>
-    </w:p>
-    <w:p>
-      <w:r>
-        <w:rPr>
-          <w:rFonts w:ascii="맑은 고딕" w:hAnsi="맑은 고딕" w:eastAsia="맑은 고딕"/>
-          <w:sz w:val="21"/>
-        </w:rPr>
-        <w:t>② 16번 파일이 나온다</w:t>
-      </w:r>
-    </w:p>
-    <w:p>
-      <w:r>
-        <w:rPr>
-          <w:rFonts w:ascii="맑은 고딕" w:hAnsi="맑은 고딕" w:eastAsia="맑은 고딕"/>
-          <w:sz w:val="21"/>
-        </w:rPr>
-        <w:t>③ 모든 파일이 나온다</w:t>
-      </w:r>
-    </w:p>
-    <w:p>
-      <w:r>
-        <w:rPr>
-          <w:rFonts w:ascii="맑은 고딕" w:hAnsi="맑은 고딕" w:eastAsia="맑은 고딕"/>
-          <w:sz w:val="21"/>
-        </w:rPr>
-        <w:t>④ 오류가 발생한다</w:t>
+        <w:t>① 오류가 발생한다</w:t>
+      </w:r>
+    </w:p>
+    <w:p>
+      <w:r>
+        <w:rPr>
+          <w:rFonts w:ascii="맑은 고딕" w:hAnsi="맑은 고딕" w:eastAsia="맑은 고딕"/>
+          <w:sz w:val="21"/>
+        </w:rPr>
+        <w:t>② no rows selected — 이 뷰만 믿으면 문제를 놓친다</w:t>
+      </w:r>
+    </w:p>
+    <w:p>
+      <w:r>
+        <w:rPr>
+          <w:rFonts w:ascii="맑은 고딕" w:hAnsi="맑은 고딕" w:eastAsia="맑은 고딕"/>
+          <w:sz w:val="21"/>
+        </w:rPr>
+        <w:t>③ 16번 파일이 나온다</w:t>
+      </w:r>
+    </w:p>
+    <w:p>
+      <w:r>
+        <w:rPr>
+          <w:rFonts w:ascii="맑은 고딕" w:hAnsi="맑은 고딕" w:eastAsia="맑은 고딕"/>
+          <w:sz w:val="21"/>
+        </w:rPr>
+        <w:t>④ 모든 파일이 나온다</w:t>
       </w:r>
     </w:p>
     <w:p>
@@ -1535,16 +1535,16 @@
           <w:rFonts w:ascii="맑은 고딕" w:hAnsi="맑은 고딕" w:eastAsia="맑은 고딕"/>
           <w:sz w:val="21"/>
         </w:rPr>
-        <w:t>③ 다른 파일에서 문제가 생겼다</w:t>
-      </w:r>
-    </w:p>
-    <w:p>
-      <w:r>
-        <w:rPr>
-          <w:rFonts w:ascii="맑은 고딕" w:hAnsi="맑은 고딕" w:eastAsia="맑은 고딕"/>
-          <w:sz w:val="21"/>
-        </w:rPr>
-        <w:t>④ 아무 의미 없다</w:t>
+        <w:t>③ 아무 의미 없다</w:t>
+      </w:r>
+    </w:p>
+    <w:p>
+      <w:r>
+        <w:rPr>
+          <w:rFonts w:ascii="맑은 고딕" w:hAnsi="맑은 고딕" w:eastAsia="맑은 고딕"/>
+          <w:sz w:val="21"/>
+        </w:rPr>
+        <w:t>④ 다른 파일에서 문제가 생겼다</w:t>
       </w:r>
     </w:p>
     <w:p>
@@ -1571,7 +1571,7 @@
           <w:rFonts w:ascii="맑은 고딕" w:hAnsi="맑은 고딕" w:eastAsia="맑은 고딕"/>
           <w:sz w:val="21"/>
         </w:rPr>
-        <w:t>① 리두에서 테이블스페이스 이름과 크기를 읽기 때문</w:t>
+        <w:t>① 기본값을 쓰기 때문</w:t>
       </w:r>
     </w:p>
     <w:p>
@@ -1589,16 +1589,16 @@
           <w:rFonts w:ascii="맑은 고딕" w:hAnsi="맑은 고딕" w:eastAsia="맑은 고딕"/>
           <w:sz w:val="21"/>
         </w:rPr>
-        <w:t>③ Primary에서 전송받기 때문</w:t>
-      </w:r>
-    </w:p>
-    <w:p>
-      <w:r>
-        <w:rPr>
-          <w:rFonts w:ascii="맑은 고딕" w:hAnsi="맑은 고딕" w:eastAsia="맑은 고딕"/>
-          <w:sz w:val="21"/>
-        </w:rPr>
-        <w:t>④ 기본값을 쓰기 때문</w:t>
+        <w:t>③ 리두에서 테이블스페이스 이름과 크기를 읽기 때문</w:t>
+      </w:r>
+    </w:p>
+    <w:p>
+      <w:r>
+        <w:rPr>
+          <w:rFonts w:ascii="맑은 고딕" w:hAnsi="맑은 고딕" w:eastAsia="맑은 고딕"/>
+          <w:sz w:val="21"/>
+        </w:rPr>
+        <w:t>④ Primary에서 전송받기 때문</w:t>
       </w:r>
     </w:p>
     <w:p>
@@ -1625,7 +1625,7 @@
           <w:rFonts w:ascii="맑은 고딕" w:hAnsi="맑은 고딕" w:eastAsia="맑은 고딕"/>
           <w:sz w:val="21"/>
         </w:rPr>
-        <w:t>① o1_mf_dg_ts2_o8z81hpl_.dbf</w:t>
+        <w:t>① o1_mf_system_o8z81hpl_.dbf</w:t>
       </w:r>
     </w:p>
     <w:p>
@@ -1652,7 +1652,7 @@
           <w:rFonts w:ascii="맑은 고딕" w:hAnsi="맑은 고딕" w:eastAsia="맑은 고딕"/>
           <w:sz w:val="21"/>
         </w:rPr>
-        <w:t>④ o1_mf_system_o8z81hpl_.dbf</w:t>
+        <w:t>④ o1_mf_dg_ts2_o8z81hpl_.dbf</w:t>
       </w:r>
     </w:p>
     <w:p>
@@ -1679,34 +1679,34 @@
           <w:rFonts w:ascii="맑은 고딕" w:hAnsi="맑은 고딕" w:eastAsia="맑은 고딕"/>
           <w:sz w:val="21"/>
         </w:rPr>
-        <w:t>① MRP가 밀렸던 리두를 적용하면서 채운다</w:t>
-      </w:r>
-    </w:p>
-    <w:p>
-      <w:r>
-        <w:rPr>
-          <w:rFonts w:ascii="맑은 고딕" w:hAnsi="맑은 고딕" w:eastAsia="맑은 고딕"/>
-          <w:sz w:val="21"/>
-        </w:rPr>
-        <w:t>② Primary에서 파일을 복사한다</w:t>
-      </w:r>
-    </w:p>
-    <w:p>
-      <w:r>
-        <w:rPr>
-          <w:rFonts w:ascii="맑은 고딕" w:hAnsi="맑은 고딕" w:eastAsia="맑은 고딕"/>
-          <w:sz w:val="21"/>
-        </w:rPr>
-        <w:t>③ 빈 채로 남는다</w:t>
-      </w:r>
-    </w:p>
-    <w:p>
-      <w:r>
-        <w:rPr>
-          <w:rFonts w:ascii="맑은 고딕" w:hAnsi="맑은 고딕" w:eastAsia="맑은 고딕"/>
-          <w:sz w:val="21"/>
-        </w:rPr>
-        <w:t>④ RMAN이 복원한다</w:t>
+        <w:t>① Primary에서 파일을 복사한다</w:t>
+      </w:r>
+    </w:p>
+    <w:p>
+      <w:r>
+        <w:rPr>
+          <w:rFonts w:ascii="맑은 고딕" w:hAnsi="맑은 고딕" w:eastAsia="맑은 고딕"/>
+          <w:sz w:val="21"/>
+        </w:rPr>
+        <w:t>② RMAN이 복원한다</w:t>
+      </w:r>
+    </w:p>
+    <w:p>
+      <w:r>
+        <w:rPr>
+          <w:rFonts w:ascii="맑은 고딕" w:hAnsi="맑은 고딕" w:eastAsia="맑은 고딕"/>
+          <w:sz w:val="21"/>
+        </w:rPr>
+        <w:t>③ MRP가 밀렸던 리두를 적용하면서 채운다</w:t>
+      </w:r>
+    </w:p>
+    <w:p>
+      <w:r>
+        <w:rPr>
+          <w:rFonts w:ascii="맑은 고딕" w:hAnsi="맑은 고딕" w:eastAsia="맑은 고딕"/>
+          <w:sz w:val="21"/>
+        </w:rPr>
+        <w:t>④ 빈 채로 남는다</w:t>
       </w:r>
     </w:p>
     <w:p>
@@ -1733,25 +1733,25 @@
           <w:rFonts w:ascii="맑은 고딕" w:hAnsi="맑은 고딕" w:eastAsia="맑은 고딕"/>
           <w:sz w:val="21"/>
         </w:rPr>
-        <w:t>① 대상 디렉터리가 미리 있어야 한다</w:t>
-      </w:r>
-    </w:p>
-    <w:p>
-      <w:r>
-        <w:rPr>
-          <w:rFonts w:ascii="맑은 고딕" w:hAnsi="맑은 고딕" w:eastAsia="맑은 고딕"/>
-          <w:sz w:val="21"/>
-        </w:rPr>
-        <w:t>② RMAN 백업</w:t>
-      </w:r>
-    </w:p>
-    <w:p>
-      <w:r>
-        <w:rPr>
-          <w:rFonts w:ascii="맑은 고딕" w:hAnsi="맑은 고딕" w:eastAsia="맑은 고딕"/>
-          <w:sz w:val="21"/>
-        </w:rPr>
-        <w:t>③ 재기동</w:t>
+        <w:t>① RMAN 백업</w:t>
+      </w:r>
+    </w:p>
+    <w:p>
+      <w:r>
+        <w:rPr>
+          <w:rFonts w:ascii="맑은 고딕" w:hAnsi="맑은 고딕" w:eastAsia="맑은 고딕"/>
+          <w:sz w:val="21"/>
+        </w:rPr>
+        <w:t>② 재기동</w:t>
+      </w:r>
+    </w:p>
+    <w:p>
+      <w:r>
+        <w:rPr>
+          <w:rFonts w:ascii="맑은 고딕" w:hAnsi="맑은 고딕" w:eastAsia="맑은 고딕"/>
+          <w:sz w:val="21"/>
+        </w:rPr>
+        <w:t>③ 대상 디렉터리가 미리 있어야 한다</w:t>
       </w:r>
     </w:p>
     <w:p>
@@ -1787,7 +1787,7 @@
           <w:rFonts w:ascii="맑은 고딕" w:hAnsi="맑은 고딕" w:eastAsia="맑은 고딕"/>
           <w:sz w:val="21"/>
         </w:rPr>
-        <w:t>① GUID 디렉터리와 그 아래 datafile 디렉터리, 데이터 파일</w:t>
+        <w:t>① 디렉터리만</w:t>
       </w:r>
     </w:p>
     <w:p>
@@ -1805,7 +1805,7 @@
           <w:rFonts w:ascii="맑은 고딕" w:hAnsi="맑은 고딕" w:eastAsia="맑은 고딕"/>
           <w:sz w:val="21"/>
         </w:rPr>
-        <w:t>③ 디렉터리만</w:t>
+        <w:t>③ GUID 디렉터리와 그 아래 datafile 디렉터리, 데이터 파일</w:t>
       </w:r>
     </w:p>
     <w:p>
@@ -1895,34 +1895,34 @@
           <w:rFonts w:ascii="맑은 고딕" w:hAnsi="맑은 고딕" w:eastAsia="맑은 고딕"/>
           <w:sz w:val="21"/>
         </w:rPr>
-        <w:t>① 빈 GUID 디렉터리</w:t>
-      </w:r>
-    </w:p>
-    <w:p>
-      <w:r>
-        <w:rPr>
-          <w:rFonts w:ascii="맑은 고딕" w:hAnsi="맑은 고딕" w:eastAsia="맑은 고딕"/>
-          <w:sz w:val="21"/>
-        </w:rPr>
-        <w:t>② 데이터 파일</w:t>
-      </w:r>
-    </w:p>
-    <w:p>
-      <w:r>
-        <w:rPr>
-          <w:rFonts w:ascii="맑은 고딕" w:hAnsi="맑은 고딕" w:eastAsia="맑은 고딕"/>
-          <w:sz w:val="21"/>
-        </w:rPr>
-        <w:t>③ UNNAMED 파일</w:t>
-      </w:r>
-    </w:p>
-    <w:p>
-      <w:r>
-        <w:rPr>
-          <w:rFonts w:ascii="맑은 고딕" w:hAnsi="맑은 고딕" w:eastAsia="맑은 고딕"/>
-          <w:sz w:val="21"/>
-        </w:rPr>
-        <w:t>④ 아무것도 남지 않는다</w:t>
+        <w:t>① UNNAMED 파일</w:t>
+      </w:r>
+    </w:p>
+    <w:p>
+      <w:r>
+        <w:rPr>
+          <w:rFonts w:ascii="맑은 고딕" w:hAnsi="맑은 고딕" w:eastAsia="맑은 고딕"/>
+          <w:sz w:val="21"/>
+        </w:rPr>
+        <w:t>② 아무것도 남지 않는다</w:t>
+      </w:r>
+    </w:p>
+    <w:p>
+      <w:r>
+        <w:rPr>
+          <w:rFonts w:ascii="맑은 고딕" w:hAnsi="맑은 고딕" w:eastAsia="맑은 고딕"/>
+          <w:sz w:val="21"/>
+        </w:rPr>
+        <w:t>③ 데이터 파일</w:t>
+      </w:r>
+    </w:p>
+    <w:p>
+      <w:r>
+        <w:rPr>
+          <w:rFonts w:ascii="맑은 고딕" w:hAnsi="맑은 고딕" w:eastAsia="맑은 고딕"/>
+          <w:sz w:val="21"/>
+        </w:rPr>
+        <w:t>④ 빈 GUID 디렉터리</w:t>
       </w:r>
     </w:p>
     <w:p>
@@ -1949,34 +1949,34 @@
           <w:rFonts w:ascii="맑은 고딕" w:hAnsi="맑은 고딕" w:eastAsia="맑은 고딕"/>
           <w:sz w:val="21"/>
         </w:rPr>
-        <w:t>① rmdir — 비어 있지 않으면 실패해 보호가 된다</w:t>
-      </w:r>
-    </w:p>
-    <w:p>
-      <w:r>
-        <w:rPr>
-          <w:rFonts w:ascii="맑은 고딕" w:hAnsi="맑은 고딕" w:eastAsia="맑은 고딕"/>
-          <w:sz w:val="21"/>
-        </w:rPr>
-        <w:t>② rm -rf — 확실하게 지운다</w:t>
-      </w:r>
-    </w:p>
-    <w:p>
-      <w:r>
-        <w:rPr>
-          <w:rFonts w:ascii="맑은 고딕" w:hAnsi="맑은 고딕" w:eastAsia="맑은 고딕"/>
-          <w:sz w:val="21"/>
-        </w:rPr>
-        <w:t>③ find -delete</w:t>
-      </w:r>
-    </w:p>
-    <w:p>
-      <w:r>
-        <w:rPr>
-          <w:rFonts w:ascii="맑은 고딕" w:hAnsi="맑은 고딕" w:eastAsia="맑은 고딕"/>
-          <w:sz w:val="21"/>
-        </w:rPr>
-        <w:t>④ 지우면 안 된다</w:t>
+        <w:t>① find -delete</w:t>
+      </w:r>
+    </w:p>
+    <w:p>
+      <w:r>
+        <w:rPr>
+          <w:rFonts w:ascii="맑은 고딕" w:hAnsi="맑은 고딕" w:eastAsia="맑은 고딕"/>
+          <w:sz w:val="21"/>
+        </w:rPr>
+        <w:t>② 지우면 안 된다</w:t>
+      </w:r>
+    </w:p>
+    <w:p>
+      <w:r>
+        <w:rPr>
+          <w:rFonts w:ascii="맑은 고딕" w:hAnsi="맑은 고딕" w:eastAsia="맑은 고딕"/>
+          <w:sz w:val="21"/>
+        </w:rPr>
+        <w:t>③ rmdir — 비어 있지 않으면 실패해 보호가 된다</w:t>
+      </w:r>
+    </w:p>
+    <w:p>
+      <w:r>
+        <w:rPr>
+          <w:rFonts w:ascii="맑은 고딕" w:hAnsi="맑은 고딕" w:eastAsia="맑은 고딕"/>
+          <w:sz w:val="21"/>
+        </w:rPr>
+        <w:t>④ rm -rf — 확실하게 지운다</w:t>
       </w:r>
     </w:p>
     <w:p>
@@ -2003,34 +2003,34 @@
           <w:rFonts w:ascii="맑은 고딕" w:hAnsi="맑은 고딕" w:eastAsia="맑은 고딕"/>
           <w:sz w:val="21"/>
         </w:rPr>
-        <w:t>① Standby는 자신의 온라인 리두를 쓰지 않기 때문</w:t>
-      </w:r>
-    </w:p>
-    <w:p>
-      <w:r>
-        <w:rPr>
-          <w:rFonts w:ascii="맑은 고딕" w:hAnsi="맑은 고딕" w:eastAsia="맑은 고딕"/>
-          <w:sz w:val="21"/>
-        </w:rPr>
-        <w:t>② 크기가 크기 때문</w:t>
-      </w:r>
-    </w:p>
-    <w:p>
-      <w:r>
-        <w:rPr>
-          <w:rFonts w:ascii="맑은 고딕" w:hAnsi="맑은 고딕" w:eastAsia="맑은 고딕"/>
-          <w:sz w:val="21"/>
-        </w:rPr>
-        <w:t>③ 파라미터 설정이 없기 때문</w:t>
-      </w:r>
-    </w:p>
-    <w:p>
-      <w:r>
-        <w:rPr>
-          <w:rFonts w:ascii="맑은 고딕" w:hAnsi="맑은 고딕" w:eastAsia="맑은 고딕"/>
-          <w:sz w:val="21"/>
-        </w:rPr>
-        <w:t>④ 버그이기 때문</w:t>
+        <w:t>① 크기가 크기 때문</w:t>
+      </w:r>
+    </w:p>
+    <w:p>
+      <w:r>
+        <w:rPr>
+          <w:rFonts w:ascii="맑은 고딕" w:hAnsi="맑은 고딕" w:eastAsia="맑은 고딕"/>
+          <w:sz w:val="21"/>
+        </w:rPr>
+        <w:t>② 파라미터 설정이 없기 때문</w:t>
+      </w:r>
+    </w:p>
+    <w:p>
+      <w:r>
+        <w:rPr>
+          <w:rFonts w:ascii="맑은 고딕" w:hAnsi="맑은 고딕" w:eastAsia="맑은 고딕"/>
+          <w:sz w:val="21"/>
+        </w:rPr>
+        <w:t>③ 버그이기 때문</w:t>
+      </w:r>
+    </w:p>
+    <w:p>
+      <w:r>
+        <w:rPr>
+          <w:rFonts w:ascii="맑은 고딕" w:hAnsi="맑은 고딕" w:eastAsia="맑은 고딕"/>
+          <w:sz w:val="21"/>
+        </w:rPr>
+        <w:t>④ Standby는 자신의 온라인 리두를 쓰지 않기 때문</w:t>
       </w:r>
     </w:p>
     <w:p>
@@ -2057,25 +2057,25 @@
           <w:rFonts w:ascii="맑은 고딕" w:hAnsi="맑은 고딕" w:eastAsia="맑은 고딕"/>
           <w:sz w:val="21"/>
         </w:rPr>
-        <w:t>① 역할 전환 후</w:t>
-      </w:r>
-    </w:p>
-    <w:p>
-      <w:r>
-        <w:rPr>
-          <w:rFonts w:ascii="맑은 고딕" w:hAnsi="맑은 고딕" w:eastAsia="맑은 고딕"/>
-          <w:sz w:val="21"/>
-        </w:rPr>
-        <w:t>② 즉시</w:t>
-      </w:r>
-    </w:p>
-    <w:p>
-      <w:r>
-        <w:rPr>
-          <w:rFonts w:ascii="맑은 고딕" w:hAnsi="맑은 고딕" w:eastAsia="맑은 고딕"/>
-          <w:sz w:val="21"/>
-        </w:rPr>
-        <w:t>③ 백업 시</w:t>
+        <w:t>① 백업 시</w:t>
+      </w:r>
+    </w:p>
+    <w:p>
+      <w:r>
+        <w:rPr>
+          <w:rFonts w:ascii="맑은 고딕" w:hAnsi="맑은 고딕" w:eastAsia="맑은 고딕"/>
+          <w:sz w:val="21"/>
+        </w:rPr>
+        <w:t>② 역할 전환 후</w:t>
+      </w:r>
+    </w:p>
+    <w:p>
+      <w:r>
+        <w:rPr>
+          <w:rFonts w:ascii="맑은 고딕" w:hAnsi="맑은 고딕" w:eastAsia="맑은 고딕"/>
+          <w:sz w:val="21"/>
+        </w:rPr>
+        <w:t>③ 즉시</w:t>
       </w:r>
     </w:p>
     <w:p>
@@ -2111,7 +2111,7 @@
           <w:rFonts w:ascii="맑은 고딕" w:hAnsi="맑은 고딕" w:eastAsia="맑은 고딕"/>
           <w:sz w:val="21"/>
         </w:rPr>
-        <w:t>① 남는다. 오라클이 지우지 않는다</w:t>
+        <w:t>① 이름이 바뀐다</w:t>
       </w:r>
     </w:p>
     <w:p>
@@ -2129,7 +2129,7 @@
           <w:rFonts w:ascii="맑은 고딕" w:hAnsi="맑은 고딕" w:eastAsia="맑은 고딕"/>
           <w:sz w:val="21"/>
         </w:rPr>
-        <w:t>③ 이름이 바뀐다</w:t>
+        <w:t>③ 남는다. 오라클이 지우지 않는다</w:t>
       </w:r>
     </w:p>
     <w:p>
@@ -2165,16 +2165,16 @@
           <w:rFonts w:ascii="맑은 고딕" w:hAnsi="맑은 고딕" w:eastAsia="맑은 고딕"/>
           <w:sz w:val="21"/>
         </w:rPr>
-        <w:t>① ORA-00301 + ORA-27038</w:t>
-      </w:r>
-    </w:p>
-    <w:p>
-      <w:r>
-        <w:rPr>
-          <w:rFonts w:ascii="맑은 고딕" w:hAnsi="맑은 고딕" w:eastAsia="맑은 고딕"/>
-          <w:sz w:val="21"/>
-        </w:rPr>
-        <w:t>② ORA-00359</w:t>
+        <w:t>① ORA-00359</w:t>
+      </w:r>
+    </w:p>
+    <w:p>
+      <w:r>
+        <w:rPr>
+          <w:rFonts w:ascii="맑은 고딕" w:hAnsi="맑은 고딕" w:eastAsia="맑은 고딕"/>
+          <w:sz w:val="21"/>
+        </w:rPr>
+        <w:t>② 정상 생성된다</w:t>
       </w:r>
     </w:p>
     <w:p>
@@ -2192,7 +2192,7 @@
           <w:rFonts w:ascii="맑은 고딕" w:hAnsi="맑은 고딕" w:eastAsia="맑은 고딕"/>
           <w:sz w:val="21"/>
         </w:rPr>
-        <w:t>④ 정상 생성된다</w:t>
+        <w:t>④ ORA-00301 + ORA-27038</w:t>
       </w:r>
     </w:p>
     <w:p>
@@ -2227,16 +2227,16 @@
           <w:rFonts w:ascii="맑은 고딕" w:hAnsi="맑은 고딕" w:eastAsia="맑은 고딕"/>
           <w:sz w:val="21"/>
         </w:rPr>
-        <w:t>① Primary 쪽에 아무 신호가 없고 목적지도 VALID이기 때문</w:t>
-      </w:r>
-    </w:p>
-    <w:p>
-      <w:r>
-        <w:rPr>
-          <w:rFonts w:ascii="맑은 고딕" w:hAnsi="맑은 고딕" w:eastAsia="맑은 고딕"/>
-          <w:sz w:val="21"/>
-        </w:rPr>
-        <w:t>② 오류 메시지가 없기 때문</w:t>
+        <w:t>① 오류 메시지가 없기 때문</w:t>
+      </w:r>
+    </w:p>
+    <w:p>
+      <w:r>
+        <w:rPr>
+          <w:rFonts w:ascii="맑은 고딕" w:hAnsi="맑은 고딕" w:eastAsia="맑은 고딕"/>
+          <w:sz w:val="21"/>
+        </w:rPr>
+        <w:t>② Primary 쪽에 아무 신호가 없고 목적지도 VALID이기 때문</w:t>
       </w:r>
     </w:p>
     <w:p>
@@ -2290,16 +2290,16 @@
           <w:rFonts w:ascii="맑은 고딕" w:hAnsi="맑은 고딕" w:eastAsia="맑은 고딕"/>
           <w:sz w:val="21"/>
         </w:rPr>
-        <w:t>② 최신 한 건만 보면 된다</w:t>
-      </w:r>
-    </w:p>
-    <w:p>
-      <w:r>
-        <w:rPr>
-          <w:rFonts w:ascii="맑은 고딕" w:hAnsi="맑은 고딕" w:eastAsia="맑은 고딕"/>
-          <w:sz w:val="21"/>
-        </w:rPr>
-        <w:t>③ Warning은 모두 무시해도 된다</w:t>
+        <w:t>② Warning은 모두 무시해도 된다</w:t>
+      </w:r>
+    </w:p>
+    <w:p>
+      <w:r>
+        <w:rPr>
+          <w:rFonts w:ascii="맑은 고딕" w:hAnsi="맑은 고딕" w:eastAsia="맑은 고딕"/>
+          <w:sz w:val="21"/>
+        </w:rPr>
+        <w:t>③ 최신 한 건만 보면 된다</w:t>
       </w:r>
     </w:p>
     <w:p>
@@ -2344,25 +2344,25 @@
           <w:rFonts w:ascii="맑은 고딕" w:hAnsi="맑은 고딕" w:eastAsia="맑은 고딕"/>
           <w:sz w:val="21"/>
         </w:rPr>
-        <w:t>② 심각한 오류</w:t>
-      </w:r>
-    </w:p>
-    <w:p>
-      <w:r>
-        <w:rPr>
-          <w:rFonts w:ascii="맑은 고딕" w:hAnsi="맑은 고딕" w:eastAsia="맑은 고딕"/>
-          <w:sz w:val="21"/>
-        </w:rPr>
-        <w:t>③ 파일 손상</w:t>
-      </w:r>
-    </w:p>
-    <w:p>
-      <w:r>
-        <w:rPr>
-          <w:rFonts w:ascii="맑은 고딕" w:hAnsi="맑은 고딕" w:eastAsia="맑은 고딕"/>
-          <w:sz w:val="21"/>
-        </w:rPr>
-        <w:t>④ 네트워크 단절</w:t>
+        <w:t>② 네트워크 단절</w:t>
+      </w:r>
+    </w:p>
+    <w:p>
+      <w:r>
+        <w:rPr>
+          <w:rFonts w:ascii="맑은 고딕" w:hAnsi="맑은 고딕" w:eastAsia="맑은 고딕"/>
+          <w:sz w:val="21"/>
+        </w:rPr>
+        <w:t>③ 심각한 오류</w:t>
+      </w:r>
+    </w:p>
+    <w:p>
+      <w:r>
+        <w:rPr>
+          <w:rFonts w:ascii="맑은 고딕" w:hAnsi="맑은 고딕" w:eastAsia="맑은 고딕"/>
+          <w:sz w:val="21"/>
+        </w:rPr>
+        <w:t>④ 파일 손상</w:t>
       </w:r>
     </w:p>
     <w:p>
@@ -2389,34 +2389,34 @@
           <w:rFonts w:ascii="맑은 고딕" w:hAnsi="맑은 고딕" w:eastAsia="맑은 고딕"/>
           <w:sz w:val="21"/>
         </w:rPr>
-        <w:t>① 기동 스크립트에 ALTER PLUGGABLE DATABASE ALL OPEN READ ONLY를 넣는다</w:t>
-      </w:r>
-    </w:p>
-    <w:p>
-      <w:r>
-        <w:rPr>
-          <w:rFonts w:ascii="맑은 고딕" w:hAnsi="맑은 고딕" w:eastAsia="맑은 고딕"/>
-          <w:sz w:val="21"/>
-        </w:rPr>
-        <w:t>② PDB마다 파라미터를 설정한다</w:t>
-      </w:r>
-    </w:p>
-    <w:p>
-      <w:r>
-        <w:rPr>
-          <w:rFonts w:ascii="맑은 고딕" w:hAnsi="맑은 고딕" w:eastAsia="맑은 고딕"/>
-          <w:sz w:val="21"/>
-        </w:rPr>
-        <w:t>③ Primary에서 열면 따라 열린다</w:t>
-      </w:r>
-    </w:p>
-    <w:p>
-      <w:r>
-        <w:rPr>
-          <w:rFonts w:ascii="맑은 고딕" w:hAnsi="맑은 고딕" w:eastAsia="맑은 고딕"/>
-          <w:sz w:val="21"/>
-        </w:rPr>
-        <w:t>④ 방법이 없다</w:t>
+        <w:t>① 방법이 없다</w:t>
+      </w:r>
+    </w:p>
+    <w:p>
+      <w:r>
+        <w:rPr>
+          <w:rFonts w:ascii="맑은 고딕" w:hAnsi="맑은 고딕" w:eastAsia="맑은 고딕"/>
+          <w:sz w:val="21"/>
+        </w:rPr>
+        <w:t>② 기동 스크립트에 ALTER PLUGGABLE DATABASE ALL OPEN READ ONLY를 넣는다</w:t>
+      </w:r>
+    </w:p>
+    <w:p>
+      <w:r>
+        <w:rPr>
+          <w:rFonts w:ascii="맑은 고딕" w:hAnsi="맑은 고딕" w:eastAsia="맑은 고딕"/>
+          <w:sz w:val="21"/>
+        </w:rPr>
+        <w:t>③ PDB마다 파라미터를 설정한다</w:t>
+      </w:r>
+    </w:p>
+    <w:p>
+      <w:r>
+        <w:rPr>
+          <w:rFonts w:ascii="맑은 고딕" w:hAnsi="맑은 고딕" w:eastAsia="맑은 고딕"/>
+          <w:sz w:val="21"/>
+        </w:rPr>
+        <w:t>④ Primary에서 열면 따라 열린다</w:t>
       </w:r>
     </w:p>
     <w:p>
@@ -2443,16 +2443,16 @@
           <w:rFonts w:ascii="맑은 고딕" w:hAnsi="맑은 고딕" w:eastAsia="맑은 고딕"/>
           <w:sz w:val="21"/>
         </w:rPr>
-        <w:t>① 리눅스는 열려 있는 파일을 지워도 프로세스가 계속 쓸 수 있게 하기 때문</w:t>
-      </w:r>
-    </w:p>
-    <w:p>
-      <w:r>
-        <w:rPr>
-          <w:rFonts w:ascii="맑은 고딕" w:hAnsi="맑은 고딕" w:eastAsia="맑은 고딕"/>
-          <w:sz w:val="21"/>
-        </w:rPr>
-        <w:t>② 오라클이 캐시에 보관하기 때문</w:t>
+        <w:t>① 오라클이 캐시에 보관하기 때문</w:t>
+      </w:r>
+    </w:p>
+    <w:p>
+      <w:r>
+        <w:rPr>
+          <w:rFonts w:ascii="맑은 고딕" w:hAnsi="맑은 고딕" w:eastAsia="맑은 고딕"/>
+          <w:sz w:val="21"/>
+        </w:rPr>
+        <w:t>② Standby가 대신 쓰기 때문</w:t>
       </w:r>
     </w:p>
     <w:p>
@@ -2470,7 +2470,7 @@
           <w:rFonts w:ascii="맑은 고딕" w:hAnsi="맑은 고딕" w:eastAsia="맑은 고딕"/>
           <w:sz w:val="21"/>
         </w:rPr>
-        <w:t>④ Standby가 대신 쓰기 때문</w:t>
+        <w:t>④ 리눅스는 열려 있는 파일을 지워도 프로세스가 계속 쓸 수 있게 하기 때문</w:t>
       </w:r>
     </w:p>
     <w:p>
@@ -2497,7 +2497,7 @@
           <w:rFonts w:ascii="맑은 고딕" w:hAnsi="맑은 고딕" w:eastAsia="맑은 고딕"/>
           <w:sz w:val="21"/>
         </w:rPr>
-        <w:t>① ORA-27041 → ORA-00313 → LG01 사망 → PMON이 인스턴스 종료</w:t>
+        <w:t>① ORA-03113 → ORA-01034 → 자동 재기동</w:t>
       </w:r>
     </w:p>
     <w:p>
@@ -2515,16 +2515,16 @@
           <w:rFonts w:ascii="맑은 고딕" w:hAnsi="맑은 고딕" w:eastAsia="맑은 고딕"/>
           <w:sz w:val="21"/>
         </w:rPr>
-        <w:t>③ ORA-01623 → ORA-01624 → 자동 복구</w:t>
-      </w:r>
-    </w:p>
-    <w:p>
-      <w:r>
-        <w:rPr>
-          <w:rFonts w:ascii="맑은 고딕" w:hAnsi="맑은 고딕" w:eastAsia="맑은 고딕"/>
-          <w:sz w:val="21"/>
-        </w:rPr>
-        <w:t>④ ORA-03113 → ORA-01034 → 자동 재기동</w:t>
+        <w:t>③ ORA-27041 → ORA-00313 → LG01 사망 → PMON이 인스턴스 종료</w:t>
+      </w:r>
+    </w:p>
+    <w:p>
+      <w:r>
+        <w:rPr>
+          <w:rFonts w:ascii="맑은 고딕" w:hAnsi="맑은 고딕" w:eastAsia="맑은 고딕"/>
+          <w:sz w:val="21"/>
+        </w:rPr>
+        <w:t>④ ORA-01623 → ORA-01624 → 자동 복구</w:t>
       </w:r>
     </w:p>
     <w:p>
@@ -2560,7 +2560,7 @@
           <w:rFonts w:ascii="맑은 고딕" w:hAnsi="맑은 고딕" w:eastAsia="맑은 고딕"/>
           <w:sz w:val="21"/>
         </w:rPr>
-        <w:t>② 아카이브되지 않았기 때문</w:t>
+        <w:t>② 권한이 없기 때문</w:t>
       </w:r>
     </w:p>
     <w:p>
@@ -2578,7 +2578,7 @@
           <w:rFonts w:ascii="맑은 고딕" w:hAnsi="맑은 고딕" w:eastAsia="맑은 고딕"/>
           <w:sz w:val="21"/>
         </w:rPr>
-        <w:t>④ 권한이 없기 때문</w:t>
+        <w:t>④ 아카이브되지 않았기 때문</w:t>
       </w:r>
     </w:p>
     <w:p>
@@ -2605,34 +2605,34 @@
           <w:rFonts w:ascii="맑은 고딕" w:hAnsi="맑은 고딕" w:eastAsia="맑은 고딕"/>
           <w:sz w:val="21"/>
         </w:rPr>
-        <w:t>① ASYNC라 전송되지 못한 리두 꼬리가 있었기 때문</w:t>
-      </w:r>
-    </w:p>
-    <w:p>
-      <w:r>
-        <w:rPr>
-          <w:rFonts w:ascii="맑은 고딕" w:hAnsi="맑은 고딕" w:eastAsia="맑은 고딕"/>
-          <w:sz w:val="21"/>
-        </w:rPr>
-        <w:t>② SRL 파일이 손상되었기 때문</w:t>
-      </w:r>
-    </w:p>
-    <w:p>
-      <w:r>
-        <w:rPr>
-          <w:rFonts w:ascii="맑은 고딕" w:hAnsi="맑은 고딕" w:eastAsia="맑은 고딕"/>
-          <w:sz w:val="21"/>
-        </w:rPr>
-        <w:t>③ 파일 이름이 틀렸기 때문</w:t>
-      </w:r>
-    </w:p>
-    <w:p>
-      <w:r>
-        <w:rPr>
-          <w:rFonts w:ascii="맑은 고딕" w:hAnsi="맑은 고딕" w:eastAsia="맑은 고딕"/>
-          <w:sz w:val="21"/>
-        </w:rPr>
-        <w:t>④ 권한 문제 때문</w:t>
+        <w:t>① 파일 이름이 틀렸기 때문</w:t>
+      </w:r>
+    </w:p>
+    <w:p>
+      <w:r>
+        <w:rPr>
+          <w:rFonts w:ascii="맑은 고딕" w:hAnsi="맑은 고딕" w:eastAsia="맑은 고딕"/>
+          <w:sz w:val="21"/>
+        </w:rPr>
+        <w:t>② 권한 문제 때문</w:t>
+      </w:r>
+    </w:p>
+    <w:p>
+      <w:r>
+        <w:rPr>
+          <w:rFonts w:ascii="맑은 고딕" w:hAnsi="맑은 고딕" w:eastAsia="맑은 고딕"/>
+          <w:sz w:val="21"/>
+        </w:rPr>
+        <w:t>③ SRL 파일이 손상되었기 때문</w:t>
+      </w:r>
+    </w:p>
+    <w:p>
+      <w:r>
+        <w:rPr>
+          <w:rFonts w:ascii="맑은 고딕" w:hAnsi="맑은 고딕" w:eastAsia="맑은 고딕"/>
+          <w:sz w:val="21"/>
+        </w:rPr>
+        <w:t>④ ASYNC라 전송되지 못한 리두 꼬리가 있었기 때문</w:t>
       </w:r>
     </w:p>
     <w:p>
@@ -2659,34 +2659,34 @@
           <w:rFonts w:ascii="맑은 고딕" w:hAnsi="맑은 고딕" w:eastAsia="맑은 고딕"/>
           <w:sz w:val="21"/>
         </w:rPr>
-        <w:t>① MAXIMUM PROTECTION이었다면 커밋된 리두가 Standby에 모두 있었을 것이다</w:t>
-      </w:r>
-    </w:p>
-    <w:p>
-      <w:r>
-        <w:rPr>
-          <w:rFonts w:ascii="맑은 고딕" w:hAnsi="맑은 고딕" w:eastAsia="맑은 고딕"/>
-          <w:sz w:val="21"/>
-        </w:rPr>
-        <w:t>② 보호 모드와 무관하다</w:t>
-      </w:r>
-    </w:p>
-    <w:p>
-      <w:r>
-        <w:rPr>
-          <w:rFonts w:ascii="맑은 고딕" w:hAnsi="맑은 고딕" w:eastAsia="맑은 고딕"/>
-          <w:sz w:val="21"/>
-        </w:rPr>
-        <w:t>③ 성능 모드가 더 안전하다</w:t>
-      </w:r>
-    </w:p>
-    <w:p>
-      <w:r>
-        <w:rPr>
-          <w:rFonts w:ascii="맑은 고딕" w:hAnsi="맑은 고딕" w:eastAsia="맑은 고딕"/>
-          <w:sz w:val="21"/>
-        </w:rPr>
-        <w:t>④ 보호 모드를 높이면 복구가 느려진다</w:t>
+        <w:t>① 보호 모드와 무관하다</w:t>
+      </w:r>
+    </w:p>
+    <w:p>
+      <w:r>
+        <w:rPr>
+          <w:rFonts w:ascii="맑은 고딕" w:hAnsi="맑은 고딕" w:eastAsia="맑은 고딕"/>
+          <w:sz w:val="21"/>
+        </w:rPr>
+        <w:t>② MAXIMUM PROTECTION이었다면 커밋된 리두가 Standby에 모두 있었을 것이다</w:t>
+      </w:r>
+    </w:p>
+    <w:p>
+      <w:r>
+        <w:rPr>
+          <w:rFonts w:ascii="맑은 고딕" w:hAnsi="맑은 고딕" w:eastAsia="맑은 고딕"/>
+          <w:sz w:val="21"/>
+        </w:rPr>
+        <w:t>③ 보호 모드를 높이면 복구가 느려진다</w:t>
+      </w:r>
+    </w:p>
+    <w:p>
+      <w:r>
+        <w:rPr>
+          <w:rFonts w:ascii="맑은 고딕" w:hAnsi="맑은 고딕" w:eastAsia="맑은 고딕"/>
+          <w:sz w:val="21"/>
+        </w:rPr>
+        <w:t>④ 성능 모드가 더 안전하다</w:t>
       </w:r>
     </w:p>
     <w:p>
@@ -2713,34 +2713,34 @@
           <w:rFonts w:ascii="맑은 고딕" w:hAnsi="맑은 고딕" w:eastAsia="맑은 고딕"/>
           <w:sz w:val="21"/>
         </w:rPr>
-        <w:t>① DB에서 제거 → 조회로 확인 → 파일은 mv로 정리</w:t>
-      </w:r>
-    </w:p>
-    <w:p>
-      <w:r>
-        <w:rPr>
-          <w:rFonts w:ascii="맑은 고딕" w:hAnsi="맑은 고딕" w:eastAsia="맑은 고딕"/>
-          <w:sz w:val="21"/>
-        </w:rPr>
-        <w:t>② 파일 삭제 → DB에서 제거 → 확인</w:t>
-      </w:r>
-    </w:p>
-    <w:p>
-      <w:r>
-        <w:rPr>
-          <w:rFonts w:ascii="맑은 고딕" w:hAnsi="맑은 고딕" w:eastAsia="맑은 고딕"/>
-          <w:sz w:val="21"/>
-        </w:rPr>
-        <w:t>③ DB에서 제거 → 파일 rm → 재기동</w:t>
-      </w:r>
-    </w:p>
-    <w:p>
-      <w:r>
-        <w:rPr>
-          <w:rFonts w:ascii="맑은 고딕" w:hAnsi="맑은 고딕" w:eastAsia="맑은 고딕"/>
-          <w:sz w:val="21"/>
-        </w:rPr>
-        <w:t>④ 백업 → 파일 rm → DB에서 제거</w:t>
+        <w:t>① 백업 → 파일 rm → DB에서 제거</w:t>
+      </w:r>
+    </w:p>
+    <w:p>
+      <w:r>
+        <w:rPr>
+          <w:rFonts w:ascii="맑은 고딕" w:hAnsi="맑은 고딕" w:eastAsia="맑은 고딕"/>
+          <w:sz w:val="21"/>
+        </w:rPr>
+        <w:t>② DB에서 제거 → 조회로 확인 → 파일은 mv로 정리</w:t>
+      </w:r>
+    </w:p>
+    <w:p>
+      <w:r>
+        <w:rPr>
+          <w:rFonts w:ascii="맑은 고딕" w:hAnsi="맑은 고딕" w:eastAsia="맑은 고딕"/>
+          <w:sz w:val="21"/>
+        </w:rPr>
+        <w:t>③ 파일 삭제 → DB에서 제거 → 확인</w:t>
+      </w:r>
+    </w:p>
+    <w:p>
+      <w:r>
+        <w:rPr>
+          <w:rFonts w:ascii="맑은 고딕" w:hAnsi="맑은 고딕" w:eastAsia="맑은 고딕"/>
+          <w:sz w:val="21"/>
+        </w:rPr>
+        <w:t>④ DB에서 제거 → 파일 rm → 재기동</w:t>
       </w:r>
     </w:p>
     <w:sectPr>

--- a/ADG/08장/8장_실습문제.docx
+++ b/ADG/08장/8장_실습문제.docx
@@ -312,7 +312,21 @@
           <w:rFonts w:ascii="맑은 고딕" w:hAnsi="맑은 고딕" w:eastAsia="맑은 고딕"/>
           <w:sz w:val="21"/>
         </w:rPr>
-        <w:t>[하-06] 실습 환경에서 Primary 파일이 `dg_ts1_01.dbf`일 때 Standby 파일 이름은?</w:t>
+        <w:t xml:space="preserve">[하-06] 실습 환경에서 Primary 파일이 </w:t>
+      </w:r>
+      <w:r>
+        <w:rPr>
+          <w:rFonts w:ascii="Consolas" w:hAnsi="Consolas" w:eastAsia="맑은 고딕"/>
+          <w:sz w:val="21"/>
+        </w:rPr>
+        <w:t xml:space="preserve">dg_ts1_01.dbf</w:t>
+      </w:r>
+      <w:r>
+        <w:rPr>
+          <w:rFonts w:ascii="맑은 고딕" w:hAnsi="맑은 고딕" w:eastAsia="맑은 고딕"/>
+          <w:sz w:val="21"/>
+        </w:rPr>
+        <w:t xml:space="preserve">일 때 Standby 파일 이름은?</w:t>
       </w:r>
     </w:p>
     <w:p>
@@ -1068,7 +1082,21 @@
           <w:rFonts w:ascii="맑은 고딕" w:hAnsi="맑은 고딕" w:eastAsia="맑은 고딕"/>
           <w:sz w:val="21"/>
         </w:rPr>
-        <w:t>[하-20] `TYPE` 열이 있는 뷰는?</w:t>
+        <w:t xml:space="preserve">[하-20] </w:t>
+      </w:r>
+      <w:r>
+        <w:rPr>
+          <w:rFonts w:ascii="Consolas" w:hAnsi="Consolas" w:eastAsia="맑은 고딕"/>
+          <w:sz w:val="21"/>
+        </w:rPr>
+        <w:t xml:space="preserve">TYPE</w:t>
+      </w:r>
+      <w:r>
+        <w:rPr>
+          <w:rFonts w:ascii="맑은 고딕" w:hAnsi="맑은 고딕" w:eastAsia="맑은 고딕"/>
+          <w:sz w:val="21"/>
+        </w:rPr>
+        <w:t xml:space="preserve"> 열이 있는 뷰는?</w:t>
       </w:r>
     </w:p>
     <w:p>
@@ -1346,7 +1374,21 @@
           <w:rFonts w:ascii="맑은 고딕" w:hAnsi="맑은 고딕" w:eastAsia="맑은 고딕"/>
           <w:sz w:val="21"/>
         </w:rPr>
-        <w:t>[중-05] UNNAMED 파일이 생긴 상태에서 `V$DATAFILE.STATUS` 값은?</w:t>
+        <w:t xml:space="preserve">[중-05] UNNAMED 파일이 생긴 상태에서 </w:t>
+      </w:r>
+      <w:r>
+        <w:rPr>
+          <w:rFonts w:ascii="Consolas" w:hAnsi="Consolas" w:eastAsia="맑은 고딕"/>
+          <w:sz w:val="21"/>
+        </w:rPr>
+        <w:t xml:space="preserve">V$DATAFILE.STATUS</w:t>
+      </w:r>
+      <w:r>
+        <w:rPr>
+          <w:rFonts w:ascii="맑은 고딕" w:hAnsi="맑은 고딕" w:eastAsia="맑은 고딕"/>
+          <w:sz w:val="21"/>
+        </w:rPr>
+        <w:t xml:space="preserve"> 값은?</w:t>
       </w:r>
     </w:p>
     <w:p>
@@ -1400,7 +1442,21 @@
           <w:rFonts w:ascii="맑은 고딕" w:hAnsi="맑은 고딕" w:eastAsia="맑은 고딕"/>
           <w:sz w:val="21"/>
         </w:rPr>
-        <w:t>[중-06] `V$DATAFILE_HEADER.ERROR` 값은?</w:t>
+        <w:t xml:space="preserve">[중-06] </w:t>
+      </w:r>
+      <w:r>
+        <w:rPr>
+          <w:rFonts w:ascii="Consolas" w:hAnsi="Consolas" w:eastAsia="맑은 고딕"/>
+          <w:sz w:val="21"/>
+        </w:rPr>
+        <w:t xml:space="preserve">V$DATAFILE_HEADER.ERROR</w:t>
+      </w:r>
+      <w:r>
+        <w:rPr>
+          <w:rFonts w:ascii="맑은 고딕" w:hAnsi="맑은 고딕" w:eastAsia="맑은 고딕"/>
+          <w:sz w:val="21"/>
+        </w:rPr>
+        <w:t xml:space="preserve"> 값은?</w:t>
       </w:r>
     </w:p>
     <w:p>
@@ -1454,7 +1510,21 @@
           <w:rFonts w:ascii="맑은 고딕" w:hAnsi="맑은 고딕" w:eastAsia="맑은 고딕"/>
           <w:sz w:val="21"/>
         </w:rPr>
-        <w:t>[중-07] 같은 상황에서 `V$RECOVER_FILE`을 조회하면?</w:t>
+        <w:t xml:space="preserve">[중-07] 같은 상황에서 </w:t>
+      </w:r>
+      <w:r>
+        <w:rPr>
+          <w:rFonts w:ascii="Consolas" w:hAnsi="Consolas" w:eastAsia="맑은 고딕"/>
+          <w:sz w:val="21"/>
+        </w:rPr>
+        <w:t xml:space="preserve">V$RECOVER_FILE</w:t>
+      </w:r>
+      <w:r>
+        <w:rPr>
+          <w:rFonts w:ascii="맑은 고딕" w:hAnsi="맑은 고딕" w:eastAsia="맑은 고딕"/>
+          <w:sz w:val="21"/>
+        </w:rPr>
+        <w:t xml:space="preserve">을 조회하면?</w:t>
       </w:r>
     </w:p>
     <w:p>
@@ -1562,7 +1632,21 @@
           <w:rFonts w:ascii="맑은 고딕" w:hAnsi="맑은 고딕" w:eastAsia="맑은 고딕"/>
           <w:sz w:val="21"/>
         </w:rPr>
-        <w:t>[중-09] `AS NEW`가 올바른 이름과 크기의 파일을 만들 수 있는 근거는?</w:t>
+        <w:t xml:space="preserve">[중-09] </w:t>
+      </w:r>
+      <w:r>
+        <w:rPr>
+          <w:rFonts w:ascii="Consolas" w:hAnsi="Consolas" w:eastAsia="맑은 고딕"/>
+          <w:sz w:val="21"/>
+        </w:rPr>
+        <w:t xml:space="preserve">AS NEW</w:t>
+      </w:r>
+      <w:r>
+        <w:rPr>
+          <w:rFonts w:ascii="맑은 고딕" w:hAnsi="맑은 고딕" w:eastAsia="맑은 고딕"/>
+          <w:sz w:val="21"/>
+        </w:rPr>
+        <w:t xml:space="preserve">가 올바른 이름과 크기의 파일을 만들 수 있는 근거는?</w:t>
       </w:r>
     </w:p>
     <w:p>
@@ -1616,7 +1700,21 @@
           <w:rFonts w:ascii="맑은 고딕" w:hAnsi="맑은 고딕" w:eastAsia="맑은 고딕"/>
           <w:sz w:val="21"/>
         </w:rPr>
-        <w:t>[중-10] 실습에서 `AS NEW`로 만들어진 파일 이름은?</w:t>
+        <w:t xml:space="preserve">[중-10] 실습에서 </w:t>
+      </w:r>
+      <w:r>
+        <w:rPr>
+          <w:rFonts w:ascii="Consolas" w:hAnsi="Consolas" w:eastAsia="맑은 고딕"/>
+          <w:sz w:val="21"/>
+        </w:rPr>
+        <w:t xml:space="preserve">AS NEW</w:t>
+      </w:r>
+      <w:r>
+        <w:rPr>
+          <w:rFonts w:ascii="맑은 고딕" w:hAnsi="맑은 고딕" w:eastAsia="맑은 고딕"/>
+          <w:sz w:val="21"/>
+        </w:rPr>
+        <w:t xml:space="preserve">로 만들어진 파일 이름은?</w:t>
       </w:r>
     </w:p>
     <w:p>
@@ -1886,7 +1984,21 @@
           <w:rFonts w:ascii="맑은 고딕" w:hAnsi="맑은 고딕" w:eastAsia="맑은 고딕"/>
           <w:sz w:val="21"/>
         </w:rPr>
-        <w:t>[중-15] PDB를 `INCLUDING DATAFILES`로 지운 뒤 Standby에 남는 것은?</w:t>
+        <w:t xml:space="preserve">[중-15] PDB를 </w:t>
+      </w:r>
+      <w:r>
+        <w:rPr>
+          <w:rFonts w:ascii="Consolas" w:hAnsi="Consolas" w:eastAsia="맑은 고딕"/>
+          <w:sz w:val="21"/>
+        </w:rPr>
+        <w:t xml:space="preserve">INCLUDING DATAFILES</w:t>
+      </w:r>
+      <w:r>
+        <w:rPr>
+          <w:rFonts w:ascii="맑은 고딕" w:hAnsi="맑은 고딕" w:eastAsia="맑은 고딕"/>
+          <w:sz w:val="21"/>
+        </w:rPr>
+        <w:t xml:space="preserve">로 지운 뒤 Standby에 남는 것은?</w:t>
       </w:r>
     </w:p>
     <w:p>
@@ -2102,7 +2214,21 @@
           <w:rFonts w:ascii="맑은 고딕" w:hAnsi="맑은 고딕" w:eastAsia="맑은 고딕"/>
           <w:sz w:val="21"/>
         </w:rPr>
-        <w:t>[중-19] `DROP LOGFILE GROUP` 후 운영체제 파일은?</w:t>
+        <w:t xml:space="preserve">[중-19] </w:t>
+      </w:r>
+      <w:r>
+        <w:rPr>
+          <w:rFonts w:ascii="Consolas" w:hAnsi="Consolas" w:eastAsia="맑은 고딕"/>
+          <w:sz w:val="21"/>
+        </w:rPr>
+        <w:t xml:space="preserve">DROP LOGFILE GROUP</w:t>
+      </w:r>
+      <w:r>
+        <w:rPr>
+          <w:rFonts w:ascii="맑은 고딕" w:hAnsi="맑은 고딕" w:eastAsia="맑은 고딕"/>
+          <w:sz w:val="21"/>
+        </w:rPr>
+        <w:t xml:space="preserve"> 후 운영체제 파일은?</w:t>
       </w:r>
     </w:p>
     <w:p>
@@ -2272,7 +2398,21 @@
           <w:rFonts w:ascii="맑은 고딕" w:hAnsi="맑은 고딕" w:eastAsia="맑은 고딕"/>
           <w:sz w:val="21"/>
         </w:rPr>
-        <w:t>[상-02] `V$DATAGUARD_STATUS`를 읽을 때 주의할 점은?</w:t>
+        <w:t xml:space="preserve">[상-02] </w:t>
+      </w:r>
+      <w:r>
+        <w:rPr>
+          <w:rFonts w:ascii="Consolas" w:hAnsi="Consolas" w:eastAsia="맑은 고딕"/>
+          <w:sz w:val="21"/>
+        </w:rPr>
+        <w:t xml:space="preserve">V$DATAGUARD_STATUS</w:t>
+      </w:r>
+      <w:r>
+        <w:rPr>
+          <w:rFonts w:ascii="맑은 고딕" w:hAnsi="맑은 고딕" w:eastAsia="맑은 고딕"/>
+          <w:sz w:val="21"/>
+        </w:rPr>
+        <w:t xml:space="preserve">를 읽을 때 주의할 점은?</w:t>
       </w:r>
     </w:p>
     <w:p>
@@ -2326,7 +2466,21 @@
           <w:rFonts w:ascii="맑은 고딕" w:hAnsi="맑은 고딕" w:eastAsia="맑은 고딕"/>
           <w:sz w:val="21"/>
         </w:rPr>
-        <w:t>[상-03] `Warning 16037`이 뜻하는 것은?</w:t>
+        <w:t xml:space="preserve">[상-03] </w:t>
+      </w:r>
+      <w:r>
+        <w:rPr>
+          <w:rFonts w:ascii="Consolas" w:hAnsi="Consolas" w:eastAsia="맑은 고딕"/>
+          <w:sz w:val="21"/>
+        </w:rPr>
+        <w:t xml:space="preserve">Warning 16037</w:t>
+      </w:r>
+      <w:r>
+        <w:rPr>
+          <w:rFonts w:ascii="맑은 고딕" w:hAnsi="맑은 고딕" w:eastAsia="맑은 고딕"/>
+          <w:sz w:val="21"/>
+        </w:rPr>
+        <w:t xml:space="preserve">이 뜻하는 것은?</w:t>
       </w:r>
     </w:p>
     <w:p>
@@ -2434,7 +2588,21 @@
           <w:rFonts w:ascii="맑은 고딕" w:hAnsi="맑은 고딕" w:eastAsia="맑은 고딕"/>
           <w:sz w:val="21"/>
         </w:rPr>
-        <w:t>[상-05] CURRENT 리두 파일을 `rm`으로 지운 직후 아무 일도 일어나지 않는 이유는?</w:t>
+        <w:t xml:space="preserve">[상-05] CURRENT 리두 파일을 </w:t>
+      </w:r>
+      <w:r>
+        <w:rPr>
+          <w:rFonts w:ascii="Consolas" w:hAnsi="Consolas" w:eastAsia="맑은 고딕"/>
+          <w:sz w:val="21"/>
+        </w:rPr>
+        <w:t xml:space="preserve">rm</w:t>
+      </w:r>
+      <w:r>
+        <w:rPr>
+          <w:rFonts w:ascii="맑은 고딕" w:hAnsi="맑은 고딕" w:eastAsia="맑은 고딕"/>
+          <w:sz w:val="21"/>
+        </w:rPr>
+        <w:t xml:space="preserve">으로 지운 직후 아무 일도 일어나지 않는 이유는?</w:t>
       </w:r>
     </w:p>
     <w:p>
@@ -2542,7 +2710,21 @@
           <w:rFonts w:ascii="맑은 고딕" w:hAnsi="맑은 고딕" w:eastAsia="맑은 고딕"/>
           <w:sz w:val="21"/>
         </w:rPr>
-        <w:t>[상-07] `ALTER DATABASE CLEAR UNARCHIVED LOGFILE`이 ORA-01624로 거부된 이유는?</w:t>
+        <w:t xml:space="preserve">[상-07] </w:t>
+      </w:r>
+      <w:r>
+        <w:rPr>
+          <w:rFonts w:ascii="Consolas" w:hAnsi="Consolas" w:eastAsia="맑은 고딕"/>
+          <w:sz w:val="21"/>
+        </w:rPr>
+        <w:t xml:space="preserve">ALTER DATABASE CLEAR UNARCHIVED LOGFILE</w:t>
+      </w:r>
+      <w:r>
+        <w:rPr>
+          <w:rFonts w:ascii="맑은 고딕" w:hAnsi="맑은 고딕" w:eastAsia="맑은 고딕"/>
+          <w:sz w:val="21"/>
+        </w:rPr>
+        <w:t xml:space="preserve">이 ORA-01624로 거부된 이유는?</w:t>
       </w:r>
     </w:p>
     <w:p>
@@ -2744,6 +2926,8 @@
       </w:r>
     </w:p>
     <w:sectPr>
+      <w:headerReference w:type="default" r:id="rId9"/>
+      <w:footerReference w:type="default" r:id="rId10"/>
       <w:pgSz w:w="12240" w:h="15840"/>
       <w:pgMar w:top="1440" w:right="1800" w:bottom="1440" w:left="1800" w:header="720" w:footer="720" w:gutter="0"/>
       <w:cols w:space="720"/>
@@ -2751,6 +2935,26 @@
     </w:sectPr>
   </w:body>
 </w:document>
+</file>
+
+<file path=word/footer1.xml><?xml version="1.0" encoding="utf-8"?>
+<w:ftr xmlns:m="http://schemas.openxmlformats.org/officeDocument/2006/math" xmlns:mc="http://schemas.openxmlformats.org/markup-compatibility/2006" xmlns:mo="http://schemas.microsoft.com/office/mac/office/2008/main" xmlns:mv="urn:schemas-microsoft-com:mac:vml" xmlns:o="urn:schemas-microsoft-com:office:office" xmlns:r="http://schemas.openxmlformats.org/officeDocument/2006/relationships" xmlns:v="urn:schemas-microsoft-com:vml" xmlns:w10="urn:schemas-microsoft-com:office:word" xmlns:w14="http://schemas.microsoft.com/office/word/2010/wordml" xmlns:w="http://schemas.openxmlformats.org/wordprocessingml/2006/main" xmlns:wne="http://schemas.microsoft.com/office/word/2006/wordml" xmlns:wp14="http://schemas.microsoft.com/office/word/2010/wordprocessingDrawing" xmlns:wp="http://schemas.openxmlformats.org/drawingml/2006/wordprocessingDrawing" xmlns:wpc="http://schemas.microsoft.com/office/word/2010/wordprocessingCanvas" xmlns:wpg="http://schemas.microsoft.com/office/word/2010/wordprocessingGroup" xmlns:wpi="http://schemas.microsoft.com/office/word/2010/wordprocessingInk" xmlns:wps="http://schemas.microsoft.com/office/word/2010/wordprocessingShape" mc:Ignorable="w14 wp14">
+  <w:p>
+    <w:pPr>
+      <w:pStyle w:val="Footer"/>
+    </w:pPr>
+  </w:p>
+</w:ftr>
+</file>
+
+<file path=word/header1.xml><?xml version="1.0" encoding="utf-8"?>
+<w:hdr xmlns:m="http://schemas.openxmlformats.org/officeDocument/2006/math" xmlns:mc="http://schemas.openxmlformats.org/markup-compatibility/2006" xmlns:mo="http://schemas.microsoft.com/office/mac/office/2008/main" xmlns:mv="urn:schemas-microsoft-com:mac:vml" xmlns:o="urn:schemas-microsoft-com:office:office" xmlns:r="http://schemas.openxmlformats.org/officeDocument/2006/relationships" xmlns:v="urn:schemas-microsoft-com:vml" xmlns:w10="urn:schemas-microsoft-com:office:word" xmlns:w14="http://schemas.microsoft.com/office/word/2010/wordml" xmlns:w="http://schemas.openxmlformats.org/wordprocessingml/2006/main" xmlns:wne="http://schemas.microsoft.com/office/word/2006/wordml" xmlns:wp14="http://schemas.microsoft.com/office/word/2010/wordprocessingDrawing" xmlns:wp="http://schemas.openxmlformats.org/drawingml/2006/wordprocessingDrawing" xmlns:wpc="http://schemas.microsoft.com/office/word/2010/wordprocessingCanvas" xmlns:wpg="http://schemas.microsoft.com/office/word/2010/wordprocessingGroup" xmlns:wpi="http://schemas.microsoft.com/office/word/2010/wordprocessingInk" xmlns:wps="http://schemas.microsoft.com/office/word/2010/wordprocessingShape" mc:Ignorable="w14 wp14">
+  <w:p>
+    <w:pPr>
+      <w:pStyle w:val="Header"/>
+    </w:pPr>
+  </w:p>
+</w:hdr>
 </file>
 
 <file path=word/numbering.xml><?xml version="1.0" encoding="utf-8"?>

--- a/ADG/08장/8장_실습문제.docx
+++ b/ADG/08장/8장_실습문제.docx
@@ -51,34 +51,34 @@
           <w:rFonts w:ascii="맑은 고딕" w:hAnsi="맑은 고딕" w:eastAsia="맑은 고딕"/>
           <w:sz w:val="21"/>
         </w:rPr>
-        <w:t>① STANDBY_FILE_MANAGEMENT</w:t>
-      </w:r>
-    </w:p>
-    <w:p>
-      <w:r>
-        <w:rPr>
-          <w:rFonts w:ascii="맑은 고딕" w:hAnsi="맑은 고딕" w:eastAsia="맑은 고딕"/>
-          <w:sz w:val="21"/>
-        </w:rPr>
-        <w:t>② DB_FILE_NAME_CONVERT</w:t>
-      </w:r>
-    </w:p>
-    <w:p>
-      <w:r>
-        <w:rPr>
-          <w:rFonts w:ascii="맑은 고딕" w:hAnsi="맑은 고딕" w:eastAsia="맑은 고딕"/>
-          <w:sz w:val="21"/>
-        </w:rPr>
-        <w:t>③ LOG_ARCHIVE_CONFIG</w:t>
-      </w:r>
-    </w:p>
-    <w:p>
-      <w:r>
-        <w:rPr>
-          <w:rFonts w:ascii="맑은 고딕" w:hAnsi="맑은 고딕" w:eastAsia="맑은 고딕"/>
-          <w:sz w:val="21"/>
-        </w:rPr>
-        <w:t>④ FAL_SERVER</w:t>
+        <w:t>① LOG_ARCHIVE_CONFIG</w:t>
+      </w:r>
+    </w:p>
+    <w:p>
+      <w:r>
+        <w:rPr>
+          <w:rFonts w:ascii="맑은 고딕" w:hAnsi="맑은 고딕" w:eastAsia="맑은 고딕"/>
+          <w:sz w:val="21"/>
+        </w:rPr>
+        <w:t>② STANDBY_FILE_MANAGEMENT</w:t>
+      </w:r>
+    </w:p>
+    <w:p>
+      <w:r>
+        <w:rPr>
+          <w:rFonts w:ascii="맑은 고딕" w:hAnsi="맑은 고딕" w:eastAsia="맑은 고딕"/>
+          <w:sz w:val="21"/>
+        </w:rPr>
+        <w:t>③ FAL_SERVER</w:t>
+      </w:r>
+    </w:p>
+    <w:p>
+      <w:r>
+        <w:rPr>
+          <w:rFonts w:ascii="맑은 고딕" w:hAnsi="맑은 고딕" w:eastAsia="맑은 고딕"/>
+          <w:sz w:val="21"/>
+        </w:rPr>
+        <w:t>④ DB_FILE_NAME_CONVERT</w:t>
       </w:r>
     </w:p>
     <w:p>
@@ -105,34 +105,34 @@
           <w:rFonts w:ascii="맑은 고딕" w:hAnsi="맑은 고딕" w:eastAsia="맑은 고딕"/>
           <w:sz w:val="21"/>
         </w:rPr>
-        <w:t>① AUTO 또는 MANUAL</w:t>
-      </w:r>
-    </w:p>
-    <w:p>
-      <w:r>
-        <w:rPr>
-          <w:rFonts w:ascii="맑은 고딕" w:hAnsi="맑은 고딕" w:eastAsia="맑은 고딕"/>
-          <w:sz w:val="21"/>
-        </w:rPr>
-        <w:t>② ON 또는 OFF</w:t>
-      </w:r>
-    </w:p>
-    <w:p>
-      <w:r>
-        <w:rPr>
-          <w:rFonts w:ascii="맑은 고딕" w:hAnsi="맑은 고딕" w:eastAsia="맑은 고딕"/>
-          <w:sz w:val="21"/>
-        </w:rPr>
-        <w:t>③ TRUE 또는 FALSE</w:t>
-      </w:r>
-    </w:p>
-    <w:p>
-      <w:r>
-        <w:rPr>
-          <w:rFonts w:ascii="맑은 고딕" w:hAnsi="맑은 고딕" w:eastAsia="맑은 고딕"/>
-          <w:sz w:val="21"/>
-        </w:rPr>
-        <w:t>④ YES 또는 NO</w:t>
+        <w:t>① TRUE 또는 FALSE</w:t>
+      </w:r>
+    </w:p>
+    <w:p>
+      <w:r>
+        <w:rPr>
+          <w:rFonts w:ascii="맑은 고딕" w:hAnsi="맑은 고딕" w:eastAsia="맑은 고딕"/>
+          <w:sz w:val="21"/>
+        </w:rPr>
+        <w:t>② YES 또는 NO</w:t>
+      </w:r>
+    </w:p>
+    <w:p>
+      <w:r>
+        <w:rPr>
+          <w:rFonts w:ascii="맑은 고딕" w:hAnsi="맑은 고딕" w:eastAsia="맑은 고딕"/>
+          <w:sz w:val="21"/>
+        </w:rPr>
+        <w:t>③ ON 또는 OFF</w:t>
+      </w:r>
+    </w:p>
+    <w:p>
+      <w:r>
+        <w:rPr>
+          <w:rFonts w:ascii="맑은 고딕" w:hAnsi="맑은 고딕" w:eastAsia="맑은 고딕"/>
+          <w:sz w:val="21"/>
+        </w:rPr>
+        <w:t>④ AUTO 또는 MANUAL</w:t>
       </w:r>
     </w:p>
     <w:p>
@@ -159,25 +159,25 @@
           <w:rFonts w:ascii="맑은 고딕" w:hAnsi="맑은 고딕" w:eastAsia="맑은 고딕"/>
           <w:sz w:val="21"/>
         </w:rPr>
-        <w:t>① Standby 쪽 값</w:t>
-      </w:r>
-    </w:p>
-    <w:p>
-      <w:r>
-        <w:rPr>
-          <w:rFonts w:ascii="맑은 고딕" w:hAnsi="맑은 고딕" w:eastAsia="맑은 고딕"/>
-          <w:sz w:val="21"/>
-        </w:rPr>
-        <w:t>② Primary 쪽 값</w:t>
-      </w:r>
-    </w:p>
-    <w:p>
-      <w:r>
-        <w:rPr>
-          <w:rFonts w:ascii="맑은 고딕" w:hAnsi="맑은 고딕" w:eastAsia="맑은 고딕"/>
-          <w:sz w:val="21"/>
-        </w:rPr>
-        <w:t>③ 둘 중 큰 값</w:t>
+        <w:t>① Primary 쪽 값</w:t>
+      </w:r>
+    </w:p>
+    <w:p>
+      <w:r>
+        <w:rPr>
+          <w:rFonts w:ascii="맑은 고딕" w:hAnsi="맑은 고딕" w:eastAsia="맑은 고딕"/>
+          <w:sz w:val="21"/>
+        </w:rPr>
+        <w:t>② 둘 중 큰 값</w:t>
+      </w:r>
+    </w:p>
+    <w:p>
+      <w:r>
+        <w:rPr>
+          <w:rFonts w:ascii="맑은 고딕" w:hAnsi="맑은 고딕" w:eastAsia="맑은 고딕"/>
+          <w:sz w:val="21"/>
+        </w:rPr>
+        <w:t>③ Standby 쪽 값</w:t>
       </w:r>
     </w:p>
     <w:p>
@@ -222,16 +222,16 @@
           <w:rFonts w:ascii="맑은 고딕" w:hAnsi="맑은 고딕" w:eastAsia="맑은 고딕"/>
           <w:sz w:val="21"/>
         </w:rPr>
-        <w:t>② 정상 생성된다</w:t>
-      </w:r>
-    </w:p>
-    <w:p>
-      <w:r>
-        <w:rPr>
-          <w:rFonts w:ascii="맑은 고딕" w:hAnsi="맑은 고딕" w:eastAsia="맑은 고딕"/>
-          <w:sz w:val="21"/>
-        </w:rPr>
-        <w:t>③ ORA-1274</w:t>
+        <w:t>② ORA-1274</w:t>
+      </w:r>
+    </w:p>
+    <w:p>
+      <w:r>
+        <w:rPr>
+          <w:rFonts w:ascii="맑은 고딕" w:hAnsi="맑은 고딕" w:eastAsia="맑은 고딕"/>
+          <w:sz w:val="21"/>
+        </w:rPr>
+        <w:t>③ 정상 생성된다</w:t>
       </w:r>
     </w:p>
     <w:p>
@@ -267,16 +267,732 @@
           <w:rFonts w:ascii="맑은 고딕" w:hAnsi="맑은 고딕" w:eastAsia="맑은 고딕"/>
           <w:sz w:val="21"/>
         </w:rPr>
-        <w:t>① 자동으로 같은 파일을 만든다</w:t>
-      </w:r>
-    </w:p>
-    <w:p>
-      <w:r>
-        <w:rPr>
-          <w:rFonts w:ascii="맑은 고딕" w:hAnsi="맑은 고딕" w:eastAsia="맑은 고딕"/>
-          <w:sz w:val="21"/>
-        </w:rPr>
-        <w:t>② 아무 일도 하지 않는다</w:t>
+        <w:t>① 적용이 멈춘다</w:t>
+      </w:r>
+    </w:p>
+    <w:p>
+      <w:r>
+        <w:rPr>
+          <w:rFonts w:ascii="맑은 고딕" w:hAnsi="맑은 고딕" w:eastAsia="맑은 고딕"/>
+          <w:sz w:val="21"/>
+        </w:rPr>
+        <w:t>② 오류를 낸다</w:t>
+      </w:r>
+    </w:p>
+    <w:p>
+      <w:r>
+        <w:rPr>
+          <w:rFonts w:ascii="맑은 고딕" w:hAnsi="맑은 고딕" w:eastAsia="맑은 고딕"/>
+          <w:sz w:val="21"/>
+        </w:rPr>
+        <w:t>③ 아무 일도 하지 않는다</w:t>
+      </w:r>
+    </w:p>
+    <w:p>
+      <w:r>
+        <w:rPr>
+          <w:rFonts w:ascii="맑은 고딕" w:hAnsi="맑은 고딕" w:eastAsia="맑은 고딕"/>
+          <w:sz w:val="21"/>
+        </w:rPr>
+        <w:t>④ 자동으로 같은 파일을 만든다</w:t>
+      </w:r>
+    </w:p>
+    <w:p>
+      <w:r>
+        <w:rPr>
+          <w:rFonts w:ascii="맑은 고딕" w:hAnsi="맑은 고딕" w:eastAsia="맑은 고딕"/>
+          <w:sz w:val="21"/>
+        </w:rPr>
+        <w:t>하-06 · 객관식</w:t>
+      </w:r>
+    </w:p>
+    <w:p>
+      <w:r>
+        <w:rPr>
+          <w:rFonts w:ascii="맑은 고딕" w:hAnsi="맑은 고딕" w:eastAsia="맑은 고딕"/>
+          <w:sz w:val="21"/>
+        </w:rPr>
+        <w:t xml:space="preserve">[하-06] 실습 환경에서 Primary 파일이 </w:t>
+      </w:r>
+      <w:r>
+        <w:rPr>
+          <w:rFonts w:ascii="Consolas" w:hAnsi="Consolas" w:eastAsia="맑은 고딕"/>
+          <w:sz w:val="21"/>
+        </w:rPr>
+        <w:t xml:space="preserve">dg_ts1_01.dbf</w:t>
+      </w:r>
+      <w:r>
+        <w:rPr>
+          <w:rFonts w:ascii="맑은 고딕" w:hAnsi="맑은 고딕" w:eastAsia="맑은 고딕"/>
+          <w:sz w:val="21"/>
+        </w:rPr>
+        <w:t xml:space="preserve">일 때 Standby 파일 이름은?</w:t>
+      </w:r>
+    </w:p>
+    <w:p>
+      <w:r>
+        <w:rPr>
+          <w:rFonts w:ascii="맑은 고딕" w:hAnsi="맑은 고딕" w:eastAsia="맑은 고딕"/>
+          <w:sz w:val="21"/>
+        </w:rPr>
+        <w:t>① o1_mf_dg_ts1_o8z7v7lh_.dbf</w:t>
+      </w:r>
+    </w:p>
+    <w:p>
+      <w:r>
+        <w:rPr>
+          <w:rFonts w:ascii="맑은 고딕" w:hAnsi="맑은 고딕" w:eastAsia="맑은 고딕"/>
+          <w:sz w:val="21"/>
+        </w:rPr>
+        <w:t>② UNNAMED00014</w:t>
+      </w:r>
+    </w:p>
+    <w:p>
+      <w:r>
+        <w:rPr>
+          <w:rFonts w:ascii="맑은 고딕" w:hAnsi="맑은 고딕" w:eastAsia="맑은 고딕"/>
+          <w:sz w:val="21"/>
+        </w:rPr>
+        <w:t>③ dg_ts1_01.dbf</w:t>
+      </w:r>
+    </w:p>
+    <w:p>
+      <w:r>
+        <w:rPr>
+          <w:rFonts w:ascii="맑은 고딕" w:hAnsi="맑은 고딕" w:eastAsia="맑은 고딕"/>
+          <w:sz w:val="21"/>
+        </w:rPr>
+        <w:t>④ o1_mf_system_o8z7v7lh_.dbf</w:t>
+      </w:r>
+    </w:p>
+    <w:p>
+      <w:r>
+        <w:rPr>
+          <w:rFonts w:ascii="맑은 고딕" w:hAnsi="맑은 고딕" w:eastAsia="맑은 고딕"/>
+          <w:sz w:val="21"/>
+        </w:rPr>
+        <w:t>하-07 · 객관식</w:t>
+      </w:r>
+    </w:p>
+    <w:p>
+      <w:r>
+        <w:rPr>
+          <w:rFonts w:ascii="맑은 고딕" w:hAnsi="맑은 고딕" w:eastAsia="맑은 고딕"/>
+          <w:sz w:val="21"/>
+        </w:rPr>
+        <w:t>[하-07] 이름이 다른 이유는?</w:t>
+      </w:r>
+    </w:p>
+    <w:p>
+      <w:r>
+        <w:rPr>
+          <w:rFonts w:ascii="맑은 고딕" w:hAnsi="맑은 고딕" w:eastAsia="맑은 고딕"/>
+          <w:sz w:val="21"/>
+        </w:rPr>
+        <w:t>① Primary는 비OMF이고 Standby는 OMF이기 때문</w:t>
+      </w:r>
+    </w:p>
+    <w:p>
+      <w:r>
+        <w:rPr>
+          <w:rFonts w:ascii="맑은 고딕" w:hAnsi="맑은 고딕" w:eastAsia="맑은 고딕"/>
+          <w:sz w:val="21"/>
+        </w:rPr>
+        <w:t>② 오라클 버그</w:t>
+      </w:r>
+    </w:p>
+    <w:p>
+      <w:r>
+        <w:rPr>
+          <w:rFonts w:ascii="맑은 고딕" w:hAnsi="맑은 고딕" w:eastAsia="맑은 고딕"/>
+          <w:sz w:val="21"/>
+        </w:rPr>
+        <w:t>③ 파일 번호가 다르기 때문</w:t>
+      </w:r>
+    </w:p>
+    <w:p>
+      <w:r>
+        <w:rPr>
+          <w:rFonts w:ascii="맑은 고딕" w:hAnsi="맑은 고딕" w:eastAsia="맑은 고딕"/>
+          <w:sz w:val="21"/>
+        </w:rPr>
+        <w:t>④ 이름이 겹치면 안 되기 때문</w:t>
+      </w:r>
+    </w:p>
+    <w:p>
+      <w:r>
+        <w:rPr>
+          <w:rFonts w:ascii="맑은 고딕" w:hAnsi="맑은 고딕" w:eastAsia="맑은 고딕"/>
+          <w:sz w:val="21"/>
+        </w:rPr>
+        <w:t>하-08 · 객관식</w:t>
+      </w:r>
+    </w:p>
+    <w:p>
+      <w:r>
+        <w:rPr>
+          <w:rFonts w:ascii="맑은 고딕" w:hAnsi="맑은 고딕" w:eastAsia="맑은 고딕"/>
+          <w:sz w:val="21"/>
+        </w:rPr>
+        <w:t>[하-08] Data Guard가 양쪽 파일을 짝지을 때 쓰는 것은?</w:t>
+      </w:r>
+    </w:p>
+    <w:p>
+      <w:r>
+        <w:rPr>
+          <w:rFonts w:ascii="맑은 고딕" w:hAnsi="맑은 고딕" w:eastAsia="맑은 고딕"/>
+          <w:sz w:val="21"/>
+        </w:rPr>
+        <w:t>① 생성 시각</w:t>
+      </w:r>
+    </w:p>
+    <w:p>
+      <w:r>
+        <w:rPr>
+          <w:rFonts w:ascii="맑은 고딕" w:hAnsi="맑은 고딕" w:eastAsia="맑은 고딕"/>
+          <w:sz w:val="21"/>
+        </w:rPr>
+        <w:t>② 파일 크기</w:t>
+      </w:r>
+    </w:p>
+    <w:p>
+      <w:r>
+        <w:rPr>
+          <w:rFonts w:ascii="맑은 고딕" w:hAnsi="맑은 고딕" w:eastAsia="맑은 고딕"/>
+          <w:sz w:val="21"/>
+        </w:rPr>
+        <w:t>③ 파일 번호</w:t>
+      </w:r>
+    </w:p>
+    <w:p>
+      <w:r>
+        <w:rPr>
+          <w:rFonts w:ascii="맑은 고딕" w:hAnsi="맑은 고딕" w:eastAsia="맑은 고딕"/>
+          <w:sz w:val="21"/>
+        </w:rPr>
+        <w:t>④ 파일 이름</w:t>
+      </w:r>
+    </w:p>
+    <w:p>
+      <w:r>
+        <w:rPr>
+          <w:rFonts w:ascii="맑은 고딕" w:hAnsi="맑은 고딕" w:eastAsia="맑은 고딕"/>
+          <w:sz w:val="21"/>
+        </w:rPr>
+        <w:t>하-09 · 객관식</w:t>
+      </w:r>
+    </w:p>
+    <w:p>
+      <w:r>
+        <w:rPr>
+          <w:rFonts w:ascii="맑은 고딕" w:hAnsi="맑은 고딕" w:eastAsia="맑은 고딕"/>
+          <w:sz w:val="21"/>
+        </w:rPr>
+        <w:t>[하-09] 데이터 파일 크기 변경(resize)은 Standby에 반영되는가?</w:t>
+      </w:r>
+    </w:p>
+    <w:p>
+      <w:r>
+        <w:rPr>
+          <w:rFonts w:ascii="맑은 고딕" w:hAnsi="맑은 고딕" w:eastAsia="맑은 고딕"/>
+          <w:sz w:val="21"/>
+        </w:rPr>
+        <w:t>① MANUAL일 때만 반영된다</w:t>
+      </w:r>
+    </w:p>
+    <w:p>
+      <w:r>
+        <w:rPr>
+          <w:rFonts w:ascii="맑은 고딕" w:hAnsi="맑은 고딕" w:eastAsia="맑은 고딕"/>
+          <w:sz w:val="21"/>
+        </w:rPr>
+        <w:t>② 반영되지 않는다</w:t>
+      </w:r>
+    </w:p>
+    <w:p>
+      <w:r>
+        <w:rPr>
+          <w:rFonts w:ascii="맑은 고딕" w:hAnsi="맑은 고딕" w:eastAsia="맑은 고딕"/>
+          <w:sz w:val="21"/>
+        </w:rPr>
+        <w:t>③ 재기동해야 반영된다</w:t>
+      </w:r>
+    </w:p>
+    <w:p>
+      <w:r>
+        <w:rPr>
+          <w:rFonts w:ascii="맑은 고딕" w:hAnsi="맑은 고딕" w:eastAsia="맑은 고딕"/>
+          <w:sz w:val="21"/>
+        </w:rPr>
+        <w:t>④ 반영된다</w:t>
+      </w:r>
+    </w:p>
+    <w:p>
+      <w:r>
+        <w:rPr>
+          <w:rFonts w:ascii="맑은 고딕" w:hAnsi="맑은 고딕" w:eastAsia="맑은 고딕"/>
+          <w:sz w:val="21"/>
+        </w:rPr>
+        <w:t>하-10 · 객관식</w:t>
+      </w:r>
+    </w:p>
+    <w:p>
+      <w:r>
+        <w:rPr>
+          <w:rFonts w:ascii="맑은 고딕" w:hAnsi="맑은 고딕" w:eastAsia="맑은 고딕"/>
+          <w:sz w:val="21"/>
+        </w:rPr>
+        <w:t>[하-10] MANUAL 상태에서 Primary에 테이블스페이스를 만들면 Standby에 생기는 파일 이름은?</w:t>
+      </w:r>
+    </w:p>
+    <w:p>
+      <w:r>
+        <w:rPr>
+          <w:rFonts w:ascii="맑은 고딕" w:hAnsi="맑은 고딕" w:eastAsia="맑은 고딕"/>
+          <w:sz w:val="21"/>
+        </w:rPr>
+        <w:t>① o1_mf_unnamed_...dbf</w:t>
+      </w:r>
+    </w:p>
+    <w:p>
+      <w:r>
+        <w:rPr>
+          <w:rFonts w:ascii="맑은 고딕" w:hAnsi="맑은 고딕" w:eastAsia="맑은 고딕"/>
+          <w:sz w:val="21"/>
+        </w:rPr>
+        <w:t>② MISSING00016</w:t>
+      </w:r>
+    </w:p>
+    <w:p>
+      <w:r>
+        <w:rPr>
+          <w:rFonts w:ascii="맑은 고딕" w:hAnsi="맑은 고딕" w:eastAsia="맑은 고딕"/>
+          <w:sz w:val="21"/>
+        </w:rPr>
+        <w:t>③ UNNAMED00016</w:t>
+      </w:r>
+    </w:p>
+    <w:p>
+      <w:r>
+        <w:rPr>
+          <w:rFonts w:ascii="맑은 고딕" w:hAnsi="맑은 고딕" w:eastAsia="맑은 고딕"/>
+          <w:sz w:val="21"/>
+        </w:rPr>
+        <w:t>④ 아무것도 생기지 않는다</w:t>
+      </w:r>
+    </w:p>
+    <w:p>
+      <w:r>
+        <w:rPr>
+          <w:rFonts w:ascii="맑은 고딕" w:hAnsi="맑은 고딕" w:eastAsia="맑은 고딕"/>
+          <w:sz w:val="21"/>
+        </w:rPr>
+        <w:t>하-11 · 객관식</w:t>
+      </w:r>
+    </w:p>
+    <w:p>
+      <w:r>
+        <w:rPr>
+          <w:rFonts w:ascii="맑은 고딕" w:hAnsi="맑은 고딕" w:eastAsia="맑은 고딕"/>
+          <w:sz w:val="21"/>
+        </w:rPr>
+        <w:t>[하-11] 그 파일이 만들어지는 경로는?</w:t>
+      </w:r>
+    </w:p>
+    <w:p>
+      <w:r>
+        <w:rPr>
+          <w:rFonts w:ascii="맑은 고딕" w:hAnsi="맑은 고딕" w:eastAsia="맑은 고딕"/>
+          <w:sz w:val="21"/>
+        </w:rPr>
+        <w:t>① DB_CREATE_FILE_DEST 아래</w:t>
+      </w:r>
+    </w:p>
+    <w:p>
+      <w:r>
+        <w:rPr>
+          <w:rFonts w:ascii="맑은 고딕" w:hAnsi="맑은 고딕" w:eastAsia="맑은 고딕"/>
+          <w:sz w:val="21"/>
+        </w:rPr>
+        <w:t>② FRA 아래</w:t>
+      </w:r>
+    </w:p>
+    <w:p>
+      <w:r>
+        <w:rPr>
+          <w:rFonts w:ascii="맑은 고딕" w:hAnsi="맑은 고딕" w:eastAsia="맑은 고딕"/>
+          <w:sz w:val="21"/>
+        </w:rPr>
+        <w:t>③ $ORACLE_HOME/dbs</w:t>
+      </w:r>
+    </w:p>
+    <w:p>
+      <w:r>
+        <w:rPr>
+          <w:rFonts w:ascii="맑은 고딕" w:hAnsi="맑은 고딕" w:eastAsia="맑은 고딕"/>
+          <w:sz w:val="21"/>
+        </w:rPr>
+        <w:t>④ /tmp</w:t>
+      </w:r>
+    </w:p>
+    <w:p>
+      <w:r>
+        <w:rPr>
+          <w:rFonts w:ascii="맑은 고딕" w:hAnsi="맑은 고딕" w:eastAsia="맑은 고딕"/>
+          <w:sz w:val="21"/>
+        </w:rPr>
+        <w:t>하-12 · 객관식</w:t>
+      </w:r>
+    </w:p>
+    <w:p>
+      <w:r>
+        <w:rPr>
+          <w:rFonts w:ascii="맑은 고딕" w:hAnsi="맑은 고딕" w:eastAsia="맑은 고딕"/>
+          <w:sz w:val="21"/>
+        </w:rPr>
+        <w:t>[하-12] 그때 MRP를 죽이는 오류 번호는?</w:t>
+      </w:r>
+    </w:p>
+    <w:p>
+      <w:r>
+        <w:rPr>
+          <w:rFonts w:ascii="맑은 고딕" w:hAnsi="맑은 고딕" w:eastAsia="맑은 고딕"/>
+          <w:sz w:val="21"/>
+        </w:rPr>
+        <w:t>① ORA-16000</w:t>
+      </w:r>
+    </w:p>
+    <w:p>
+      <w:r>
+        <w:rPr>
+          <w:rFonts w:ascii="맑은 고딕" w:hAnsi="맑은 고딕" w:eastAsia="맑은 고딕"/>
+          <w:sz w:val="21"/>
+        </w:rPr>
+        <w:t>② ORA-1111</w:t>
+      </w:r>
+    </w:p>
+    <w:p>
+      <w:r>
+        <w:rPr>
+          <w:rFonts w:ascii="맑은 고딕" w:hAnsi="맑은 고딕" w:eastAsia="맑은 고딕"/>
+          <w:sz w:val="21"/>
+        </w:rPr>
+        <w:t>③ ORA-19505</w:t>
+      </w:r>
+    </w:p>
+    <w:p>
+      <w:r>
+        <w:rPr>
+          <w:rFonts w:ascii="맑은 고딕" w:hAnsi="맑은 고딕" w:eastAsia="맑은 고딕"/>
+          <w:sz w:val="21"/>
+        </w:rPr>
+        <w:t>④ ORA-1274</w:t>
+      </w:r>
+    </w:p>
+    <w:p>
+      <w:r>
+        <w:rPr>
+          <w:rFonts w:ascii="맑은 고딕" w:hAnsi="맑은 고딕" w:eastAsia="맑은 고딕"/>
+          <w:sz w:val="21"/>
+        </w:rPr>
+        <w:t>하-13 · 객관식</w:t>
+      </w:r>
+    </w:p>
+    <w:p>
+      <w:r>
+        <w:rPr>
+          <w:rFonts w:ascii="맑은 고딕" w:hAnsi="맑은 고딕" w:eastAsia="맑은 고딕"/>
+          <w:sz w:val="21"/>
+        </w:rPr>
+        <w:t>[하-13] AUTO로 되돌리고 MRP를 다시 켜면 나오는 오류는?</w:t>
+      </w:r>
+    </w:p>
+    <w:p>
+      <w:r>
+        <w:rPr>
+          <w:rFonts w:ascii="맑은 고딕" w:hAnsi="맑은 고딕" w:eastAsia="맑은 고딕"/>
+          <w:sz w:val="21"/>
+        </w:rPr>
+        <w:t>① ORA-1111</w:t>
+      </w:r>
+    </w:p>
+    <w:p>
+      <w:r>
+        <w:rPr>
+          <w:rFonts w:ascii="맑은 고딕" w:hAnsi="맑은 고딕" w:eastAsia="맑은 고딕"/>
+          <w:sz w:val="21"/>
+        </w:rPr>
+        <w:t>② ORA-1274</w:t>
+      </w:r>
+    </w:p>
+    <w:p>
+      <w:r>
+        <w:rPr>
+          <w:rFonts w:ascii="맑은 고딕" w:hAnsi="맑은 고딕" w:eastAsia="맑은 고딕"/>
+          <w:sz w:val="21"/>
+        </w:rPr>
+        <w:t>③ ORA-16136</w:t>
+      </w:r>
+    </w:p>
+    <w:p>
+      <w:r>
+        <w:rPr>
+          <w:rFonts w:ascii="맑은 고딕" w:hAnsi="맑은 고딕" w:eastAsia="맑은 고딕"/>
+          <w:sz w:val="21"/>
+        </w:rPr>
+        <w:t>④ 정상 동작한다</w:t>
+      </w:r>
+    </w:p>
+    <w:p>
+      <w:r>
+        <w:rPr>
+          <w:rFonts w:ascii="맑은 고딕" w:hAnsi="맑은 고딕" w:eastAsia="맑은 고딕"/>
+          <w:sz w:val="21"/>
+        </w:rPr>
+        <w:t>하-14 · 객관식</w:t>
+      </w:r>
+    </w:p>
+    <w:p>
+      <w:r>
+        <w:rPr>
+          <w:rFonts w:ascii="맑은 고딕" w:hAnsi="맑은 고딕" w:eastAsia="맑은 고딕"/>
+          <w:sz w:val="21"/>
+        </w:rPr>
+        <w:t>[하-14] UNNAMED 파일을 복구하는 명령은?</w:t>
+      </w:r>
+    </w:p>
+    <w:p>
+      <w:r>
+        <w:rPr>
+          <w:rFonts w:ascii="맑은 고딕" w:hAnsi="맑은 고딕" w:eastAsia="맑은 고딕"/>
+          <w:sz w:val="21"/>
+        </w:rPr>
+        <w:t>① RMAN RESTORE DATAFILE</w:t>
+      </w:r>
+    </w:p>
+    <w:p>
+      <w:r>
+        <w:rPr>
+          <w:rFonts w:ascii="맑은 고딕" w:hAnsi="맑은 고딕" w:eastAsia="맑은 고딕"/>
+          <w:sz w:val="21"/>
+        </w:rPr>
+        <w:t>② ALTER DATABASE CREATE DATAFILE ... AS NEW</w:t>
+      </w:r>
+    </w:p>
+    <w:p>
+      <w:r>
+        <w:rPr>
+          <w:rFonts w:ascii="맑은 고딕" w:hAnsi="맑은 고딕" w:eastAsia="맑은 고딕"/>
+          <w:sz w:val="21"/>
+        </w:rPr>
+        <w:t>③ ALTER SYSTEM CREATE FILE</w:t>
+      </w:r>
+    </w:p>
+    <w:p>
+      <w:r>
+        <w:rPr>
+          <w:rFonts w:ascii="맑은 고딕" w:hAnsi="맑은 고딕" w:eastAsia="맑은 고딕"/>
+          <w:sz w:val="21"/>
+        </w:rPr>
+        <w:t>④ ALTER DATABASE RECOVER DATAFILE</w:t>
+      </w:r>
+    </w:p>
+    <w:p>
+      <w:r>
+        <w:rPr>
+          <w:rFonts w:ascii="맑은 고딕" w:hAnsi="맑은 고딕" w:eastAsia="맑은 고딕"/>
+          <w:sz w:val="21"/>
+        </w:rPr>
+        <w:t>하-15 · 객관식</w:t>
+      </w:r>
+    </w:p>
+    <w:p>
+      <w:r>
+        <w:rPr>
+          <w:rFonts w:ascii="맑은 고딕" w:hAnsi="맑은 고딕" w:eastAsia="맑은 고딕"/>
+          <w:sz w:val="21"/>
+        </w:rPr>
+        <w:t>[하-15] 복구 작업 중 STANDBY_FILE_MANAGEMENT를 어떻게 두는가?</w:t>
+      </w:r>
+    </w:p>
+    <w:p>
+      <w:r>
+        <w:rPr>
+          <w:rFonts w:ascii="맑은 고딕" w:hAnsi="맑은 고딕" w:eastAsia="맑은 고딕"/>
+          <w:sz w:val="21"/>
+        </w:rPr>
+        <w:t>① 무관하다</w:t>
+      </w:r>
+    </w:p>
+    <w:p>
+      <w:r>
+        <w:rPr>
+          <w:rFonts w:ascii="맑은 고딕" w:hAnsi="맑은 고딕" w:eastAsia="맑은 고딕"/>
+          <w:sz w:val="21"/>
+        </w:rPr>
+        <w:t>② 계속 AUTO</w:t>
+      </w:r>
+    </w:p>
+    <w:p>
+      <w:r>
+        <w:rPr>
+          <w:rFonts w:ascii="맑은 고딕" w:hAnsi="맑은 고딕" w:eastAsia="맑은 고딕"/>
+          <w:sz w:val="21"/>
+        </w:rPr>
+        <w:t>③ 작업 동안만 MANUAL, 끝나면 AUTO</w:t>
+      </w:r>
+    </w:p>
+    <w:p>
+      <w:r>
+        <w:rPr>
+          <w:rFonts w:ascii="맑은 고딕" w:hAnsi="맑은 고딕" w:eastAsia="맑은 고딕"/>
+          <w:sz w:val="21"/>
+        </w:rPr>
+        <w:t>④ 계속 MANUAL</w:t>
+      </w:r>
+    </w:p>
+    <w:p>
+      <w:r>
+        <w:rPr>
+          <w:rFonts w:ascii="맑은 고딕" w:hAnsi="맑은 고딕" w:eastAsia="맑은 고딕"/>
+          <w:sz w:val="21"/>
+        </w:rPr>
+        <w:t>하-16 · 객관식</w:t>
+      </w:r>
+    </w:p>
+    <w:p>
+      <w:r>
+        <w:rPr>
+          <w:rFonts w:ascii="맑은 고딕" w:hAnsi="맑은 고딕" w:eastAsia="맑은 고딕"/>
+          <w:sz w:val="21"/>
+        </w:rPr>
+        <w:t>[하-16] PDB를 Primary에 추가하면 Standby의 OPEN_MODE는?</w:t>
+      </w:r>
+    </w:p>
+    <w:p>
+      <w:r>
+        <w:rPr>
+          <w:rFonts w:ascii="맑은 고딕" w:hAnsi="맑은 고딕" w:eastAsia="맑은 고딕"/>
+          <w:sz w:val="21"/>
+        </w:rPr>
+        <w:t>① 나타나지 않는다</w:t>
+      </w:r>
+    </w:p>
+    <w:p>
+      <w:r>
+        <w:rPr>
+          <w:rFonts w:ascii="맑은 고딕" w:hAnsi="맑은 고딕" w:eastAsia="맑은 고딕"/>
+          <w:sz w:val="21"/>
+        </w:rPr>
+        <w:t>② MOUNTED</w:t>
+      </w:r>
+    </w:p>
+    <w:p>
+      <w:r>
+        <w:rPr>
+          <w:rFonts w:ascii="맑은 고딕" w:hAnsi="맑은 고딕" w:eastAsia="맑은 고딕"/>
+          <w:sz w:val="21"/>
+        </w:rPr>
+        <w:t>③ READ WRITE</w:t>
+      </w:r>
+    </w:p>
+    <w:p>
+      <w:r>
+        <w:rPr>
+          <w:rFonts w:ascii="맑은 고딕" w:hAnsi="맑은 고딕" w:eastAsia="맑은 고딕"/>
+          <w:sz w:val="21"/>
+        </w:rPr>
+        <w:t>④ READ ONLY</w:t>
+      </w:r>
+    </w:p>
+    <w:p>
+      <w:r>
+        <w:rPr>
+          <w:rFonts w:ascii="맑은 고딕" w:hAnsi="맑은 고딕" w:eastAsia="맑은 고딕"/>
+          <w:sz w:val="21"/>
+        </w:rPr>
+        <w:t>하-17 · 객관식</w:t>
+      </w:r>
+    </w:p>
+    <w:p>
+      <w:r>
+        <w:rPr>
+          <w:rFonts w:ascii="맑은 고딕" w:hAnsi="맑은 고딕" w:eastAsia="맑은 고딕"/>
+          <w:sz w:val="21"/>
+        </w:rPr>
+        <w:t>[하-17] Standby에서 MOUNTED 상태인 PDB의 데이터 딕셔너리를 조회하면?</w:t>
+      </w:r>
+    </w:p>
+    <w:p>
+      <w:r>
+        <w:rPr>
+          <w:rFonts w:ascii="맑은 고딕" w:hAnsi="맑은 고딕" w:eastAsia="맑은 고딕"/>
+          <w:sz w:val="21"/>
+        </w:rPr>
+        <w:t>① 정상 조회된다</w:t>
+      </w:r>
+    </w:p>
+    <w:p>
+      <w:r>
+        <w:rPr>
+          <w:rFonts w:ascii="맑은 고딕" w:hAnsi="맑은 고딕" w:eastAsia="맑은 고딕"/>
+          <w:sz w:val="21"/>
+        </w:rPr>
+        <w:t>② ORA-16000</w:t>
+      </w:r>
+    </w:p>
+    <w:p>
+      <w:r>
+        <w:rPr>
+          <w:rFonts w:ascii="맑은 고딕" w:hAnsi="맑은 고딕" w:eastAsia="맑은 고딕"/>
+          <w:sz w:val="21"/>
+        </w:rPr>
+        <w:t>③ ORA-01109</w:t>
+      </w:r>
+    </w:p>
+    <w:p>
+      <w:r>
+        <w:rPr>
+          <w:rFonts w:ascii="맑은 고딕" w:hAnsi="맑은 고딕" w:eastAsia="맑은 고딕"/>
+          <w:sz w:val="21"/>
+        </w:rPr>
+        <w:t>④ ORA-01219</w:t>
+      </w:r>
+    </w:p>
+    <w:p>
+      <w:r>
+        <w:rPr>
+          <w:rFonts w:ascii="맑은 고딕" w:hAnsi="맑은 고딕" w:eastAsia="맑은 고딕"/>
+          <w:sz w:val="21"/>
+        </w:rPr>
+        <w:t>하-18 · 객관식</w:t>
+      </w:r>
+    </w:p>
+    <w:p>
+      <w:r>
+        <w:rPr>
+          <w:rFonts w:ascii="맑은 고딕" w:hAnsi="맑은 고딕" w:eastAsia="맑은 고딕"/>
+          <w:sz w:val="21"/>
+        </w:rPr>
+        <w:t>[하-18] Primary에 온라인 리두 로그 그룹을 추가하면 Standby는?</w:t>
+      </w:r>
+    </w:p>
+    <w:p>
+      <w:r>
+        <w:rPr>
+          <w:rFonts w:ascii="맑은 고딕" w:hAnsi="맑은 고딕" w:eastAsia="맑은 고딕"/>
+          <w:sz w:val="21"/>
+        </w:rPr>
+        <w:t>① 반영되지 않는다</w:t>
+      </w:r>
+    </w:p>
+    <w:p>
+      <w:r>
+        <w:rPr>
+          <w:rFonts w:ascii="맑은 고딕" w:hAnsi="맑은 고딕" w:eastAsia="맑은 고딕"/>
+          <w:sz w:val="21"/>
+        </w:rPr>
+        <w:t>② 오류가 발생한다</w:t>
       </w:r>
     </w:p>
     <w:p>
@@ -294,709 +1010,7 @@
           <w:rFonts w:ascii="맑은 고딕" w:hAnsi="맑은 고딕" w:eastAsia="맑은 고딕"/>
           <w:sz w:val="21"/>
         </w:rPr>
-        <w:t>④ 오류를 낸다</w:t>
-      </w:r>
-    </w:p>
-    <w:p>
-      <w:r>
-        <w:rPr>
-          <w:rFonts w:ascii="맑은 고딕" w:hAnsi="맑은 고딕" w:eastAsia="맑은 고딕"/>
-          <w:sz w:val="21"/>
-        </w:rPr>
-        <w:t>하-06 · 객관식</w:t>
-      </w:r>
-    </w:p>
-    <w:p>
-      <w:r>
-        <w:rPr>
-          <w:rFonts w:ascii="맑은 고딕" w:hAnsi="맑은 고딕" w:eastAsia="맑은 고딕"/>
-          <w:sz w:val="21"/>
-        </w:rPr>
-        <w:t>[하-06] 실습 환경에서 Primary 파일이 `dg_ts1_01.dbf`일 때 Standby 파일 이름은?</w:t>
-      </w:r>
-    </w:p>
-    <w:p>
-      <w:r>
-        <w:rPr>
-          <w:rFonts w:ascii="맑은 고딕" w:hAnsi="맑은 고딕" w:eastAsia="맑은 고딕"/>
-          <w:sz w:val="21"/>
-        </w:rPr>
-        <w:t>① o1_mf_dg_ts1_o8z7v7lh_.dbf</w:t>
-      </w:r>
-    </w:p>
-    <w:p>
-      <w:r>
-        <w:rPr>
-          <w:rFonts w:ascii="맑은 고딕" w:hAnsi="맑은 고딕" w:eastAsia="맑은 고딕"/>
-          <w:sz w:val="21"/>
-        </w:rPr>
-        <w:t>② dg_ts1_01.dbf</w:t>
-      </w:r>
-    </w:p>
-    <w:p>
-      <w:r>
-        <w:rPr>
-          <w:rFonts w:ascii="맑은 고딕" w:hAnsi="맑은 고딕" w:eastAsia="맑은 고딕"/>
-          <w:sz w:val="21"/>
-        </w:rPr>
-        <w:t>③ UNNAMED00014</w:t>
-      </w:r>
-    </w:p>
-    <w:p>
-      <w:r>
-        <w:rPr>
-          <w:rFonts w:ascii="맑은 고딕" w:hAnsi="맑은 고딕" w:eastAsia="맑은 고딕"/>
-          <w:sz w:val="21"/>
-        </w:rPr>
-        <w:t>④ o1_mf_system_o8z7v7lh_.dbf</w:t>
-      </w:r>
-    </w:p>
-    <w:p>
-      <w:r>
-        <w:rPr>
-          <w:rFonts w:ascii="맑은 고딕" w:hAnsi="맑은 고딕" w:eastAsia="맑은 고딕"/>
-          <w:sz w:val="21"/>
-        </w:rPr>
-        <w:t>하-07 · 객관식</w:t>
-      </w:r>
-    </w:p>
-    <w:p>
-      <w:r>
-        <w:rPr>
-          <w:rFonts w:ascii="맑은 고딕" w:hAnsi="맑은 고딕" w:eastAsia="맑은 고딕"/>
-          <w:sz w:val="21"/>
-        </w:rPr>
-        <w:t>[하-07] 이름이 다른 이유는?</w:t>
-      </w:r>
-    </w:p>
-    <w:p>
-      <w:r>
-        <w:rPr>
-          <w:rFonts w:ascii="맑은 고딕" w:hAnsi="맑은 고딕" w:eastAsia="맑은 고딕"/>
-          <w:sz w:val="21"/>
-        </w:rPr>
-        <w:t>① Primary는 비OMF이고 Standby는 OMF이기 때문</w:t>
-      </w:r>
-    </w:p>
-    <w:p>
-      <w:r>
-        <w:rPr>
-          <w:rFonts w:ascii="맑은 고딕" w:hAnsi="맑은 고딕" w:eastAsia="맑은 고딕"/>
-          <w:sz w:val="21"/>
-        </w:rPr>
-        <w:t>② 이름이 겹치면 안 되기 때문</w:t>
-      </w:r>
-    </w:p>
-    <w:p>
-      <w:r>
-        <w:rPr>
-          <w:rFonts w:ascii="맑은 고딕" w:hAnsi="맑은 고딕" w:eastAsia="맑은 고딕"/>
-          <w:sz w:val="21"/>
-        </w:rPr>
-        <w:t>③ 오라클 버그</w:t>
-      </w:r>
-    </w:p>
-    <w:p>
-      <w:r>
-        <w:rPr>
-          <w:rFonts w:ascii="맑은 고딕" w:hAnsi="맑은 고딕" w:eastAsia="맑은 고딕"/>
-          <w:sz w:val="21"/>
-        </w:rPr>
-        <w:t>④ 파일 번호가 다르기 때문</w:t>
-      </w:r>
-    </w:p>
-    <w:p>
-      <w:r>
-        <w:rPr>
-          <w:rFonts w:ascii="맑은 고딕" w:hAnsi="맑은 고딕" w:eastAsia="맑은 고딕"/>
-          <w:sz w:val="21"/>
-        </w:rPr>
-        <w:t>하-08 · 객관식</w:t>
-      </w:r>
-    </w:p>
-    <w:p>
-      <w:r>
-        <w:rPr>
-          <w:rFonts w:ascii="맑은 고딕" w:hAnsi="맑은 고딕" w:eastAsia="맑은 고딕"/>
-          <w:sz w:val="21"/>
-        </w:rPr>
-        <w:t>[하-08] Data Guard가 양쪽 파일을 짝지을 때 쓰는 것은?</w:t>
-      </w:r>
-    </w:p>
-    <w:p>
-      <w:r>
-        <w:rPr>
-          <w:rFonts w:ascii="맑은 고딕" w:hAnsi="맑은 고딕" w:eastAsia="맑은 고딕"/>
-          <w:sz w:val="21"/>
-        </w:rPr>
-        <w:t>① 파일 번호</w:t>
-      </w:r>
-    </w:p>
-    <w:p>
-      <w:r>
-        <w:rPr>
-          <w:rFonts w:ascii="맑은 고딕" w:hAnsi="맑은 고딕" w:eastAsia="맑은 고딕"/>
-          <w:sz w:val="21"/>
-        </w:rPr>
-        <w:t>② 파일 이름</w:t>
-      </w:r>
-    </w:p>
-    <w:p>
-      <w:r>
-        <w:rPr>
-          <w:rFonts w:ascii="맑은 고딕" w:hAnsi="맑은 고딕" w:eastAsia="맑은 고딕"/>
-          <w:sz w:val="21"/>
-        </w:rPr>
-        <w:t>③ 파일 크기</w:t>
-      </w:r>
-    </w:p>
-    <w:p>
-      <w:r>
-        <w:rPr>
-          <w:rFonts w:ascii="맑은 고딕" w:hAnsi="맑은 고딕" w:eastAsia="맑은 고딕"/>
-          <w:sz w:val="21"/>
-        </w:rPr>
-        <w:t>④ 생성 시각</w:t>
-      </w:r>
-    </w:p>
-    <w:p>
-      <w:r>
-        <w:rPr>
-          <w:rFonts w:ascii="맑은 고딕" w:hAnsi="맑은 고딕" w:eastAsia="맑은 고딕"/>
-          <w:sz w:val="21"/>
-        </w:rPr>
-        <w:t>하-09 · 객관식</w:t>
-      </w:r>
-    </w:p>
-    <w:p>
-      <w:r>
-        <w:rPr>
-          <w:rFonts w:ascii="맑은 고딕" w:hAnsi="맑은 고딕" w:eastAsia="맑은 고딕"/>
-          <w:sz w:val="21"/>
-        </w:rPr>
-        <w:t>[하-09] 데이터 파일 크기 변경(resize)은 Standby에 반영되는가?</w:t>
-      </w:r>
-    </w:p>
-    <w:p>
-      <w:r>
-        <w:rPr>
-          <w:rFonts w:ascii="맑은 고딕" w:hAnsi="맑은 고딕" w:eastAsia="맑은 고딕"/>
-          <w:sz w:val="21"/>
-        </w:rPr>
-        <w:t>① 반영된다</w:t>
-      </w:r>
-    </w:p>
-    <w:p>
-      <w:r>
-        <w:rPr>
-          <w:rFonts w:ascii="맑은 고딕" w:hAnsi="맑은 고딕" w:eastAsia="맑은 고딕"/>
-          <w:sz w:val="21"/>
-        </w:rPr>
-        <w:t>② 반영되지 않는다</w:t>
-      </w:r>
-    </w:p>
-    <w:p>
-      <w:r>
-        <w:rPr>
-          <w:rFonts w:ascii="맑은 고딕" w:hAnsi="맑은 고딕" w:eastAsia="맑은 고딕"/>
-          <w:sz w:val="21"/>
-        </w:rPr>
-        <w:t>③ 재기동해야 반영된다</w:t>
-      </w:r>
-    </w:p>
-    <w:p>
-      <w:r>
-        <w:rPr>
-          <w:rFonts w:ascii="맑은 고딕" w:hAnsi="맑은 고딕" w:eastAsia="맑은 고딕"/>
-          <w:sz w:val="21"/>
-        </w:rPr>
-        <w:t>④ MANUAL일 때만 반영된다</w:t>
-      </w:r>
-    </w:p>
-    <w:p>
-      <w:r>
-        <w:rPr>
-          <w:rFonts w:ascii="맑은 고딕" w:hAnsi="맑은 고딕" w:eastAsia="맑은 고딕"/>
-          <w:sz w:val="21"/>
-        </w:rPr>
-        <w:t>하-10 · 객관식</w:t>
-      </w:r>
-    </w:p>
-    <w:p>
-      <w:r>
-        <w:rPr>
-          <w:rFonts w:ascii="맑은 고딕" w:hAnsi="맑은 고딕" w:eastAsia="맑은 고딕"/>
-          <w:sz w:val="21"/>
-        </w:rPr>
-        <w:t>[하-10] MANUAL 상태에서 Primary에 테이블스페이스를 만들면 Standby에 생기는 파일 이름은?</w:t>
-      </w:r>
-    </w:p>
-    <w:p>
-      <w:r>
-        <w:rPr>
-          <w:rFonts w:ascii="맑은 고딕" w:hAnsi="맑은 고딕" w:eastAsia="맑은 고딕"/>
-          <w:sz w:val="21"/>
-        </w:rPr>
-        <w:t>① UNNAMED00016</w:t>
-      </w:r>
-    </w:p>
-    <w:p>
-      <w:r>
-        <w:rPr>
-          <w:rFonts w:ascii="맑은 고딕" w:hAnsi="맑은 고딕" w:eastAsia="맑은 고딕"/>
-          <w:sz w:val="21"/>
-        </w:rPr>
-        <w:t>② MISSING00016</w:t>
-      </w:r>
-    </w:p>
-    <w:p>
-      <w:r>
-        <w:rPr>
-          <w:rFonts w:ascii="맑은 고딕" w:hAnsi="맑은 고딕" w:eastAsia="맑은 고딕"/>
-          <w:sz w:val="21"/>
-        </w:rPr>
-        <w:t>③ o1_mf_unnamed_...dbf</w:t>
-      </w:r>
-    </w:p>
-    <w:p>
-      <w:r>
-        <w:rPr>
-          <w:rFonts w:ascii="맑은 고딕" w:hAnsi="맑은 고딕" w:eastAsia="맑은 고딕"/>
-          <w:sz w:val="21"/>
-        </w:rPr>
-        <w:t>④ 아무것도 생기지 않는다</w:t>
-      </w:r>
-    </w:p>
-    <w:p>
-      <w:r>
-        <w:rPr>
-          <w:rFonts w:ascii="맑은 고딕" w:hAnsi="맑은 고딕" w:eastAsia="맑은 고딕"/>
-          <w:sz w:val="21"/>
-        </w:rPr>
-        <w:t>하-11 · 객관식</w:t>
-      </w:r>
-    </w:p>
-    <w:p>
-      <w:r>
-        <w:rPr>
-          <w:rFonts w:ascii="맑은 고딕" w:hAnsi="맑은 고딕" w:eastAsia="맑은 고딕"/>
-          <w:sz w:val="21"/>
-        </w:rPr>
-        <w:t>[하-11] 그 파일이 만들어지는 경로는?</w:t>
-      </w:r>
-    </w:p>
-    <w:p>
-      <w:r>
-        <w:rPr>
-          <w:rFonts w:ascii="맑은 고딕" w:hAnsi="맑은 고딕" w:eastAsia="맑은 고딕"/>
-          <w:sz w:val="21"/>
-        </w:rPr>
-        <w:t>① $ORACLE_HOME/dbs</w:t>
-      </w:r>
-    </w:p>
-    <w:p>
-      <w:r>
-        <w:rPr>
-          <w:rFonts w:ascii="맑은 고딕" w:hAnsi="맑은 고딕" w:eastAsia="맑은 고딕"/>
-          <w:sz w:val="21"/>
-        </w:rPr>
-        <w:t>② DB_CREATE_FILE_DEST 아래</w:t>
-      </w:r>
-    </w:p>
-    <w:p>
-      <w:r>
-        <w:rPr>
-          <w:rFonts w:ascii="맑은 고딕" w:hAnsi="맑은 고딕" w:eastAsia="맑은 고딕"/>
-          <w:sz w:val="21"/>
-        </w:rPr>
-        <w:t>③ FRA 아래</w:t>
-      </w:r>
-    </w:p>
-    <w:p>
-      <w:r>
-        <w:rPr>
-          <w:rFonts w:ascii="맑은 고딕" w:hAnsi="맑은 고딕" w:eastAsia="맑은 고딕"/>
-          <w:sz w:val="21"/>
-        </w:rPr>
-        <w:t>④ /tmp</w:t>
-      </w:r>
-    </w:p>
-    <w:p>
-      <w:r>
-        <w:rPr>
-          <w:rFonts w:ascii="맑은 고딕" w:hAnsi="맑은 고딕" w:eastAsia="맑은 고딕"/>
-          <w:sz w:val="21"/>
-        </w:rPr>
-        <w:t>하-12 · 객관식</w:t>
-      </w:r>
-    </w:p>
-    <w:p>
-      <w:r>
-        <w:rPr>
-          <w:rFonts w:ascii="맑은 고딕" w:hAnsi="맑은 고딕" w:eastAsia="맑은 고딕"/>
-          <w:sz w:val="21"/>
-        </w:rPr>
-        <w:t>[하-12] 그때 MRP를 죽이는 오류 번호는?</w:t>
-      </w:r>
-    </w:p>
-    <w:p>
-      <w:r>
-        <w:rPr>
-          <w:rFonts w:ascii="맑은 고딕" w:hAnsi="맑은 고딕" w:eastAsia="맑은 고딕"/>
-          <w:sz w:val="21"/>
-        </w:rPr>
-        <w:t>① ORA-1274</w:t>
-      </w:r>
-    </w:p>
-    <w:p>
-      <w:r>
-        <w:rPr>
-          <w:rFonts w:ascii="맑은 고딕" w:hAnsi="맑은 고딕" w:eastAsia="맑은 고딕"/>
-          <w:sz w:val="21"/>
-        </w:rPr>
-        <w:t>② ORA-1111</w:t>
-      </w:r>
-    </w:p>
-    <w:p>
-      <w:r>
-        <w:rPr>
-          <w:rFonts w:ascii="맑은 고딕" w:hAnsi="맑은 고딕" w:eastAsia="맑은 고딕"/>
-          <w:sz w:val="21"/>
-        </w:rPr>
-        <w:t>③ ORA-16000</w:t>
-      </w:r>
-    </w:p>
-    <w:p>
-      <w:r>
-        <w:rPr>
-          <w:rFonts w:ascii="맑은 고딕" w:hAnsi="맑은 고딕" w:eastAsia="맑은 고딕"/>
-          <w:sz w:val="21"/>
-        </w:rPr>
-        <w:t>④ ORA-19505</w:t>
-      </w:r>
-    </w:p>
-    <w:p>
-      <w:r>
-        <w:rPr>
-          <w:rFonts w:ascii="맑은 고딕" w:hAnsi="맑은 고딕" w:eastAsia="맑은 고딕"/>
-          <w:sz w:val="21"/>
-        </w:rPr>
-        <w:t>하-13 · 객관식</w:t>
-      </w:r>
-    </w:p>
-    <w:p>
-      <w:r>
-        <w:rPr>
-          <w:rFonts w:ascii="맑은 고딕" w:hAnsi="맑은 고딕" w:eastAsia="맑은 고딕"/>
-          <w:sz w:val="21"/>
-        </w:rPr>
-        <w:t>[하-13] AUTO로 되돌리고 MRP를 다시 켜면 나오는 오류는?</w:t>
-      </w:r>
-    </w:p>
-    <w:p>
-      <w:r>
-        <w:rPr>
-          <w:rFonts w:ascii="맑은 고딕" w:hAnsi="맑은 고딕" w:eastAsia="맑은 고딕"/>
-          <w:sz w:val="21"/>
-        </w:rPr>
-        <w:t>① ORA-1111</w:t>
-      </w:r>
-    </w:p>
-    <w:p>
-      <w:r>
-        <w:rPr>
-          <w:rFonts w:ascii="맑은 고딕" w:hAnsi="맑은 고딕" w:eastAsia="맑은 고딕"/>
-          <w:sz w:val="21"/>
-        </w:rPr>
-        <w:t>② ORA-1274</w:t>
-      </w:r>
-    </w:p>
-    <w:p>
-      <w:r>
-        <w:rPr>
-          <w:rFonts w:ascii="맑은 고딕" w:hAnsi="맑은 고딕" w:eastAsia="맑은 고딕"/>
-          <w:sz w:val="21"/>
-        </w:rPr>
-        <w:t>③ 정상 동작한다</w:t>
-      </w:r>
-    </w:p>
-    <w:p>
-      <w:r>
-        <w:rPr>
-          <w:rFonts w:ascii="맑은 고딕" w:hAnsi="맑은 고딕" w:eastAsia="맑은 고딕"/>
-          <w:sz w:val="21"/>
-        </w:rPr>
-        <w:t>④ ORA-16136</w:t>
-      </w:r>
-    </w:p>
-    <w:p>
-      <w:r>
-        <w:rPr>
-          <w:rFonts w:ascii="맑은 고딕" w:hAnsi="맑은 고딕" w:eastAsia="맑은 고딕"/>
-          <w:sz w:val="21"/>
-        </w:rPr>
-        <w:t>하-14 · 객관식</w:t>
-      </w:r>
-    </w:p>
-    <w:p>
-      <w:r>
-        <w:rPr>
-          <w:rFonts w:ascii="맑은 고딕" w:hAnsi="맑은 고딕" w:eastAsia="맑은 고딕"/>
-          <w:sz w:val="21"/>
-        </w:rPr>
-        <w:t>[하-14] UNNAMED 파일을 복구하는 명령은?</w:t>
-      </w:r>
-    </w:p>
-    <w:p>
-      <w:r>
-        <w:rPr>
-          <w:rFonts w:ascii="맑은 고딕" w:hAnsi="맑은 고딕" w:eastAsia="맑은 고딕"/>
-          <w:sz w:val="21"/>
-        </w:rPr>
-        <w:t>① ALTER DATABASE CREATE DATAFILE ... AS NEW</w:t>
-      </w:r>
-    </w:p>
-    <w:p>
-      <w:r>
-        <w:rPr>
-          <w:rFonts w:ascii="맑은 고딕" w:hAnsi="맑은 고딕" w:eastAsia="맑은 고딕"/>
-          <w:sz w:val="21"/>
-        </w:rPr>
-        <w:t>② ALTER DATABASE RECOVER DATAFILE</w:t>
-      </w:r>
-    </w:p>
-    <w:p>
-      <w:r>
-        <w:rPr>
-          <w:rFonts w:ascii="맑은 고딕" w:hAnsi="맑은 고딕" w:eastAsia="맑은 고딕"/>
-          <w:sz w:val="21"/>
-        </w:rPr>
-        <w:t>③ ALTER SYSTEM CREATE FILE</w:t>
-      </w:r>
-    </w:p>
-    <w:p>
-      <w:r>
-        <w:rPr>
-          <w:rFonts w:ascii="맑은 고딕" w:hAnsi="맑은 고딕" w:eastAsia="맑은 고딕"/>
-          <w:sz w:val="21"/>
-        </w:rPr>
-        <w:t>④ RMAN RESTORE DATAFILE</w:t>
-      </w:r>
-    </w:p>
-    <w:p>
-      <w:r>
-        <w:rPr>
-          <w:rFonts w:ascii="맑은 고딕" w:hAnsi="맑은 고딕" w:eastAsia="맑은 고딕"/>
-          <w:sz w:val="21"/>
-        </w:rPr>
-        <w:t>하-15 · 객관식</w:t>
-      </w:r>
-    </w:p>
-    <w:p>
-      <w:r>
-        <w:rPr>
-          <w:rFonts w:ascii="맑은 고딕" w:hAnsi="맑은 고딕" w:eastAsia="맑은 고딕"/>
-          <w:sz w:val="21"/>
-        </w:rPr>
-        <w:t>[하-15] 복구 작업 중 STANDBY_FILE_MANAGEMENT를 어떻게 두는가?</w:t>
-      </w:r>
-    </w:p>
-    <w:p>
-      <w:r>
-        <w:rPr>
-          <w:rFonts w:ascii="맑은 고딕" w:hAnsi="맑은 고딕" w:eastAsia="맑은 고딕"/>
-          <w:sz w:val="21"/>
-        </w:rPr>
-        <w:t>① 작업 동안만 MANUAL, 끝나면 AUTO</w:t>
-      </w:r>
-    </w:p>
-    <w:p>
-      <w:r>
-        <w:rPr>
-          <w:rFonts w:ascii="맑은 고딕" w:hAnsi="맑은 고딕" w:eastAsia="맑은 고딕"/>
-          <w:sz w:val="21"/>
-        </w:rPr>
-        <w:t>② 계속 AUTO</w:t>
-      </w:r>
-    </w:p>
-    <w:p>
-      <w:r>
-        <w:rPr>
-          <w:rFonts w:ascii="맑은 고딕" w:hAnsi="맑은 고딕" w:eastAsia="맑은 고딕"/>
-          <w:sz w:val="21"/>
-        </w:rPr>
-        <w:t>③ 계속 MANUAL</w:t>
-      </w:r>
-    </w:p>
-    <w:p>
-      <w:r>
-        <w:rPr>
-          <w:rFonts w:ascii="맑은 고딕" w:hAnsi="맑은 고딕" w:eastAsia="맑은 고딕"/>
-          <w:sz w:val="21"/>
-        </w:rPr>
-        <w:t>④ 무관하다</w:t>
-      </w:r>
-    </w:p>
-    <w:p>
-      <w:r>
-        <w:rPr>
-          <w:rFonts w:ascii="맑은 고딕" w:hAnsi="맑은 고딕" w:eastAsia="맑은 고딕"/>
-          <w:sz w:val="21"/>
-        </w:rPr>
-        <w:t>하-16 · 객관식</w:t>
-      </w:r>
-    </w:p>
-    <w:p>
-      <w:r>
-        <w:rPr>
-          <w:rFonts w:ascii="맑은 고딕" w:hAnsi="맑은 고딕" w:eastAsia="맑은 고딕"/>
-          <w:sz w:val="21"/>
-        </w:rPr>
-        <w:t>[하-16] PDB를 Primary에 추가하면 Standby의 OPEN_MODE는?</w:t>
-      </w:r>
-    </w:p>
-    <w:p>
-      <w:r>
-        <w:rPr>
-          <w:rFonts w:ascii="맑은 고딕" w:hAnsi="맑은 고딕" w:eastAsia="맑은 고딕"/>
-          <w:sz w:val="21"/>
-        </w:rPr>
-        <w:t>① MOUNTED</w:t>
-      </w:r>
-    </w:p>
-    <w:p>
-      <w:r>
-        <w:rPr>
-          <w:rFonts w:ascii="맑은 고딕" w:hAnsi="맑은 고딕" w:eastAsia="맑은 고딕"/>
-          <w:sz w:val="21"/>
-        </w:rPr>
-        <w:t>② READ ONLY</w:t>
-      </w:r>
-    </w:p>
-    <w:p>
-      <w:r>
-        <w:rPr>
-          <w:rFonts w:ascii="맑은 고딕" w:hAnsi="맑은 고딕" w:eastAsia="맑은 고딕"/>
-          <w:sz w:val="21"/>
-        </w:rPr>
-        <w:t>③ READ WRITE</w:t>
-      </w:r>
-    </w:p>
-    <w:p>
-      <w:r>
-        <w:rPr>
-          <w:rFonts w:ascii="맑은 고딕" w:hAnsi="맑은 고딕" w:eastAsia="맑은 고딕"/>
-          <w:sz w:val="21"/>
-        </w:rPr>
-        <w:t>④ 나타나지 않는다</w:t>
-      </w:r>
-    </w:p>
-    <w:p>
-      <w:r>
-        <w:rPr>
-          <w:rFonts w:ascii="맑은 고딕" w:hAnsi="맑은 고딕" w:eastAsia="맑은 고딕"/>
-          <w:sz w:val="21"/>
-        </w:rPr>
-        <w:t>하-17 · 객관식</w:t>
-      </w:r>
-    </w:p>
-    <w:p>
-      <w:r>
-        <w:rPr>
-          <w:rFonts w:ascii="맑은 고딕" w:hAnsi="맑은 고딕" w:eastAsia="맑은 고딕"/>
-          <w:sz w:val="21"/>
-        </w:rPr>
-        <w:t>[하-17] Standby에서 MOUNTED 상태인 PDB의 데이터 딕셔너리를 조회하면?</w:t>
-      </w:r>
-    </w:p>
-    <w:p>
-      <w:r>
-        <w:rPr>
-          <w:rFonts w:ascii="맑은 고딕" w:hAnsi="맑은 고딕" w:eastAsia="맑은 고딕"/>
-          <w:sz w:val="21"/>
-        </w:rPr>
-        <w:t>① ORA-01219</w:t>
-      </w:r>
-    </w:p>
-    <w:p>
-      <w:r>
-        <w:rPr>
-          <w:rFonts w:ascii="맑은 고딕" w:hAnsi="맑은 고딕" w:eastAsia="맑은 고딕"/>
-          <w:sz w:val="21"/>
-        </w:rPr>
-        <w:t>② ORA-16000</w:t>
-      </w:r>
-    </w:p>
-    <w:p>
-      <w:r>
-        <w:rPr>
-          <w:rFonts w:ascii="맑은 고딕" w:hAnsi="맑은 고딕" w:eastAsia="맑은 고딕"/>
-          <w:sz w:val="21"/>
-        </w:rPr>
-        <w:t>③ ORA-01109</w:t>
-      </w:r>
-    </w:p>
-    <w:p>
-      <w:r>
-        <w:rPr>
-          <w:rFonts w:ascii="맑은 고딕" w:hAnsi="맑은 고딕" w:eastAsia="맑은 고딕"/>
-          <w:sz w:val="21"/>
-        </w:rPr>
-        <w:t>④ 정상 조회된다</w:t>
-      </w:r>
-    </w:p>
-    <w:p>
-      <w:r>
-        <w:rPr>
-          <w:rFonts w:ascii="맑은 고딕" w:hAnsi="맑은 고딕" w:eastAsia="맑은 고딕"/>
-          <w:sz w:val="21"/>
-        </w:rPr>
-        <w:t>하-18 · 객관식</w:t>
-      </w:r>
-    </w:p>
-    <w:p>
-      <w:r>
-        <w:rPr>
-          <w:rFonts w:ascii="맑은 고딕" w:hAnsi="맑은 고딕" w:eastAsia="맑은 고딕"/>
-          <w:sz w:val="21"/>
-        </w:rPr>
-        <w:t>[하-18] Primary에 온라인 리두 로그 그룹을 추가하면 Standby는?</w:t>
-      </w:r>
-    </w:p>
-    <w:p>
-      <w:r>
-        <w:rPr>
-          <w:rFonts w:ascii="맑은 고딕" w:hAnsi="맑은 고딕" w:eastAsia="맑은 고딕"/>
-          <w:sz w:val="21"/>
-        </w:rPr>
-        <w:t>① 반영되지 않는다</w:t>
-      </w:r>
-    </w:p>
-    <w:p>
-      <w:r>
-        <w:rPr>
-          <w:rFonts w:ascii="맑은 고딕" w:hAnsi="맑은 고딕" w:eastAsia="맑은 고딕"/>
-          <w:sz w:val="21"/>
-        </w:rPr>
-        <w:t>② 자동으로 같은 그룹이 생긴다</w:t>
-      </w:r>
-    </w:p>
-    <w:p>
-      <w:r>
-        <w:rPr>
-          <w:rFonts w:ascii="맑은 고딕" w:hAnsi="맑은 고딕" w:eastAsia="맑은 고딕"/>
-          <w:sz w:val="21"/>
-        </w:rPr>
-        <w:t>③ 오류가 발생한다</w:t>
-      </w:r>
-    </w:p>
-    <w:p>
-      <w:r>
-        <w:rPr>
-          <w:rFonts w:ascii="맑은 고딕" w:hAnsi="맑은 고딕" w:eastAsia="맑은 고딕"/>
-          <w:sz w:val="21"/>
-        </w:rPr>
-        <w:t>④ 적용이 멈춘다</w:t>
+        <w:t>④ 자동으로 같은 그룹이 생긴다</w:t>
       </w:r>
     </w:p>
     <w:p>
@@ -1023,34 +1037,34 @@
           <w:rFonts w:ascii="맑은 고딕" w:hAnsi="맑은 고딕" w:eastAsia="맑은 고딕"/>
           <w:sz w:val="21"/>
         </w:rPr>
-        <w:t>① ORA-01623</w:t>
-      </w:r>
-    </w:p>
-    <w:p>
-      <w:r>
-        <w:rPr>
-          <w:rFonts w:ascii="맑은 고딕" w:hAnsi="맑은 고딕" w:eastAsia="맑은 고딕"/>
-          <w:sz w:val="21"/>
-        </w:rPr>
-        <w:t>② ORA-00359</w:t>
-      </w:r>
-    </w:p>
-    <w:p>
-      <w:r>
-        <w:rPr>
-          <w:rFonts w:ascii="맑은 고딕" w:hAnsi="맑은 고딕" w:eastAsia="맑은 고딕"/>
-          <w:sz w:val="21"/>
-        </w:rPr>
-        <w:t>③ ORA-00301</w:t>
-      </w:r>
-    </w:p>
-    <w:p>
-      <w:r>
-        <w:rPr>
-          <w:rFonts w:ascii="맑은 고딕" w:hAnsi="맑은 고딕" w:eastAsia="맑은 고딕"/>
-          <w:sz w:val="21"/>
-        </w:rPr>
-        <w:t>④ 정상 삭제된다</w:t>
+        <w:t>① 정상 삭제된다</w:t>
+      </w:r>
+    </w:p>
+    <w:p>
+      <w:r>
+        <w:rPr>
+          <w:rFonts w:ascii="맑은 고딕" w:hAnsi="맑은 고딕" w:eastAsia="맑은 고딕"/>
+          <w:sz w:val="21"/>
+        </w:rPr>
+        <w:t>② ORA-01623</w:t>
+      </w:r>
+    </w:p>
+    <w:p>
+      <w:r>
+        <w:rPr>
+          <w:rFonts w:ascii="맑은 고딕" w:hAnsi="맑은 고딕" w:eastAsia="맑은 고딕"/>
+          <w:sz w:val="21"/>
+        </w:rPr>
+        <w:t>③ ORA-00359</w:t>
+      </w:r>
+    </w:p>
+    <w:p>
+      <w:r>
+        <w:rPr>
+          <w:rFonts w:ascii="맑은 고딕" w:hAnsi="맑은 고딕" w:eastAsia="맑은 고딕"/>
+          <w:sz w:val="21"/>
+        </w:rPr>
+        <w:t>④ ORA-00301</w:t>
       </w:r>
     </w:p>
     <w:p>
@@ -1068,16 +1082,30 @@
           <w:rFonts w:ascii="맑은 고딕" w:hAnsi="맑은 고딕" w:eastAsia="맑은 고딕"/>
           <w:sz w:val="21"/>
         </w:rPr>
-        <w:t>[하-20] `TYPE` 열이 있는 뷰는?</w:t>
-      </w:r>
-    </w:p>
-    <w:p>
-      <w:r>
-        <w:rPr>
-          <w:rFonts w:ascii="맑은 고딕" w:hAnsi="맑은 고딕" w:eastAsia="맑은 고딕"/>
-          <w:sz w:val="21"/>
-        </w:rPr>
-        <w:t>① V$LOGFILE</w:t>
+        <w:t xml:space="preserve">[하-20] </w:t>
+      </w:r>
+      <w:r>
+        <w:rPr>
+          <w:rFonts w:ascii="Consolas" w:hAnsi="Consolas" w:eastAsia="맑은 고딕"/>
+          <w:sz w:val="21"/>
+        </w:rPr>
+        <w:t xml:space="preserve">TYPE</w:t>
+      </w:r>
+      <w:r>
+        <w:rPr>
+          <w:rFonts w:ascii="맑은 고딕" w:hAnsi="맑은 고딕" w:eastAsia="맑은 고딕"/>
+          <w:sz w:val="21"/>
+        </w:rPr>
+        <w:t xml:space="preserve"> 열이 있는 뷰는?</w:t>
+      </w:r>
+    </w:p>
+    <w:p>
+      <w:r>
+        <w:rPr>
+          <w:rFonts w:ascii="맑은 고딕" w:hAnsi="맑은 고딕" w:eastAsia="맑은 고딕"/>
+          <w:sz w:val="21"/>
+        </w:rPr>
+        <w:t>① V$DATAGUARD_STATS</w:t>
       </w:r>
     </w:p>
     <w:p>
@@ -1104,7 +1132,7 @@
           <w:rFonts w:ascii="맑은 고딕" w:hAnsi="맑은 고딕" w:eastAsia="맑은 고딕"/>
           <w:sz w:val="21"/>
         </w:rPr>
-        <w:t>④ V$DATAGUARD_STATS</w:t>
+        <w:t>④ V$LOGFILE</w:t>
       </w:r>
     </w:p>
     <w:p>
@@ -1139,34 +1167,34 @@
           <w:rFonts w:ascii="맑은 고딕" w:hAnsi="맑은 고딕" w:eastAsia="맑은 고딕"/>
           <w:sz w:val="21"/>
         </w:rPr>
-        <w:t>① Standby의 파일은 오직 리두를 통해서만 생기기 때문</w:t>
-      </w:r>
-    </w:p>
-    <w:p>
-      <w:r>
-        <w:rPr>
-          <w:rFonts w:ascii="맑은 고딕" w:hAnsi="맑은 고딕" w:eastAsia="맑은 고딕"/>
-          <w:sz w:val="21"/>
-        </w:rPr>
-        <w:t>② 권한이 없기 때문</w:t>
-      </w:r>
-    </w:p>
-    <w:p>
-      <w:r>
-        <w:rPr>
-          <w:rFonts w:ascii="맑은 고딕" w:hAnsi="맑은 고딕" w:eastAsia="맑은 고딕"/>
-          <w:sz w:val="21"/>
-        </w:rPr>
-        <w:t>③ OMF이기 때문</w:t>
-      </w:r>
-    </w:p>
-    <w:p>
-      <w:r>
-        <w:rPr>
-          <w:rFonts w:ascii="맑은 고딕" w:hAnsi="맑은 고딕" w:eastAsia="맑은 고딕"/>
-          <w:sz w:val="21"/>
-        </w:rPr>
-        <w:t>④ 디스크가 부족하기 때문</w:t>
+        <w:t>① OMF이기 때문</w:t>
+      </w:r>
+    </w:p>
+    <w:p>
+      <w:r>
+        <w:rPr>
+          <w:rFonts w:ascii="맑은 고딕" w:hAnsi="맑은 고딕" w:eastAsia="맑은 고딕"/>
+          <w:sz w:val="21"/>
+        </w:rPr>
+        <w:t>② Standby의 파일은 오직 리두를 통해서만 생기기 때문</w:t>
+      </w:r>
+    </w:p>
+    <w:p>
+      <w:r>
+        <w:rPr>
+          <w:rFonts w:ascii="맑은 고딕" w:hAnsi="맑은 고딕" w:eastAsia="맑은 고딕"/>
+          <w:sz w:val="21"/>
+        </w:rPr>
+        <w:t>③ 디스크가 부족하기 때문</w:t>
+      </w:r>
+    </w:p>
+    <w:p>
+      <w:r>
+        <w:rPr>
+          <w:rFonts w:ascii="맑은 고딕" w:hAnsi="맑은 고딕" w:eastAsia="맑은 고딕"/>
+          <w:sz w:val="21"/>
+        </w:rPr>
+        <w:t>④ 권한이 없기 때문</w:t>
       </w:r>
     </w:p>
     <w:p>
@@ -1202,25 +1230,25 @@
           <w:rFonts w:ascii="맑은 고딕" w:hAnsi="맑은 고딕" w:eastAsia="맑은 고딕"/>
           <w:sz w:val="21"/>
         </w:rPr>
-        <w:t>② 13은 예약 번호다</w:t>
-      </w:r>
-    </w:p>
-    <w:p>
-      <w:r>
-        <w:rPr>
-          <w:rFonts w:ascii="맑은 고딕" w:hAnsi="맑은 고딕" w:eastAsia="맑은 고딕"/>
-          <w:sz w:val="21"/>
-        </w:rPr>
-        <w:t>③ 오류다</w:t>
-      </w:r>
-    </w:p>
-    <w:p>
-      <w:r>
-        <w:rPr>
-          <w:rFonts w:ascii="맑은 고딕" w:hAnsi="맑은 고딕" w:eastAsia="맑은 고딕"/>
-          <w:sz w:val="21"/>
-        </w:rPr>
-        <w:t>④ PDB가 2개이기 때문</w:t>
+        <w:t>② PDB가 2개이기 때문</w:t>
+      </w:r>
+    </w:p>
+    <w:p>
+      <w:r>
+        <w:rPr>
+          <w:rFonts w:ascii="맑은 고딕" w:hAnsi="맑은 고딕" w:eastAsia="맑은 고딕"/>
+          <w:sz w:val="21"/>
+        </w:rPr>
+        <w:t>③ 13은 예약 번호다</w:t>
+      </w:r>
+    </w:p>
+    <w:p>
+      <w:r>
+        <w:rPr>
+          <w:rFonts w:ascii="맑은 고딕" w:hAnsi="맑은 고딕" w:eastAsia="맑은 고딕"/>
+          <w:sz w:val="21"/>
+        </w:rPr>
+        <w:t>④ 오류다</w:t>
       </w:r>
     </w:p>
     <w:p>
@@ -1247,34 +1275,34 @@
           <w:rFonts w:ascii="맑은 고딕" w:hAnsi="맑은 고딕" w:eastAsia="맑은 고딕"/>
           <w:sz w:val="21"/>
         </w:rPr>
-        <w:t>① VALID — 아무 신호가 없다</w:t>
-      </w:r>
-    </w:p>
-    <w:p>
-      <w:r>
-        <w:rPr>
-          <w:rFonts w:ascii="맑은 고딕" w:hAnsi="맑은 고딕" w:eastAsia="맑은 고딕"/>
-          <w:sz w:val="21"/>
-        </w:rPr>
-        <w:t>② ERROR</w:t>
-      </w:r>
-    </w:p>
-    <w:p>
-      <w:r>
-        <w:rPr>
-          <w:rFonts w:ascii="맑은 고딕" w:hAnsi="맑은 고딕" w:eastAsia="맑은 고딕"/>
-          <w:sz w:val="21"/>
-        </w:rPr>
-        <w:t>③ BAD PARAM</w:t>
-      </w:r>
-    </w:p>
-    <w:p>
-      <w:r>
-        <w:rPr>
-          <w:rFonts w:ascii="맑은 고딕" w:hAnsi="맑은 고딕" w:eastAsia="맑은 고딕"/>
-          <w:sz w:val="21"/>
-        </w:rPr>
-        <w:t>④ INACTIVE</w:t>
+        <w:t>① BAD PARAM</w:t>
+      </w:r>
+    </w:p>
+    <w:p>
+      <w:r>
+        <w:rPr>
+          <w:rFonts w:ascii="맑은 고딕" w:hAnsi="맑은 고딕" w:eastAsia="맑은 고딕"/>
+          <w:sz w:val="21"/>
+        </w:rPr>
+        <w:t>② INACTIVE</w:t>
+      </w:r>
+    </w:p>
+    <w:p>
+      <w:r>
+        <w:rPr>
+          <w:rFonts w:ascii="맑은 고딕" w:hAnsi="맑은 고딕" w:eastAsia="맑은 고딕"/>
+          <w:sz w:val="21"/>
+        </w:rPr>
+        <w:t>③ ERROR</w:t>
+      </w:r>
+    </w:p>
+    <w:p>
+      <w:r>
+        <w:rPr>
+          <w:rFonts w:ascii="맑은 고딕" w:hAnsi="맑은 고딕" w:eastAsia="맑은 고딕"/>
+          <w:sz w:val="21"/>
+        </w:rPr>
+        <w:t>④ VALID — 아무 신호가 없다</w:t>
       </w:r>
     </w:p>
     <w:p>
@@ -1301,25 +1329,25 @@
           <w:rFonts w:ascii="맑은 고딕" w:hAnsi="맑은 고딕" w:eastAsia="맑은 고딕"/>
           <w:sz w:val="21"/>
         </w:rPr>
-        <w:t>① 전송은 정상이고 적용만 안 되기 때문</w:t>
-      </w:r>
-    </w:p>
-    <w:p>
-      <w:r>
-        <w:rPr>
-          <w:rFonts w:ascii="맑은 고딕" w:hAnsi="맑은 고딕" w:eastAsia="맑은 고딕"/>
-          <w:sz w:val="21"/>
-        </w:rPr>
-        <w:t>② Primary가 감지하지 못하는 버그이기 때문</w:t>
-      </w:r>
-    </w:p>
-    <w:p>
-      <w:r>
-        <w:rPr>
-          <w:rFonts w:ascii="맑은 고딕" w:hAnsi="맑은 고딕" w:eastAsia="맑은 고딕"/>
-          <w:sz w:val="21"/>
-        </w:rPr>
-        <w:t>③ 목적지가 두 개이기 때문</w:t>
+        <w:t>① 목적지가 두 개이기 때문</w:t>
+      </w:r>
+    </w:p>
+    <w:p>
+      <w:r>
+        <w:rPr>
+          <w:rFonts w:ascii="맑은 고딕" w:hAnsi="맑은 고딕" w:eastAsia="맑은 고딕"/>
+          <w:sz w:val="21"/>
+        </w:rPr>
+        <w:t>② 전송은 정상이고 적용만 안 되기 때문</w:t>
+      </w:r>
+    </w:p>
+    <w:p>
+      <w:r>
+        <w:rPr>
+          <w:rFonts w:ascii="맑은 고딕" w:hAnsi="맑은 고딕" w:eastAsia="맑은 고딕"/>
+          <w:sz w:val="21"/>
+        </w:rPr>
+        <w:t>③ Primary가 감지하지 못하는 버그이기 때문</w:t>
       </w:r>
     </w:p>
     <w:p>
@@ -1346,25 +1374,39 @@
           <w:rFonts w:ascii="맑은 고딕" w:hAnsi="맑은 고딕" w:eastAsia="맑은 고딕"/>
           <w:sz w:val="21"/>
         </w:rPr>
-        <w:t>[중-05] UNNAMED 파일이 생긴 상태에서 `V$DATAFILE.STATUS` 값은?</w:t>
-      </w:r>
-    </w:p>
-    <w:p>
-      <w:r>
-        <w:rPr>
-          <w:rFonts w:ascii="맑은 고딕" w:hAnsi="맑은 고딕" w:eastAsia="맑은 고딕"/>
-          <w:sz w:val="21"/>
-        </w:rPr>
-        <w:t>① RECOVER</w:t>
-      </w:r>
-    </w:p>
-    <w:p>
-      <w:r>
-        <w:rPr>
-          <w:rFonts w:ascii="맑은 고딕" w:hAnsi="맑은 고딕" w:eastAsia="맑은 고딕"/>
-          <w:sz w:val="21"/>
-        </w:rPr>
-        <w:t>② OFFLINE</w:t>
+        <w:t xml:space="preserve">[중-05] UNNAMED 파일이 생긴 상태에서 </w:t>
+      </w:r>
+      <w:r>
+        <w:rPr>
+          <w:rFonts w:ascii="Consolas" w:hAnsi="Consolas" w:eastAsia="맑은 고딕"/>
+          <w:sz w:val="21"/>
+        </w:rPr>
+        <w:t xml:space="preserve">V$DATAFILE.STATUS</w:t>
+      </w:r>
+      <w:r>
+        <w:rPr>
+          <w:rFonts w:ascii="맑은 고딕" w:hAnsi="맑은 고딕" w:eastAsia="맑은 고딕"/>
+          <w:sz w:val="21"/>
+        </w:rPr>
+        <w:t xml:space="preserve"> 값은?</w:t>
+      </w:r>
+    </w:p>
+    <w:p>
+      <w:r>
+        <w:rPr>
+          <w:rFonts w:ascii="맑은 고딕" w:hAnsi="맑은 고딕" w:eastAsia="맑은 고딕"/>
+          <w:sz w:val="21"/>
+        </w:rPr>
+        <w:t>① OFFLINE</w:t>
+      </w:r>
+    </w:p>
+    <w:p>
+      <w:r>
+        <w:rPr>
+          <w:rFonts w:ascii="맑은 고딕" w:hAnsi="맑은 고딕" w:eastAsia="맑은 고딕"/>
+          <w:sz w:val="21"/>
+        </w:rPr>
+        <w:t>② RECOVER</w:t>
       </w:r>
     </w:p>
     <w:p>
@@ -1400,7 +1442,21 @@
           <w:rFonts w:ascii="맑은 고딕" w:hAnsi="맑은 고딕" w:eastAsia="맑은 고딕"/>
           <w:sz w:val="21"/>
         </w:rPr>
-        <w:t>[중-06] `V$DATAFILE_HEADER.ERROR` 값은?</w:t>
+        <w:t xml:space="preserve">[중-06] </w:t>
+      </w:r>
+      <w:r>
+        <w:rPr>
+          <w:rFonts w:ascii="Consolas" w:hAnsi="Consolas" w:eastAsia="맑은 고딕"/>
+          <w:sz w:val="21"/>
+        </w:rPr>
+        <w:t xml:space="preserve">V$DATAFILE_HEADER.ERROR</w:t>
+      </w:r>
+      <w:r>
+        <w:rPr>
+          <w:rFonts w:ascii="맑은 고딕" w:hAnsi="맑은 고딕" w:eastAsia="맑은 고딕"/>
+          <w:sz w:val="21"/>
+        </w:rPr>
+        <w:t xml:space="preserve"> 값은?</w:t>
       </w:r>
     </w:p>
     <w:p>
@@ -1418,25 +1474,25 @@
           <w:rFonts w:ascii="맑은 고딕" w:hAnsi="맑은 고딕" w:eastAsia="맑은 고딕"/>
           <w:sz w:val="21"/>
         </w:rPr>
-        <w:t>② FILE NOT FOUND</w:t>
-      </w:r>
-    </w:p>
-    <w:p>
-      <w:r>
-        <w:rPr>
-          <w:rFonts w:ascii="맑은 고딕" w:hAnsi="맑은 고딕" w:eastAsia="맑은 고딕"/>
-          <w:sz w:val="21"/>
-        </w:rPr>
-        <w:t>③ UNNAMED</w:t>
-      </w:r>
-    </w:p>
-    <w:p>
-      <w:r>
-        <w:rPr>
-          <w:rFonts w:ascii="맑은 고딕" w:hAnsi="맑은 고딕" w:eastAsia="맑은 고딕"/>
-          <w:sz w:val="21"/>
-        </w:rPr>
-        <w:t>④ 비어 있다</w:t>
+        <w:t>② 비어 있다</w:t>
+      </w:r>
+    </w:p>
+    <w:p>
+      <w:r>
+        <w:rPr>
+          <w:rFonts w:ascii="맑은 고딕" w:hAnsi="맑은 고딕" w:eastAsia="맑은 고딕"/>
+          <w:sz w:val="21"/>
+        </w:rPr>
+        <w:t>③ FILE NOT FOUND</w:t>
+      </w:r>
+    </w:p>
+    <w:p>
+      <w:r>
+        <w:rPr>
+          <w:rFonts w:ascii="맑은 고딕" w:hAnsi="맑은 고딕" w:eastAsia="맑은 고딕"/>
+          <w:sz w:val="21"/>
+        </w:rPr>
+        <w:t>④ UNNAMED</w:t>
       </w:r>
     </w:p>
     <w:p>
@@ -1454,43 +1510,57 @@
           <w:rFonts w:ascii="맑은 고딕" w:hAnsi="맑은 고딕" w:eastAsia="맑은 고딕"/>
           <w:sz w:val="21"/>
         </w:rPr>
-        <w:t>[중-07] 같은 상황에서 `V$RECOVER_FILE`을 조회하면?</w:t>
-      </w:r>
-    </w:p>
-    <w:p>
-      <w:r>
-        <w:rPr>
-          <w:rFonts w:ascii="맑은 고딕" w:hAnsi="맑은 고딕" w:eastAsia="맑은 고딕"/>
-          <w:sz w:val="21"/>
-        </w:rPr>
-        <w:t>① no rows selected — 이 뷰만 믿으면 문제를 놓친다</w:t>
-      </w:r>
-    </w:p>
-    <w:p>
-      <w:r>
-        <w:rPr>
-          <w:rFonts w:ascii="맑은 고딕" w:hAnsi="맑은 고딕" w:eastAsia="맑은 고딕"/>
-          <w:sz w:val="21"/>
-        </w:rPr>
-        <w:t>② 16번 파일이 나온다</w:t>
-      </w:r>
-    </w:p>
-    <w:p>
-      <w:r>
-        <w:rPr>
-          <w:rFonts w:ascii="맑은 고딕" w:hAnsi="맑은 고딕" w:eastAsia="맑은 고딕"/>
-          <w:sz w:val="21"/>
-        </w:rPr>
-        <w:t>③ 모든 파일이 나온다</w:t>
-      </w:r>
-    </w:p>
-    <w:p>
-      <w:r>
-        <w:rPr>
-          <w:rFonts w:ascii="맑은 고딕" w:hAnsi="맑은 고딕" w:eastAsia="맑은 고딕"/>
-          <w:sz w:val="21"/>
-        </w:rPr>
-        <w:t>④ 오류가 발생한다</w:t>
+        <w:t xml:space="preserve">[중-07] 같은 상황에서 </w:t>
+      </w:r>
+      <w:r>
+        <w:rPr>
+          <w:rFonts w:ascii="Consolas" w:hAnsi="Consolas" w:eastAsia="맑은 고딕"/>
+          <w:sz w:val="21"/>
+        </w:rPr>
+        <w:t xml:space="preserve">V$RECOVER_FILE</w:t>
+      </w:r>
+      <w:r>
+        <w:rPr>
+          <w:rFonts w:ascii="맑은 고딕" w:hAnsi="맑은 고딕" w:eastAsia="맑은 고딕"/>
+          <w:sz w:val="21"/>
+        </w:rPr>
+        <w:t xml:space="preserve">을 조회하면?</w:t>
+      </w:r>
+    </w:p>
+    <w:p>
+      <w:r>
+        <w:rPr>
+          <w:rFonts w:ascii="맑은 고딕" w:hAnsi="맑은 고딕" w:eastAsia="맑은 고딕"/>
+          <w:sz w:val="21"/>
+        </w:rPr>
+        <w:t>① 오류가 발생한다</w:t>
+      </w:r>
+    </w:p>
+    <w:p>
+      <w:r>
+        <w:rPr>
+          <w:rFonts w:ascii="맑은 고딕" w:hAnsi="맑은 고딕" w:eastAsia="맑은 고딕"/>
+          <w:sz w:val="21"/>
+        </w:rPr>
+        <w:t>② no rows selected — 이 뷰만 믿으면 문제를 놓친다</w:t>
+      </w:r>
+    </w:p>
+    <w:p>
+      <w:r>
+        <w:rPr>
+          <w:rFonts w:ascii="맑은 고딕" w:hAnsi="맑은 고딕" w:eastAsia="맑은 고딕"/>
+          <w:sz w:val="21"/>
+        </w:rPr>
+        <w:t>③ 16번 파일이 나온다</w:t>
+      </w:r>
+    </w:p>
+    <w:p>
+      <w:r>
+        <w:rPr>
+          <w:rFonts w:ascii="맑은 고딕" w:hAnsi="맑은 고딕" w:eastAsia="맑은 고딕"/>
+          <w:sz w:val="21"/>
+        </w:rPr>
+        <w:t>④ 모든 파일이 나온다</w:t>
       </w:r>
     </w:p>
     <w:p>
@@ -1535,16 +1605,16 @@
           <w:rFonts w:ascii="맑은 고딕" w:hAnsi="맑은 고딕" w:eastAsia="맑은 고딕"/>
           <w:sz w:val="21"/>
         </w:rPr>
-        <w:t>③ 다른 파일에서 문제가 생겼다</w:t>
-      </w:r>
-    </w:p>
-    <w:p>
-      <w:r>
-        <w:rPr>
-          <w:rFonts w:ascii="맑은 고딕" w:hAnsi="맑은 고딕" w:eastAsia="맑은 고딕"/>
-          <w:sz w:val="21"/>
-        </w:rPr>
-        <w:t>④ 아무 의미 없다</w:t>
+        <w:t>③ 아무 의미 없다</w:t>
+      </w:r>
+    </w:p>
+    <w:p>
+      <w:r>
+        <w:rPr>
+          <w:rFonts w:ascii="맑은 고딕" w:hAnsi="맑은 고딕" w:eastAsia="맑은 고딕"/>
+          <w:sz w:val="21"/>
+        </w:rPr>
+        <w:t>④ 다른 파일에서 문제가 생겼다</w:t>
       </w:r>
     </w:p>
     <w:p>
@@ -1562,16 +1632,30 @@
           <w:rFonts w:ascii="맑은 고딕" w:hAnsi="맑은 고딕" w:eastAsia="맑은 고딕"/>
           <w:sz w:val="21"/>
         </w:rPr>
-        <w:t>[중-09] `AS NEW`가 올바른 이름과 크기의 파일을 만들 수 있는 근거는?</w:t>
-      </w:r>
-    </w:p>
-    <w:p>
-      <w:r>
-        <w:rPr>
-          <w:rFonts w:ascii="맑은 고딕" w:hAnsi="맑은 고딕" w:eastAsia="맑은 고딕"/>
-          <w:sz w:val="21"/>
-        </w:rPr>
-        <w:t>① 리두에서 테이블스페이스 이름과 크기를 읽기 때문</w:t>
+        <w:t xml:space="preserve">[중-09] </w:t>
+      </w:r>
+      <w:r>
+        <w:rPr>
+          <w:rFonts w:ascii="Consolas" w:hAnsi="Consolas" w:eastAsia="맑은 고딕"/>
+          <w:sz w:val="21"/>
+        </w:rPr>
+        <w:t xml:space="preserve">AS NEW</w:t>
+      </w:r>
+      <w:r>
+        <w:rPr>
+          <w:rFonts w:ascii="맑은 고딕" w:hAnsi="맑은 고딕" w:eastAsia="맑은 고딕"/>
+          <w:sz w:val="21"/>
+        </w:rPr>
+        <w:t xml:space="preserve">가 올바른 이름과 크기의 파일을 만들 수 있는 근거는?</w:t>
+      </w:r>
+    </w:p>
+    <w:p>
+      <w:r>
+        <w:rPr>
+          <w:rFonts w:ascii="맑은 고딕" w:hAnsi="맑은 고딕" w:eastAsia="맑은 고딕"/>
+          <w:sz w:val="21"/>
+        </w:rPr>
+        <w:t>① 기본값을 쓰기 때문</w:t>
       </w:r>
     </w:p>
     <w:p>
@@ -1589,16 +1673,16 @@
           <w:rFonts w:ascii="맑은 고딕" w:hAnsi="맑은 고딕" w:eastAsia="맑은 고딕"/>
           <w:sz w:val="21"/>
         </w:rPr>
-        <w:t>③ Primary에서 전송받기 때문</w:t>
-      </w:r>
-    </w:p>
-    <w:p>
-      <w:r>
-        <w:rPr>
-          <w:rFonts w:ascii="맑은 고딕" w:hAnsi="맑은 고딕" w:eastAsia="맑은 고딕"/>
-          <w:sz w:val="21"/>
-        </w:rPr>
-        <w:t>④ 기본값을 쓰기 때문</w:t>
+        <w:t>③ 리두에서 테이블스페이스 이름과 크기를 읽기 때문</w:t>
+      </w:r>
+    </w:p>
+    <w:p>
+      <w:r>
+        <w:rPr>
+          <w:rFonts w:ascii="맑은 고딕" w:hAnsi="맑은 고딕" w:eastAsia="맑은 고딕"/>
+          <w:sz w:val="21"/>
+        </w:rPr>
+        <w:t>④ Primary에서 전송받기 때문</w:t>
       </w:r>
     </w:p>
     <w:p>
@@ -1616,16 +1700,30 @@
           <w:rFonts w:ascii="맑은 고딕" w:hAnsi="맑은 고딕" w:eastAsia="맑은 고딕"/>
           <w:sz w:val="21"/>
         </w:rPr>
-        <w:t>[중-10] 실습에서 `AS NEW`로 만들어진 파일 이름은?</w:t>
-      </w:r>
-    </w:p>
-    <w:p>
-      <w:r>
-        <w:rPr>
-          <w:rFonts w:ascii="맑은 고딕" w:hAnsi="맑은 고딕" w:eastAsia="맑은 고딕"/>
-          <w:sz w:val="21"/>
-        </w:rPr>
-        <w:t>① o1_mf_dg_ts2_o8z81hpl_.dbf</w:t>
+        <w:t xml:space="preserve">[중-10] 실습에서 </w:t>
+      </w:r>
+      <w:r>
+        <w:rPr>
+          <w:rFonts w:ascii="Consolas" w:hAnsi="Consolas" w:eastAsia="맑은 고딕"/>
+          <w:sz w:val="21"/>
+        </w:rPr>
+        <w:t xml:space="preserve">AS NEW</w:t>
+      </w:r>
+      <w:r>
+        <w:rPr>
+          <w:rFonts w:ascii="맑은 고딕" w:hAnsi="맑은 고딕" w:eastAsia="맑은 고딕"/>
+          <w:sz w:val="21"/>
+        </w:rPr>
+        <w:t xml:space="preserve">로 만들어진 파일 이름은?</w:t>
+      </w:r>
+    </w:p>
+    <w:p>
+      <w:r>
+        <w:rPr>
+          <w:rFonts w:ascii="맑은 고딕" w:hAnsi="맑은 고딕" w:eastAsia="맑은 고딕"/>
+          <w:sz w:val="21"/>
+        </w:rPr>
+        <w:t>① o1_mf_system_o8z81hpl_.dbf</w:t>
       </w:r>
     </w:p>
     <w:p>
@@ -1652,7 +1750,7 @@
           <w:rFonts w:ascii="맑은 고딕" w:hAnsi="맑은 고딕" w:eastAsia="맑은 고딕"/>
           <w:sz w:val="21"/>
         </w:rPr>
-        <w:t>④ o1_mf_system_o8z81hpl_.dbf</w:t>
+        <w:t>④ o1_mf_dg_ts2_o8z81hpl_.dbf</w:t>
       </w:r>
     </w:p>
     <w:p>
@@ -1679,34 +1777,34 @@
           <w:rFonts w:ascii="맑은 고딕" w:hAnsi="맑은 고딕" w:eastAsia="맑은 고딕"/>
           <w:sz w:val="21"/>
         </w:rPr>
-        <w:t>① MRP가 밀렸던 리두를 적용하면서 채운다</w:t>
-      </w:r>
-    </w:p>
-    <w:p>
-      <w:r>
-        <w:rPr>
-          <w:rFonts w:ascii="맑은 고딕" w:hAnsi="맑은 고딕" w:eastAsia="맑은 고딕"/>
-          <w:sz w:val="21"/>
-        </w:rPr>
-        <w:t>② Primary에서 파일을 복사한다</w:t>
-      </w:r>
-    </w:p>
-    <w:p>
-      <w:r>
-        <w:rPr>
-          <w:rFonts w:ascii="맑은 고딕" w:hAnsi="맑은 고딕" w:eastAsia="맑은 고딕"/>
-          <w:sz w:val="21"/>
-        </w:rPr>
-        <w:t>③ 빈 채로 남는다</w:t>
-      </w:r>
-    </w:p>
-    <w:p>
-      <w:r>
-        <w:rPr>
-          <w:rFonts w:ascii="맑은 고딕" w:hAnsi="맑은 고딕" w:eastAsia="맑은 고딕"/>
-          <w:sz w:val="21"/>
-        </w:rPr>
-        <w:t>④ RMAN이 복원한다</w:t>
+        <w:t>① Primary에서 파일을 복사한다</w:t>
+      </w:r>
+    </w:p>
+    <w:p>
+      <w:r>
+        <w:rPr>
+          <w:rFonts w:ascii="맑은 고딕" w:hAnsi="맑은 고딕" w:eastAsia="맑은 고딕"/>
+          <w:sz w:val="21"/>
+        </w:rPr>
+        <w:t>② RMAN이 복원한다</w:t>
+      </w:r>
+    </w:p>
+    <w:p>
+      <w:r>
+        <w:rPr>
+          <w:rFonts w:ascii="맑은 고딕" w:hAnsi="맑은 고딕" w:eastAsia="맑은 고딕"/>
+          <w:sz w:val="21"/>
+        </w:rPr>
+        <w:t>③ MRP가 밀렸던 리두를 적용하면서 채운다</w:t>
+      </w:r>
+    </w:p>
+    <w:p>
+      <w:r>
+        <w:rPr>
+          <w:rFonts w:ascii="맑은 고딕" w:hAnsi="맑은 고딕" w:eastAsia="맑은 고딕"/>
+          <w:sz w:val="21"/>
+        </w:rPr>
+        <w:t>④ 빈 채로 남는다</w:t>
       </w:r>
     </w:p>
     <w:p>
@@ -1733,25 +1831,25 @@
           <w:rFonts w:ascii="맑은 고딕" w:hAnsi="맑은 고딕" w:eastAsia="맑은 고딕"/>
           <w:sz w:val="21"/>
         </w:rPr>
-        <w:t>① 대상 디렉터리가 미리 있어야 한다</w:t>
-      </w:r>
-    </w:p>
-    <w:p>
-      <w:r>
-        <w:rPr>
-          <w:rFonts w:ascii="맑은 고딕" w:hAnsi="맑은 고딕" w:eastAsia="맑은 고딕"/>
-          <w:sz w:val="21"/>
-        </w:rPr>
-        <w:t>② RMAN 백업</w:t>
-      </w:r>
-    </w:p>
-    <w:p>
-      <w:r>
-        <w:rPr>
-          <w:rFonts w:ascii="맑은 고딕" w:hAnsi="맑은 고딕" w:eastAsia="맑은 고딕"/>
-          <w:sz w:val="21"/>
-        </w:rPr>
-        <w:t>③ 재기동</w:t>
+        <w:t>① RMAN 백업</w:t>
+      </w:r>
+    </w:p>
+    <w:p>
+      <w:r>
+        <w:rPr>
+          <w:rFonts w:ascii="맑은 고딕" w:hAnsi="맑은 고딕" w:eastAsia="맑은 고딕"/>
+          <w:sz w:val="21"/>
+        </w:rPr>
+        <w:t>② 재기동</w:t>
+      </w:r>
+    </w:p>
+    <w:p>
+      <w:r>
+        <w:rPr>
+          <w:rFonts w:ascii="맑은 고딕" w:hAnsi="맑은 고딕" w:eastAsia="맑은 고딕"/>
+          <w:sz w:val="21"/>
+        </w:rPr>
+        <w:t>③ 대상 디렉터리가 미리 있어야 한다</w:t>
       </w:r>
     </w:p>
     <w:p>
@@ -1787,7 +1885,7 @@
           <w:rFonts w:ascii="맑은 고딕" w:hAnsi="맑은 고딕" w:eastAsia="맑은 고딕"/>
           <w:sz w:val="21"/>
         </w:rPr>
-        <w:t>① GUID 디렉터리와 그 아래 datafile 디렉터리, 데이터 파일</w:t>
+        <w:t>① 디렉터리만</w:t>
       </w:r>
     </w:p>
     <w:p>
@@ -1805,7 +1903,7 @@
           <w:rFonts w:ascii="맑은 고딕" w:hAnsi="맑은 고딕" w:eastAsia="맑은 고딕"/>
           <w:sz w:val="21"/>
         </w:rPr>
-        <w:t>③ 디렉터리만</w:t>
+        <w:t>③ GUID 디렉터리와 그 아래 datafile 디렉터리, 데이터 파일</w:t>
       </w:r>
     </w:p>
     <w:p>
@@ -1886,43 +1984,57 @@
           <w:rFonts w:ascii="맑은 고딕" w:hAnsi="맑은 고딕" w:eastAsia="맑은 고딕"/>
           <w:sz w:val="21"/>
         </w:rPr>
-        <w:t>[중-15] PDB를 `INCLUDING DATAFILES`로 지운 뒤 Standby에 남는 것은?</w:t>
-      </w:r>
-    </w:p>
-    <w:p>
-      <w:r>
-        <w:rPr>
-          <w:rFonts w:ascii="맑은 고딕" w:hAnsi="맑은 고딕" w:eastAsia="맑은 고딕"/>
-          <w:sz w:val="21"/>
-        </w:rPr>
-        <w:t>① 빈 GUID 디렉터리</w:t>
-      </w:r>
-    </w:p>
-    <w:p>
-      <w:r>
-        <w:rPr>
-          <w:rFonts w:ascii="맑은 고딕" w:hAnsi="맑은 고딕" w:eastAsia="맑은 고딕"/>
-          <w:sz w:val="21"/>
-        </w:rPr>
-        <w:t>② 데이터 파일</w:t>
-      </w:r>
-    </w:p>
-    <w:p>
-      <w:r>
-        <w:rPr>
-          <w:rFonts w:ascii="맑은 고딕" w:hAnsi="맑은 고딕" w:eastAsia="맑은 고딕"/>
-          <w:sz w:val="21"/>
-        </w:rPr>
-        <w:t>③ UNNAMED 파일</w:t>
-      </w:r>
-    </w:p>
-    <w:p>
-      <w:r>
-        <w:rPr>
-          <w:rFonts w:ascii="맑은 고딕" w:hAnsi="맑은 고딕" w:eastAsia="맑은 고딕"/>
-          <w:sz w:val="21"/>
-        </w:rPr>
-        <w:t>④ 아무것도 남지 않는다</w:t>
+        <w:t xml:space="preserve">[중-15] PDB를 </w:t>
+      </w:r>
+      <w:r>
+        <w:rPr>
+          <w:rFonts w:ascii="Consolas" w:hAnsi="Consolas" w:eastAsia="맑은 고딕"/>
+          <w:sz w:val="21"/>
+        </w:rPr>
+        <w:t xml:space="preserve">INCLUDING DATAFILES</w:t>
+      </w:r>
+      <w:r>
+        <w:rPr>
+          <w:rFonts w:ascii="맑은 고딕" w:hAnsi="맑은 고딕" w:eastAsia="맑은 고딕"/>
+          <w:sz w:val="21"/>
+        </w:rPr>
+        <w:t xml:space="preserve">로 지운 뒤 Standby에 남는 것은?</w:t>
+      </w:r>
+    </w:p>
+    <w:p>
+      <w:r>
+        <w:rPr>
+          <w:rFonts w:ascii="맑은 고딕" w:hAnsi="맑은 고딕" w:eastAsia="맑은 고딕"/>
+          <w:sz w:val="21"/>
+        </w:rPr>
+        <w:t>① UNNAMED 파일</w:t>
+      </w:r>
+    </w:p>
+    <w:p>
+      <w:r>
+        <w:rPr>
+          <w:rFonts w:ascii="맑은 고딕" w:hAnsi="맑은 고딕" w:eastAsia="맑은 고딕"/>
+          <w:sz w:val="21"/>
+        </w:rPr>
+        <w:t>② 아무것도 남지 않는다</w:t>
+      </w:r>
+    </w:p>
+    <w:p>
+      <w:r>
+        <w:rPr>
+          <w:rFonts w:ascii="맑은 고딕" w:hAnsi="맑은 고딕" w:eastAsia="맑은 고딕"/>
+          <w:sz w:val="21"/>
+        </w:rPr>
+        <w:t>③ 데이터 파일</w:t>
+      </w:r>
+    </w:p>
+    <w:p>
+      <w:r>
+        <w:rPr>
+          <w:rFonts w:ascii="맑은 고딕" w:hAnsi="맑은 고딕" w:eastAsia="맑은 고딕"/>
+          <w:sz w:val="21"/>
+        </w:rPr>
+        <w:t>④ 빈 GUID 디렉터리</w:t>
       </w:r>
     </w:p>
     <w:p>
@@ -1949,34 +2061,34 @@
           <w:rFonts w:ascii="맑은 고딕" w:hAnsi="맑은 고딕" w:eastAsia="맑은 고딕"/>
           <w:sz w:val="21"/>
         </w:rPr>
-        <w:t>① rmdir — 비어 있지 않으면 실패해 보호가 된다</w:t>
-      </w:r>
-    </w:p>
-    <w:p>
-      <w:r>
-        <w:rPr>
-          <w:rFonts w:ascii="맑은 고딕" w:hAnsi="맑은 고딕" w:eastAsia="맑은 고딕"/>
-          <w:sz w:val="21"/>
-        </w:rPr>
-        <w:t>② rm -rf — 확실하게 지운다</w:t>
-      </w:r>
-    </w:p>
-    <w:p>
-      <w:r>
-        <w:rPr>
-          <w:rFonts w:ascii="맑은 고딕" w:hAnsi="맑은 고딕" w:eastAsia="맑은 고딕"/>
-          <w:sz w:val="21"/>
-        </w:rPr>
-        <w:t>③ find -delete</w:t>
-      </w:r>
-    </w:p>
-    <w:p>
-      <w:r>
-        <w:rPr>
-          <w:rFonts w:ascii="맑은 고딕" w:hAnsi="맑은 고딕" w:eastAsia="맑은 고딕"/>
-          <w:sz w:val="21"/>
-        </w:rPr>
-        <w:t>④ 지우면 안 된다</w:t>
+        <w:t>① find -delete</w:t>
+      </w:r>
+    </w:p>
+    <w:p>
+      <w:r>
+        <w:rPr>
+          <w:rFonts w:ascii="맑은 고딕" w:hAnsi="맑은 고딕" w:eastAsia="맑은 고딕"/>
+          <w:sz w:val="21"/>
+        </w:rPr>
+        <w:t>② 지우면 안 된다</w:t>
+      </w:r>
+    </w:p>
+    <w:p>
+      <w:r>
+        <w:rPr>
+          <w:rFonts w:ascii="맑은 고딕" w:hAnsi="맑은 고딕" w:eastAsia="맑은 고딕"/>
+          <w:sz w:val="21"/>
+        </w:rPr>
+        <w:t>③ rmdir — 비어 있지 않으면 실패해 보호가 된다</w:t>
+      </w:r>
+    </w:p>
+    <w:p>
+      <w:r>
+        <w:rPr>
+          <w:rFonts w:ascii="맑은 고딕" w:hAnsi="맑은 고딕" w:eastAsia="맑은 고딕"/>
+          <w:sz w:val="21"/>
+        </w:rPr>
+        <w:t>④ rm -rf — 확실하게 지운다</w:t>
       </w:r>
     </w:p>
     <w:p>
@@ -2003,34 +2115,34 @@
           <w:rFonts w:ascii="맑은 고딕" w:hAnsi="맑은 고딕" w:eastAsia="맑은 고딕"/>
           <w:sz w:val="21"/>
         </w:rPr>
-        <w:t>① Standby는 자신의 온라인 리두를 쓰지 않기 때문</w:t>
-      </w:r>
-    </w:p>
-    <w:p>
-      <w:r>
-        <w:rPr>
-          <w:rFonts w:ascii="맑은 고딕" w:hAnsi="맑은 고딕" w:eastAsia="맑은 고딕"/>
-          <w:sz w:val="21"/>
-        </w:rPr>
-        <w:t>② 크기가 크기 때문</w:t>
-      </w:r>
-    </w:p>
-    <w:p>
-      <w:r>
-        <w:rPr>
-          <w:rFonts w:ascii="맑은 고딕" w:hAnsi="맑은 고딕" w:eastAsia="맑은 고딕"/>
-          <w:sz w:val="21"/>
-        </w:rPr>
-        <w:t>③ 파라미터 설정이 없기 때문</w:t>
-      </w:r>
-    </w:p>
-    <w:p>
-      <w:r>
-        <w:rPr>
-          <w:rFonts w:ascii="맑은 고딕" w:hAnsi="맑은 고딕" w:eastAsia="맑은 고딕"/>
-          <w:sz w:val="21"/>
-        </w:rPr>
-        <w:t>④ 버그이기 때문</w:t>
+        <w:t>① 크기가 크기 때문</w:t>
+      </w:r>
+    </w:p>
+    <w:p>
+      <w:r>
+        <w:rPr>
+          <w:rFonts w:ascii="맑은 고딕" w:hAnsi="맑은 고딕" w:eastAsia="맑은 고딕"/>
+          <w:sz w:val="21"/>
+        </w:rPr>
+        <w:t>② 파라미터 설정이 없기 때문</w:t>
+      </w:r>
+    </w:p>
+    <w:p>
+      <w:r>
+        <w:rPr>
+          <w:rFonts w:ascii="맑은 고딕" w:hAnsi="맑은 고딕" w:eastAsia="맑은 고딕"/>
+          <w:sz w:val="21"/>
+        </w:rPr>
+        <w:t>③ 버그이기 때문</w:t>
+      </w:r>
+    </w:p>
+    <w:p>
+      <w:r>
+        <w:rPr>
+          <w:rFonts w:ascii="맑은 고딕" w:hAnsi="맑은 고딕" w:eastAsia="맑은 고딕"/>
+          <w:sz w:val="21"/>
+        </w:rPr>
+        <w:t>④ Standby는 자신의 온라인 리두를 쓰지 않기 때문</w:t>
       </w:r>
     </w:p>
     <w:p>
@@ -2057,25 +2169,25 @@
           <w:rFonts w:ascii="맑은 고딕" w:hAnsi="맑은 고딕" w:eastAsia="맑은 고딕"/>
           <w:sz w:val="21"/>
         </w:rPr>
-        <w:t>① 역할 전환 후</w:t>
-      </w:r>
-    </w:p>
-    <w:p>
-      <w:r>
-        <w:rPr>
-          <w:rFonts w:ascii="맑은 고딕" w:hAnsi="맑은 고딕" w:eastAsia="맑은 고딕"/>
-          <w:sz w:val="21"/>
-        </w:rPr>
-        <w:t>② 즉시</w:t>
-      </w:r>
-    </w:p>
-    <w:p>
-      <w:r>
-        <w:rPr>
-          <w:rFonts w:ascii="맑은 고딕" w:hAnsi="맑은 고딕" w:eastAsia="맑은 고딕"/>
-          <w:sz w:val="21"/>
-        </w:rPr>
-        <w:t>③ 백업 시</w:t>
+        <w:t>① 백업 시</w:t>
+      </w:r>
+    </w:p>
+    <w:p>
+      <w:r>
+        <w:rPr>
+          <w:rFonts w:ascii="맑은 고딕" w:hAnsi="맑은 고딕" w:eastAsia="맑은 고딕"/>
+          <w:sz w:val="21"/>
+        </w:rPr>
+        <w:t>② 역할 전환 후</w:t>
+      </w:r>
+    </w:p>
+    <w:p>
+      <w:r>
+        <w:rPr>
+          <w:rFonts w:ascii="맑은 고딕" w:hAnsi="맑은 고딕" w:eastAsia="맑은 고딕"/>
+          <w:sz w:val="21"/>
+        </w:rPr>
+        <w:t>③ 즉시</w:t>
       </w:r>
     </w:p>
     <w:p>
@@ -2102,16 +2214,30 @@
           <w:rFonts w:ascii="맑은 고딕" w:hAnsi="맑은 고딕" w:eastAsia="맑은 고딕"/>
           <w:sz w:val="21"/>
         </w:rPr>
-        <w:t>[중-19] `DROP LOGFILE GROUP` 후 운영체제 파일은?</w:t>
-      </w:r>
-    </w:p>
-    <w:p>
-      <w:r>
-        <w:rPr>
-          <w:rFonts w:ascii="맑은 고딕" w:hAnsi="맑은 고딕" w:eastAsia="맑은 고딕"/>
-          <w:sz w:val="21"/>
-        </w:rPr>
-        <w:t>① 남는다. 오라클이 지우지 않는다</w:t>
+        <w:t xml:space="preserve">[중-19] </w:t>
+      </w:r>
+      <w:r>
+        <w:rPr>
+          <w:rFonts w:ascii="Consolas" w:hAnsi="Consolas" w:eastAsia="맑은 고딕"/>
+          <w:sz w:val="21"/>
+        </w:rPr>
+        <w:t xml:space="preserve">DROP LOGFILE GROUP</w:t>
+      </w:r>
+      <w:r>
+        <w:rPr>
+          <w:rFonts w:ascii="맑은 고딕" w:hAnsi="맑은 고딕" w:eastAsia="맑은 고딕"/>
+          <w:sz w:val="21"/>
+        </w:rPr>
+        <w:t xml:space="preserve"> 후 운영체제 파일은?</w:t>
+      </w:r>
+    </w:p>
+    <w:p>
+      <w:r>
+        <w:rPr>
+          <w:rFonts w:ascii="맑은 고딕" w:hAnsi="맑은 고딕" w:eastAsia="맑은 고딕"/>
+          <w:sz w:val="21"/>
+        </w:rPr>
+        <w:t>① 이름이 바뀐다</w:t>
       </w:r>
     </w:p>
     <w:p>
@@ -2129,7 +2255,7 @@
           <w:rFonts w:ascii="맑은 고딕" w:hAnsi="맑은 고딕" w:eastAsia="맑은 고딕"/>
           <w:sz w:val="21"/>
         </w:rPr>
-        <w:t>③ 이름이 바뀐다</w:t>
+        <w:t>③ 남는다. 오라클이 지우지 않는다</w:t>
       </w:r>
     </w:p>
     <w:p>
@@ -2165,16 +2291,16 @@
           <w:rFonts w:ascii="맑은 고딕" w:hAnsi="맑은 고딕" w:eastAsia="맑은 고딕"/>
           <w:sz w:val="21"/>
         </w:rPr>
-        <w:t>① ORA-00301 + ORA-27038</w:t>
-      </w:r>
-    </w:p>
-    <w:p>
-      <w:r>
-        <w:rPr>
-          <w:rFonts w:ascii="맑은 고딕" w:hAnsi="맑은 고딕" w:eastAsia="맑은 고딕"/>
-          <w:sz w:val="21"/>
-        </w:rPr>
-        <w:t>② ORA-00359</w:t>
+        <w:t>① ORA-00359</w:t>
+      </w:r>
+    </w:p>
+    <w:p>
+      <w:r>
+        <w:rPr>
+          <w:rFonts w:ascii="맑은 고딕" w:hAnsi="맑은 고딕" w:eastAsia="맑은 고딕"/>
+          <w:sz w:val="21"/>
+        </w:rPr>
+        <w:t>② 정상 생성된다</w:t>
       </w:r>
     </w:p>
     <w:p>
@@ -2192,7 +2318,7 @@
           <w:rFonts w:ascii="맑은 고딕" w:hAnsi="맑은 고딕" w:eastAsia="맑은 고딕"/>
           <w:sz w:val="21"/>
         </w:rPr>
-        <w:t>④ 정상 생성된다</w:t>
+        <w:t>④ ORA-00301 + ORA-27038</w:t>
       </w:r>
     </w:p>
     <w:p>
@@ -2227,16 +2353,16 @@
           <w:rFonts w:ascii="맑은 고딕" w:hAnsi="맑은 고딕" w:eastAsia="맑은 고딕"/>
           <w:sz w:val="21"/>
         </w:rPr>
-        <w:t>① Primary 쪽에 아무 신호가 없고 목적지도 VALID이기 때문</w:t>
-      </w:r>
-    </w:p>
-    <w:p>
-      <w:r>
-        <w:rPr>
-          <w:rFonts w:ascii="맑은 고딕" w:hAnsi="맑은 고딕" w:eastAsia="맑은 고딕"/>
-          <w:sz w:val="21"/>
-        </w:rPr>
-        <w:t>② 오류 메시지가 없기 때문</w:t>
+        <w:t>① 오류 메시지가 없기 때문</w:t>
+      </w:r>
+    </w:p>
+    <w:p>
+      <w:r>
+        <w:rPr>
+          <w:rFonts w:ascii="맑은 고딕" w:hAnsi="맑은 고딕" w:eastAsia="맑은 고딕"/>
+          <w:sz w:val="21"/>
+        </w:rPr>
+        <w:t>② Primary 쪽에 아무 신호가 없고 목적지도 VALID이기 때문</w:t>
       </w:r>
     </w:p>
     <w:p>
@@ -2272,7 +2398,21 @@
           <w:rFonts w:ascii="맑은 고딕" w:hAnsi="맑은 고딕" w:eastAsia="맑은 고딕"/>
           <w:sz w:val="21"/>
         </w:rPr>
-        <w:t>[상-02] `V$DATAGUARD_STATUS`를 읽을 때 주의할 점은?</w:t>
+        <w:t xml:space="preserve">[상-02] </w:t>
+      </w:r>
+      <w:r>
+        <w:rPr>
+          <w:rFonts w:ascii="Consolas" w:hAnsi="Consolas" w:eastAsia="맑은 고딕"/>
+          <w:sz w:val="21"/>
+        </w:rPr>
+        <w:t xml:space="preserve">V$DATAGUARD_STATUS</w:t>
+      </w:r>
+      <w:r>
+        <w:rPr>
+          <w:rFonts w:ascii="맑은 고딕" w:hAnsi="맑은 고딕" w:eastAsia="맑은 고딕"/>
+          <w:sz w:val="21"/>
+        </w:rPr>
+        <w:t xml:space="preserve">를 읽을 때 주의할 점은?</w:t>
       </w:r>
     </w:p>
     <w:p>
@@ -2290,16 +2430,16 @@
           <w:rFonts w:ascii="맑은 고딕" w:hAnsi="맑은 고딕" w:eastAsia="맑은 고딕"/>
           <w:sz w:val="21"/>
         </w:rPr>
-        <w:t>② 최신 한 건만 보면 된다</w:t>
-      </w:r>
-    </w:p>
-    <w:p>
-      <w:r>
-        <w:rPr>
-          <w:rFonts w:ascii="맑은 고딕" w:hAnsi="맑은 고딕" w:eastAsia="맑은 고딕"/>
-          <w:sz w:val="21"/>
-        </w:rPr>
-        <w:t>③ Warning은 모두 무시해도 된다</w:t>
+        <w:t>② Warning은 모두 무시해도 된다</w:t>
+      </w:r>
+    </w:p>
+    <w:p>
+      <w:r>
+        <w:rPr>
+          <w:rFonts w:ascii="맑은 고딕" w:hAnsi="맑은 고딕" w:eastAsia="맑은 고딕"/>
+          <w:sz w:val="21"/>
+        </w:rPr>
+        <w:t>③ 최신 한 건만 보면 된다</w:t>
       </w:r>
     </w:p>
     <w:p>
@@ -2326,7 +2466,21 @@
           <w:rFonts w:ascii="맑은 고딕" w:hAnsi="맑은 고딕" w:eastAsia="맑은 고딕"/>
           <w:sz w:val="21"/>
         </w:rPr>
-        <w:t>[상-03] `Warning 16037`이 뜻하는 것은?</w:t>
+        <w:t xml:space="preserve">[상-03] </w:t>
+      </w:r>
+      <w:r>
+        <w:rPr>
+          <w:rFonts w:ascii="Consolas" w:hAnsi="Consolas" w:eastAsia="맑은 고딕"/>
+          <w:sz w:val="21"/>
+        </w:rPr>
+        <w:t xml:space="preserve">Warning 16037</w:t>
+      </w:r>
+      <w:r>
+        <w:rPr>
+          <w:rFonts w:ascii="맑은 고딕" w:hAnsi="맑은 고딕" w:eastAsia="맑은 고딕"/>
+          <w:sz w:val="21"/>
+        </w:rPr>
+        <w:t xml:space="preserve">이 뜻하는 것은?</w:t>
       </w:r>
     </w:p>
     <w:p>
@@ -2344,25 +2498,25 @@
           <w:rFonts w:ascii="맑은 고딕" w:hAnsi="맑은 고딕" w:eastAsia="맑은 고딕"/>
           <w:sz w:val="21"/>
         </w:rPr>
-        <w:t>② 심각한 오류</w:t>
-      </w:r>
-    </w:p>
-    <w:p>
-      <w:r>
-        <w:rPr>
-          <w:rFonts w:ascii="맑은 고딕" w:hAnsi="맑은 고딕" w:eastAsia="맑은 고딕"/>
-          <w:sz w:val="21"/>
-        </w:rPr>
-        <w:t>③ 파일 손상</w:t>
-      </w:r>
-    </w:p>
-    <w:p>
-      <w:r>
-        <w:rPr>
-          <w:rFonts w:ascii="맑은 고딕" w:hAnsi="맑은 고딕" w:eastAsia="맑은 고딕"/>
-          <w:sz w:val="21"/>
-        </w:rPr>
-        <w:t>④ 네트워크 단절</w:t>
+        <w:t>② 네트워크 단절</w:t>
+      </w:r>
+    </w:p>
+    <w:p>
+      <w:r>
+        <w:rPr>
+          <w:rFonts w:ascii="맑은 고딕" w:hAnsi="맑은 고딕" w:eastAsia="맑은 고딕"/>
+          <w:sz w:val="21"/>
+        </w:rPr>
+        <w:t>③ 심각한 오류</w:t>
+      </w:r>
+    </w:p>
+    <w:p>
+      <w:r>
+        <w:rPr>
+          <w:rFonts w:ascii="맑은 고딕" w:hAnsi="맑은 고딕" w:eastAsia="맑은 고딕"/>
+          <w:sz w:val="21"/>
+        </w:rPr>
+        <w:t>④ 파일 손상</w:t>
       </w:r>
     </w:p>
     <w:p>
@@ -2389,34 +2543,34 @@
           <w:rFonts w:ascii="맑은 고딕" w:hAnsi="맑은 고딕" w:eastAsia="맑은 고딕"/>
           <w:sz w:val="21"/>
         </w:rPr>
-        <w:t>① 기동 스크립트에 ALTER PLUGGABLE DATABASE ALL OPEN READ ONLY를 넣는다</w:t>
-      </w:r>
-    </w:p>
-    <w:p>
-      <w:r>
-        <w:rPr>
-          <w:rFonts w:ascii="맑은 고딕" w:hAnsi="맑은 고딕" w:eastAsia="맑은 고딕"/>
-          <w:sz w:val="21"/>
-        </w:rPr>
-        <w:t>② PDB마다 파라미터를 설정한다</w:t>
-      </w:r>
-    </w:p>
-    <w:p>
-      <w:r>
-        <w:rPr>
-          <w:rFonts w:ascii="맑은 고딕" w:hAnsi="맑은 고딕" w:eastAsia="맑은 고딕"/>
-          <w:sz w:val="21"/>
-        </w:rPr>
-        <w:t>③ Primary에서 열면 따라 열린다</w:t>
-      </w:r>
-    </w:p>
-    <w:p>
-      <w:r>
-        <w:rPr>
-          <w:rFonts w:ascii="맑은 고딕" w:hAnsi="맑은 고딕" w:eastAsia="맑은 고딕"/>
-          <w:sz w:val="21"/>
-        </w:rPr>
-        <w:t>④ 방법이 없다</w:t>
+        <w:t>① 방법이 없다</w:t>
+      </w:r>
+    </w:p>
+    <w:p>
+      <w:r>
+        <w:rPr>
+          <w:rFonts w:ascii="맑은 고딕" w:hAnsi="맑은 고딕" w:eastAsia="맑은 고딕"/>
+          <w:sz w:val="21"/>
+        </w:rPr>
+        <w:t>② 기동 스크립트에 ALTER PLUGGABLE DATABASE ALL OPEN READ ONLY를 넣는다</w:t>
+      </w:r>
+    </w:p>
+    <w:p>
+      <w:r>
+        <w:rPr>
+          <w:rFonts w:ascii="맑은 고딕" w:hAnsi="맑은 고딕" w:eastAsia="맑은 고딕"/>
+          <w:sz w:val="21"/>
+        </w:rPr>
+        <w:t>③ PDB마다 파라미터를 설정한다</w:t>
+      </w:r>
+    </w:p>
+    <w:p>
+      <w:r>
+        <w:rPr>
+          <w:rFonts w:ascii="맑은 고딕" w:hAnsi="맑은 고딕" w:eastAsia="맑은 고딕"/>
+          <w:sz w:val="21"/>
+        </w:rPr>
+        <w:t>④ Primary에서 열면 따라 열린다</w:t>
       </w:r>
     </w:p>
     <w:p>
@@ -2434,25 +2588,39 @@
           <w:rFonts w:ascii="맑은 고딕" w:hAnsi="맑은 고딕" w:eastAsia="맑은 고딕"/>
           <w:sz w:val="21"/>
         </w:rPr>
-        <w:t>[상-05] CURRENT 리두 파일을 `rm`으로 지운 직후 아무 일도 일어나지 않는 이유는?</w:t>
-      </w:r>
-    </w:p>
-    <w:p>
-      <w:r>
-        <w:rPr>
-          <w:rFonts w:ascii="맑은 고딕" w:hAnsi="맑은 고딕" w:eastAsia="맑은 고딕"/>
-          <w:sz w:val="21"/>
-        </w:rPr>
-        <w:t>① 리눅스는 열려 있는 파일을 지워도 프로세스가 계속 쓸 수 있게 하기 때문</w:t>
-      </w:r>
-    </w:p>
-    <w:p>
-      <w:r>
-        <w:rPr>
-          <w:rFonts w:ascii="맑은 고딕" w:hAnsi="맑은 고딕" w:eastAsia="맑은 고딕"/>
-          <w:sz w:val="21"/>
-        </w:rPr>
-        <w:t>② 오라클이 캐시에 보관하기 때문</w:t>
+        <w:t xml:space="preserve">[상-05] CURRENT 리두 파일을 </w:t>
+      </w:r>
+      <w:r>
+        <w:rPr>
+          <w:rFonts w:ascii="Consolas" w:hAnsi="Consolas" w:eastAsia="맑은 고딕"/>
+          <w:sz w:val="21"/>
+        </w:rPr>
+        <w:t xml:space="preserve">rm</w:t>
+      </w:r>
+      <w:r>
+        <w:rPr>
+          <w:rFonts w:ascii="맑은 고딕" w:hAnsi="맑은 고딕" w:eastAsia="맑은 고딕"/>
+          <w:sz w:val="21"/>
+        </w:rPr>
+        <w:t xml:space="preserve">으로 지운 직후 아무 일도 일어나지 않는 이유는?</w:t>
+      </w:r>
+    </w:p>
+    <w:p>
+      <w:r>
+        <w:rPr>
+          <w:rFonts w:ascii="맑은 고딕" w:hAnsi="맑은 고딕" w:eastAsia="맑은 고딕"/>
+          <w:sz w:val="21"/>
+        </w:rPr>
+        <w:t>① 오라클이 캐시에 보관하기 때문</w:t>
+      </w:r>
+    </w:p>
+    <w:p>
+      <w:r>
+        <w:rPr>
+          <w:rFonts w:ascii="맑은 고딕" w:hAnsi="맑은 고딕" w:eastAsia="맑은 고딕"/>
+          <w:sz w:val="21"/>
+        </w:rPr>
+        <w:t>② Standby가 대신 쓰기 때문</w:t>
       </w:r>
     </w:p>
     <w:p>
@@ -2470,7 +2638,7 @@
           <w:rFonts w:ascii="맑은 고딕" w:hAnsi="맑은 고딕" w:eastAsia="맑은 고딕"/>
           <w:sz w:val="21"/>
         </w:rPr>
-        <w:t>④ Standby가 대신 쓰기 때문</w:t>
+        <w:t>④ 리눅스는 열려 있는 파일을 지워도 프로세스가 계속 쓸 수 있게 하기 때문</w:t>
       </w:r>
     </w:p>
     <w:p>
@@ -2497,7 +2665,7 @@
           <w:rFonts w:ascii="맑은 고딕" w:hAnsi="맑은 고딕" w:eastAsia="맑은 고딕"/>
           <w:sz w:val="21"/>
         </w:rPr>
-        <w:t>① ORA-27041 → ORA-00313 → LG01 사망 → PMON이 인스턴스 종료</w:t>
+        <w:t>① ORA-03113 → ORA-01034 → 자동 재기동</w:t>
       </w:r>
     </w:p>
     <w:p>
@@ -2515,16 +2683,16 @@
           <w:rFonts w:ascii="맑은 고딕" w:hAnsi="맑은 고딕" w:eastAsia="맑은 고딕"/>
           <w:sz w:val="21"/>
         </w:rPr>
-        <w:t>③ ORA-01623 → ORA-01624 → 자동 복구</w:t>
-      </w:r>
-    </w:p>
-    <w:p>
-      <w:r>
-        <w:rPr>
-          <w:rFonts w:ascii="맑은 고딕" w:hAnsi="맑은 고딕" w:eastAsia="맑은 고딕"/>
-          <w:sz w:val="21"/>
-        </w:rPr>
-        <w:t>④ ORA-03113 → ORA-01034 → 자동 재기동</w:t>
+        <w:t>③ ORA-27041 → ORA-00313 → LG01 사망 → PMON이 인스턴스 종료</w:t>
+      </w:r>
+    </w:p>
+    <w:p>
+      <w:r>
+        <w:rPr>
+          <w:rFonts w:ascii="맑은 고딕" w:hAnsi="맑은 고딕" w:eastAsia="맑은 고딕"/>
+          <w:sz w:val="21"/>
+        </w:rPr>
+        <w:t>④ ORA-01623 → ORA-01624 → 자동 복구</w:t>
       </w:r>
     </w:p>
     <w:p>
@@ -2542,7 +2710,21 @@
           <w:rFonts w:ascii="맑은 고딕" w:hAnsi="맑은 고딕" w:eastAsia="맑은 고딕"/>
           <w:sz w:val="21"/>
         </w:rPr>
-        <w:t>[상-07] `ALTER DATABASE CLEAR UNARCHIVED LOGFILE`이 ORA-01624로 거부된 이유는?</w:t>
+        <w:t xml:space="preserve">[상-07] </w:t>
+      </w:r>
+      <w:r>
+        <w:rPr>
+          <w:rFonts w:ascii="Consolas" w:hAnsi="Consolas" w:eastAsia="맑은 고딕"/>
+          <w:sz w:val="21"/>
+        </w:rPr>
+        <w:t xml:space="preserve">ALTER DATABASE CLEAR UNARCHIVED LOGFILE</w:t>
+      </w:r>
+      <w:r>
+        <w:rPr>
+          <w:rFonts w:ascii="맑은 고딕" w:hAnsi="맑은 고딕" w:eastAsia="맑은 고딕"/>
+          <w:sz w:val="21"/>
+        </w:rPr>
+        <w:t xml:space="preserve">이 ORA-01624로 거부된 이유는?</w:t>
       </w:r>
     </w:p>
     <w:p>
@@ -2560,7 +2742,7 @@
           <w:rFonts w:ascii="맑은 고딕" w:hAnsi="맑은 고딕" w:eastAsia="맑은 고딕"/>
           <w:sz w:val="21"/>
         </w:rPr>
-        <w:t>② 아카이브되지 않았기 때문</w:t>
+        <w:t>② 권한이 없기 때문</w:t>
       </w:r>
     </w:p>
     <w:p>
@@ -2578,7 +2760,7 @@
           <w:rFonts w:ascii="맑은 고딕" w:hAnsi="맑은 고딕" w:eastAsia="맑은 고딕"/>
           <w:sz w:val="21"/>
         </w:rPr>
-        <w:t>④ 권한이 없기 때문</w:t>
+        <w:t>④ 아카이브되지 않았기 때문</w:t>
       </w:r>
     </w:p>
     <w:p>
@@ -2605,34 +2787,34 @@
           <w:rFonts w:ascii="맑은 고딕" w:hAnsi="맑은 고딕" w:eastAsia="맑은 고딕"/>
           <w:sz w:val="21"/>
         </w:rPr>
-        <w:t>① ASYNC라 전송되지 못한 리두 꼬리가 있었기 때문</w:t>
-      </w:r>
-    </w:p>
-    <w:p>
-      <w:r>
-        <w:rPr>
-          <w:rFonts w:ascii="맑은 고딕" w:hAnsi="맑은 고딕" w:eastAsia="맑은 고딕"/>
-          <w:sz w:val="21"/>
-        </w:rPr>
-        <w:t>② SRL 파일이 손상되었기 때문</w:t>
-      </w:r>
-    </w:p>
-    <w:p>
-      <w:r>
-        <w:rPr>
-          <w:rFonts w:ascii="맑은 고딕" w:hAnsi="맑은 고딕" w:eastAsia="맑은 고딕"/>
-          <w:sz w:val="21"/>
-        </w:rPr>
-        <w:t>③ 파일 이름이 틀렸기 때문</w:t>
-      </w:r>
-    </w:p>
-    <w:p>
-      <w:r>
-        <w:rPr>
-          <w:rFonts w:ascii="맑은 고딕" w:hAnsi="맑은 고딕" w:eastAsia="맑은 고딕"/>
-          <w:sz w:val="21"/>
-        </w:rPr>
-        <w:t>④ 권한 문제 때문</w:t>
+        <w:t>① 파일 이름이 틀렸기 때문</w:t>
+      </w:r>
+    </w:p>
+    <w:p>
+      <w:r>
+        <w:rPr>
+          <w:rFonts w:ascii="맑은 고딕" w:hAnsi="맑은 고딕" w:eastAsia="맑은 고딕"/>
+          <w:sz w:val="21"/>
+        </w:rPr>
+        <w:t>② 권한 문제 때문</w:t>
+      </w:r>
+    </w:p>
+    <w:p>
+      <w:r>
+        <w:rPr>
+          <w:rFonts w:ascii="맑은 고딕" w:hAnsi="맑은 고딕" w:eastAsia="맑은 고딕"/>
+          <w:sz w:val="21"/>
+        </w:rPr>
+        <w:t>③ SRL 파일이 손상되었기 때문</w:t>
+      </w:r>
+    </w:p>
+    <w:p>
+      <w:r>
+        <w:rPr>
+          <w:rFonts w:ascii="맑은 고딕" w:hAnsi="맑은 고딕" w:eastAsia="맑은 고딕"/>
+          <w:sz w:val="21"/>
+        </w:rPr>
+        <w:t>④ ASYNC라 전송되지 못한 리두 꼬리가 있었기 때문</w:t>
       </w:r>
     </w:p>
     <w:p>
@@ -2659,34 +2841,34 @@
           <w:rFonts w:ascii="맑은 고딕" w:hAnsi="맑은 고딕" w:eastAsia="맑은 고딕"/>
           <w:sz w:val="21"/>
         </w:rPr>
-        <w:t>① MAXIMUM PROTECTION이었다면 커밋된 리두가 Standby에 모두 있었을 것이다</w:t>
-      </w:r>
-    </w:p>
-    <w:p>
-      <w:r>
-        <w:rPr>
-          <w:rFonts w:ascii="맑은 고딕" w:hAnsi="맑은 고딕" w:eastAsia="맑은 고딕"/>
-          <w:sz w:val="21"/>
-        </w:rPr>
-        <w:t>② 보호 모드와 무관하다</w:t>
-      </w:r>
-    </w:p>
-    <w:p>
-      <w:r>
-        <w:rPr>
-          <w:rFonts w:ascii="맑은 고딕" w:hAnsi="맑은 고딕" w:eastAsia="맑은 고딕"/>
-          <w:sz w:val="21"/>
-        </w:rPr>
-        <w:t>③ 성능 모드가 더 안전하다</w:t>
-      </w:r>
-    </w:p>
-    <w:p>
-      <w:r>
-        <w:rPr>
-          <w:rFonts w:ascii="맑은 고딕" w:hAnsi="맑은 고딕" w:eastAsia="맑은 고딕"/>
-          <w:sz w:val="21"/>
-        </w:rPr>
-        <w:t>④ 보호 모드를 높이면 복구가 느려진다</w:t>
+        <w:t>① 보호 모드와 무관하다</w:t>
+      </w:r>
+    </w:p>
+    <w:p>
+      <w:r>
+        <w:rPr>
+          <w:rFonts w:ascii="맑은 고딕" w:hAnsi="맑은 고딕" w:eastAsia="맑은 고딕"/>
+          <w:sz w:val="21"/>
+        </w:rPr>
+        <w:t>② MAXIMUM PROTECTION이었다면 커밋된 리두가 Standby에 모두 있었을 것이다</w:t>
+      </w:r>
+    </w:p>
+    <w:p>
+      <w:r>
+        <w:rPr>
+          <w:rFonts w:ascii="맑은 고딕" w:hAnsi="맑은 고딕" w:eastAsia="맑은 고딕"/>
+          <w:sz w:val="21"/>
+        </w:rPr>
+        <w:t>③ 보호 모드를 높이면 복구가 느려진다</w:t>
+      </w:r>
+    </w:p>
+    <w:p>
+      <w:r>
+        <w:rPr>
+          <w:rFonts w:ascii="맑은 고딕" w:hAnsi="맑은 고딕" w:eastAsia="맑은 고딕"/>
+          <w:sz w:val="21"/>
+        </w:rPr>
+        <w:t>④ 성능 모드가 더 안전하다</w:t>
       </w:r>
     </w:p>
     <w:p>
@@ -2713,37 +2895,39 @@
           <w:rFonts w:ascii="맑은 고딕" w:hAnsi="맑은 고딕" w:eastAsia="맑은 고딕"/>
           <w:sz w:val="21"/>
         </w:rPr>
-        <w:t>① DB에서 제거 → 조회로 확인 → 파일은 mv로 정리</w:t>
-      </w:r>
-    </w:p>
-    <w:p>
-      <w:r>
-        <w:rPr>
-          <w:rFonts w:ascii="맑은 고딕" w:hAnsi="맑은 고딕" w:eastAsia="맑은 고딕"/>
-          <w:sz w:val="21"/>
-        </w:rPr>
-        <w:t>② 파일 삭제 → DB에서 제거 → 확인</w:t>
-      </w:r>
-    </w:p>
-    <w:p>
-      <w:r>
-        <w:rPr>
-          <w:rFonts w:ascii="맑은 고딕" w:hAnsi="맑은 고딕" w:eastAsia="맑은 고딕"/>
-          <w:sz w:val="21"/>
-        </w:rPr>
-        <w:t>③ DB에서 제거 → 파일 rm → 재기동</w:t>
-      </w:r>
-    </w:p>
-    <w:p>
-      <w:r>
-        <w:rPr>
-          <w:rFonts w:ascii="맑은 고딕" w:hAnsi="맑은 고딕" w:eastAsia="맑은 고딕"/>
-          <w:sz w:val="21"/>
-        </w:rPr>
-        <w:t>④ 백업 → 파일 rm → DB에서 제거</w:t>
+        <w:t>① 백업 → 파일 rm → DB에서 제거</w:t>
+      </w:r>
+    </w:p>
+    <w:p>
+      <w:r>
+        <w:rPr>
+          <w:rFonts w:ascii="맑은 고딕" w:hAnsi="맑은 고딕" w:eastAsia="맑은 고딕"/>
+          <w:sz w:val="21"/>
+        </w:rPr>
+        <w:t>② DB에서 제거 → 조회로 확인 → 파일은 mv로 정리</w:t>
+      </w:r>
+    </w:p>
+    <w:p>
+      <w:r>
+        <w:rPr>
+          <w:rFonts w:ascii="맑은 고딕" w:hAnsi="맑은 고딕" w:eastAsia="맑은 고딕"/>
+          <w:sz w:val="21"/>
+        </w:rPr>
+        <w:t>③ 파일 삭제 → DB에서 제거 → 확인</w:t>
+      </w:r>
+    </w:p>
+    <w:p>
+      <w:r>
+        <w:rPr>
+          <w:rFonts w:ascii="맑은 고딕" w:hAnsi="맑은 고딕" w:eastAsia="맑은 고딕"/>
+          <w:sz w:val="21"/>
+        </w:rPr>
+        <w:t>④ DB에서 제거 → 파일 rm → 재기동</w:t>
       </w:r>
     </w:p>
     <w:sectPr>
+      <w:headerReference w:type="default" r:id="rId9"/>
+      <w:footerReference w:type="default" r:id="rId10"/>
       <w:pgSz w:w="12240" w:h="15840"/>
       <w:pgMar w:top="1440" w:right="1800" w:bottom="1440" w:left="1800" w:header="720" w:footer="720" w:gutter="0"/>
       <w:cols w:space="720"/>
@@ -2751,6 +2935,26 @@
     </w:sectPr>
   </w:body>
 </w:document>
+</file>
+
+<file path=word/footer1.xml><?xml version="1.0" encoding="utf-8"?>
+<w:ftr xmlns:m="http://schemas.openxmlformats.org/officeDocument/2006/math" xmlns:mc="http://schemas.openxmlformats.org/markup-compatibility/2006" xmlns:mo="http://schemas.microsoft.com/office/mac/office/2008/main" xmlns:mv="urn:schemas-microsoft-com:mac:vml" xmlns:o="urn:schemas-microsoft-com:office:office" xmlns:r="http://schemas.openxmlformats.org/officeDocument/2006/relationships" xmlns:v="urn:schemas-microsoft-com:vml" xmlns:w10="urn:schemas-microsoft-com:office:word" xmlns:w14="http://schemas.microsoft.com/office/word/2010/wordml" xmlns:w="http://schemas.openxmlformats.org/wordprocessingml/2006/main" xmlns:wne="http://schemas.microsoft.com/office/word/2006/wordml" xmlns:wp14="http://schemas.microsoft.com/office/word/2010/wordprocessingDrawing" xmlns:wp="http://schemas.openxmlformats.org/drawingml/2006/wordprocessingDrawing" xmlns:wpc="http://schemas.microsoft.com/office/word/2010/wordprocessingCanvas" xmlns:wpg="http://schemas.microsoft.com/office/word/2010/wordprocessingGroup" xmlns:wpi="http://schemas.microsoft.com/office/word/2010/wordprocessingInk" xmlns:wps="http://schemas.microsoft.com/office/word/2010/wordprocessingShape" mc:Ignorable="w14 wp14">
+  <w:p>
+    <w:pPr>
+      <w:pStyle w:val="Footer"/>
+    </w:pPr>
+  </w:p>
+</w:ftr>
+</file>
+
+<file path=word/header1.xml><?xml version="1.0" encoding="utf-8"?>
+<w:hdr xmlns:m="http://schemas.openxmlformats.org/officeDocument/2006/math" xmlns:mc="http://schemas.openxmlformats.org/markup-compatibility/2006" xmlns:mo="http://schemas.microsoft.com/office/mac/office/2008/main" xmlns:mv="urn:schemas-microsoft-com:mac:vml" xmlns:o="urn:schemas-microsoft-com:office:office" xmlns:r="http://schemas.openxmlformats.org/officeDocument/2006/relationships" xmlns:v="urn:schemas-microsoft-com:vml" xmlns:w10="urn:schemas-microsoft-com:office:word" xmlns:w14="http://schemas.microsoft.com/office/word/2010/wordml" xmlns:w="http://schemas.openxmlformats.org/wordprocessingml/2006/main" xmlns:wne="http://schemas.microsoft.com/office/word/2006/wordml" xmlns:wp14="http://schemas.microsoft.com/office/word/2010/wordprocessingDrawing" xmlns:wp="http://schemas.openxmlformats.org/drawingml/2006/wordprocessingDrawing" xmlns:wpc="http://schemas.microsoft.com/office/word/2010/wordprocessingCanvas" xmlns:wpg="http://schemas.microsoft.com/office/word/2010/wordprocessingGroup" xmlns:wpi="http://schemas.microsoft.com/office/word/2010/wordprocessingInk" xmlns:wps="http://schemas.microsoft.com/office/word/2010/wordprocessingShape" mc:Ignorable="w14 wp14">
+  <w:p>
+    <w:pPr>
+      <w:pStyle w:val="Header"/>
+    </w:pPr>
+  </w:p>
+</w:hdr>
 </file>
 
 <file path=word/numbering.xml><?xml version="1.0" encoding="utf-8"?>
